--- a/ref/CTR 06 2026-D1-CRA-Modelo_EV3 - Copia.docx
+++ b/ref/CTR 06 2026-D1-CRA-Modelo_EV3 - Copia.docx
@@ -2,26 +2,2556 @@
 <file path=word/document.xml><?xml version="1.0" encoding="utf-8"?>
 <w:document xmlns:wpc="http://schemas.microsoft.com/office/word/2010/wordprocessingCanvas" xmlns:cx="http://schemas.microsoft.com/office/drawing/2014/chartex" xmlns:cx1="http://schemas.microsoft.com/office/drawing/2015/9/8/chartex" xmlns:cx2="http://schemas.microsoft.com/office/drawing/2015/10/21/chartex" xmlns:cx3="http://schemas.microsoft.com/office/drawing/2016/5/9/chartex" xmlns:cx4="http://schemas.microsoft.com/office/drawing/2016/5/10/chartex" xmlns:cx5="http://schemas.microsoft.com/office/drawing/2016/5/11/chartex" xmlns:cx6="http://schemas.microsoft.com/office/drawing/2016/5/12/chartex" xmlns:cx7="http://schemas.microsoft.com/office/drawing/2016/5/13/chartex" xmlns:cx8="http://schemas.microsoft.com/office/drawing/2016/5/14/chartex" xmlns:mc="http://schemas.openxmlformats.org/markup-compatibility/2006" xmlns:aink="http://schemas.microsoft.com/office/drawing/2016/ink" xmlns:am3d="http://schemas.microsoft.com/office/drawing/2017/model3d" xmlns:o="urn:schemas-microsoft-com:office:office" xmlns:oel="http://schemas.microsoft.com/office/2019/extlst" xmlns:r="http://schemas.openxmlformats.org/officeDocument/2006/relationships" xmlns:m="http://schemas.openxmlformats.org/officeDocument/2006/math" xmlns:v="urn:schemas-microsoft-com:vml" xmlns:wp14="http://schemas.microsoft.com/office/word/2010/wordprocessingDrawing" xmlns:wp="http://schemas.openxmlformats.org/drawingml/2006/wordprocessingDrawing" xmlns:w10="urn:schemas-microsoft-com:office:word" xmlns:w="http://schemas.openxmlformats.org/wordprocessingml/2006/main" xmlns:w14="http://schemas.microsoft.com/office/word/2010/wordml" xmlns:w15="http://schemas.microsoft.com/office/word/2012/wordml" xmlns:w16cex="http://schemas.microsoft.com/office/word/2018/wordml/cex" xmlns:w16cid="http://schemas.microsoft.com/office/word/2016/wordml/cid" xmlns:w16="http://schemas.microsoft.com/office/word/2018/wordml" xmlns:w16du="http://schemas.microsoft.com/office/word/2023/wordml/word16du" xmlns:w16sdtdh="http://schemas.microsoft.com/office/word/2020/wordml/sdtdatahash" xmlns:w16sdtfl="http://schemas.microsoft.com/office/word/2024/wordml/sdtformatlock" xmlns:w16se="http://schemas.microsoft.com/office/word/2015/wordml/symex" xmlns:wpg="http://schemas.microsoft.com/office/word/2010/wordprocessingGroup" xmlns:wpi="http://schemas.microsoft.com/office/word/2010/wordprocessingInk" xmlns:wne="http://schemas.microsoft.com/office/word/2006/wordml" xmlns:wps="http://schemas.microsoft.com/office/word/2010/wordprocessingShape" mc:Ignorable="w14 w15 w16se w16cid w16 w16cex w16sdtdh w16sdtfl w16du wp14">
   <w:body>
-    <w:p>
-      <w:pPr>
-        <w:rPr>
-          <w:rFonts w:ascii="Aptos" w:hAnsi="Aptos"/>
-        </w:rPr>
-      </w:pPr>
-    </w:p>
-    <w:p>
-      <w:pPr>
-        <w:rPr>
-          <w:rFonts w:ascii="Aptos" w:hAnsi="Aptos"/>
-        </w:rPr>
-      </w:pPr>
-    </w:p>
-    <w:p>
-      <w:pPr>
-        <w:rPr>
-          <w:rFonts w:ascii="Aptos" w:hAnsi="Aptos"/>
-        </w:rPr>
-      </w:pPr>
+    <w:tbl>
+      <w:tblPr>
+        <w:tblW w:w="5000" w:type="pct"/>
+        <w:jc w:val="center"/>
+        <w:tblCellSpacing w:w="0" w:type="dxa"/>
+        <w:tblCellMar>
+          <w:left w:w="0" w:type="dxa"/>
+          <w:right w:w="0" w:type="dxa"/>
+        </w:tblCellMar>
+        <w:tblLook w:val="04A0" w:firstRow="1" w:lastRow="0" w:firstColumn="1" w:lastColumn="0" w:noHBand="0" w:noVBand="1"/>
+      </w:tblPr>
+      <w:tblGrid>
+        <w:gridCol w:w="10466"/>
+      </w:tblGrid>
+      <w:tr>
+        <w:trPr>
+          <w:tblCellSpacing w:w="0" w:type="dxa"/>
+          <w:jc w:val="center"/>
+        </w:trPr>
+        <w:tc>
+          <w:tcPr>
+            <w:tcW w:w="5000" w:type="pct"/>
+            <w:shd w:val="clear" w:color="auto" w:fill="DDDDDD"/>
+            <w:vAlign w:val="center"/>
+            <w:hideMark/>
+          </w:tcPr>
+          <w:p>
+            <w:pPr>
+              <w:spacing w:before="120" w:after="120"/>
+              <w:jc w:val="center"/>
+              <w:rPr>
+                <w:rFonts w:ascii="Aptos" w:hAnsi="Aptos"/>
+              </w:rPr>
+            </w:pPr>
+            <w:r>
+              <w:rPr>
+                <w:rFonts w:ascii="Aptos" w:hAnsi="Aptos"/>
+                <w:b/>
+                <w:bCs/>
+              </w:rPr>
+              <w:t>RELATÓRIO DE FISCALIZAÇÃO</w:t>
+            </w:r>
+            <w:r>
+              <w:rPr>
+                <w:rFonts w:ascii="Aptos" w:hAnsi="Aptos"/>
+                <w:b/>
+                <w:bCs/>
+              </w:rPr>
+              <w:t xml:space="preserve"> PROCESSO ADMINISTRATIVO CTR Nº </w:t>
+            </w:r>
+            <w:r>
+              <w:rPr>
+                <w:rFonts w:ascii="Aptos" w:hAnsi="Aptos"/>
+                <w:b/>
+                <w:bCs/>
+                <w:highlight w:val="yellow"/>
+              </w:rPr>
+              <w:t>0</w:t>
+            </w:r>
+            <w:r>
+              <w:rPr>
+                <w:rFonts w:ascii="Aptos" w:hAnsi="Aptos"/>
+                <w:b/>
+                <w:bCs/>
+                <w:highlight w:val="yellow"/>
+              </w:rPr>
+              <w:t>1</w:t>
+            </w:r>
+            <w:r>
+              <w:rPr>
+                <w:rFonts w:ascii="Aptos" w:hAnsi="Aptos"/>
+                <w:b/>
+                <w:bCs/>
+                <w:highlight w:val="yellow"/>
+              </w:rPr>
+              <w:t>/202</w:t>
+            </w:r>
+            <w:r>
+              <w:rPr>
+                <w:rFonts w:ascii="Aptos" w:hAnsi="Aptos"/>
+                <w:b/>
+                <w:bCs/>
+                <w:highlight w:val="yellow"/>
+              </w:rPr>
+              <w:t>6</w:t>
+            </w:r>
+          </w:p>
+        </w:tc>
+      </w:tr>
+    </w:tbl>
+    <w:p>
+      <w:pPr>
+        <w:jc w:val="center"/>
+        <w:rPr>
+          <w:rFonts w:ascii="Aptos" w:hAnsi="Aptos"/>
+        </w:rPr>
+      </w:pPr>
+      <w:r>
+        <w:rPr>
+          <w:rFonts w:ascii="Aptos" w:hAnsi="Aptos"/>
+          <w:noProof/>
+          <w:lang w:eastAsia="pt-BR"/>
+        </w:rPr>
+        <w:drawing>
+          <wp:inline distT="0" distB="0" distL="0" distR="0" wp14:anchorId="57D18F07" wp14:editId="0A2A3A9D">
+            <wp:extent cx="5400040" cy="4458335"/>
+            <wp:effectExtent l="0" t="0" r="0" b="0"/>
+            <wp:docPr id="209143773" name="Imagem 2"/>
+            <wp:cNvGraphicFramePr>
+              <a:graphicFrameLocks xmlns:a="http://schemas.openxmlformats.org/drawingml/2006/main" noChangeAspect="1"/>
+            </wp:cNvGraphicFramePr>
+            <a:graphic xmlns:a="http://schemas.openxmlformats.org/drawingml/2006/main">
+              <a:graphicData uri="http://schemas.openxmlformats.org/drawingml/2006/picture">
+                <pic:pic xmlns:pic="http://schemas.openxmlformats.org/drawingml/2006/picture">
+                  <pic:nvPicPr>
+                    <pic:cNvPr id="0" name="Picture 36"/>
+                    <pic:cNvPicPr>
+                      <a:picLocks noChangeAspect="1" noChangeArrowheads="1"/>
+                    </pic:cNvPicPr>
+                  </pic:nvPicPr>
+                  <pic:blipFill>
+                    <a:blip r:embed="rId8">
+                      <a:extLst>
+                        <a:ext uri="{28A0092B-C50C-407E-A947-70E740481C1C}">
+                          <a14:useLocalDpi xmlns:a14="http://schemas.microsoft.com/office/drawing/2010/main" val="0"/>
+                        </a:ext>
+                      </a:extLst>
+                    </a:blip>
+                    <a:srcRect/>
+                    <a:stretch>
+                      <a:fillRect/>
+                    </a:stretch>
+                  </pic:blipFill>
+                  <pic:spPr bwMode="auto">
+                    <a:xfrm>
+                      <a:off x="0" y="0"/>
+                      <a:ext cx="5400040" cy="4458335"/>
+                    </a:xfrm>
+                    <a:prstGeom prst="rect">
+                      <a:avLst/>
+                    </a:prstGeom>
+                    <a:noFill/>
+                    <a:ln>
+                      <a:noFill/>
+                    </a:ln>
+                  </pic:spPr>
+                </pic:pic>
+              </a:graphicData>
+            </a:graphic>
+          </wp:inline>
+        </w:drawing>
+      </w:r>
+    </w:p>
+    <w:p>
+      <w:pPr>
+        <w:rPr>
+          <w:rFonts w:ascii="Aptos" w:hAnsi="Aptos"/>
+        </w:rPr>
+      </w:pPr>
+      <w:bookmarkStart w:id="0" w:name="_Toc315682110"/>
+      <w:bookmarkStart w:id="1" w:name="_Toc315681744"/>
+      <w:bookmarkStart w:id="2" w:name="_Toc314513462"/>
+      <w:bookmarkStart w:id="3" w:name="_Toc314499911"/>
+      <w:bookmarkStart w:id="4" w:name="_Toc314472189"/>
+      <w:bookmarkStart w:id="5" w:name="_Toc314471677"/>
+      <w:bookmarkStart w:id="6" w:name="_Toc314468274"/>
+      <w:bookmarkStart w:id="7" w:name="_Toc314468176"/>
+      <w:bookmarkStart w:id="8" w:name="_Toc314219037"/>
+      <w:bookmarkStart w:id="9" w:name="_Toc314209209"/>
+      <w:bookmarkStart w:id="10" w:name="_Toc314138997"/>
+      <w:bookmarkStart w:id="11" w:name="_Toc314136486"/>
+      <w:bookmarkStart w:id="12" w:name="_Toc314136355"/>
+      <w:bookmarkStart w:id="13" w:name="_Toc314134746"/>
+      <w:bookmarkStart w:id="14" w:name="_Toc314130395"/>
+      <w:bookmarkStart w:id="15" w:name="_Toc314065914"/>
+      <w:bookmarkStart w:id="16" w:name="_Toc314065812"/>
+      <w:bookmarkStart w:id="17" w:name="_Toc314065573"/>
+      <w:bookmarkStart w:id="18" w:name="_Toc314065114"/>
+      <w:bookmarkStart w:id="19" w:name="_Toc314043839"/>
+      <w:bookmarkStart w:id="20" w:name="_Toc313892254"/>
+      <w:bookmarkStart w:id="21" w:name="_Toc313865685"/>
+      <w:bookmarkStart w:id="22" w:name="_Toc313864820"/>
+      <w:bookmarkStart w:id="23" w:name="_Toc313862900"/>
+      <w:bookmarkStart w:id="24" w:name="_Toc313367293"/>
+      <w:bookmarkStart w:id="25" w:name="_Toc313287246"/>
+      <w:bookmarkStart w:id="26" w:name="_Toc312997968"/>
+      <w:bookmarkStart w:id="27" w:name="_Toc312997536"/>
+      <w:bookmarkStart w:id="28" w:name="_Toc312997450"/>
+      <w:bookmarkStart w:id="29" w:name="_Toc312996276"/>
+      <w:bookmarkStart w:id="30" w:name="_Toc312996192"/>
+      <w:bookmarkStart w:id="31" w:name="_Toc312736510"/>
+      <w:bookmarkStart w:id="32" w:name="_Toc312735531"/>
+      <w:bookmarkStart w:id="33" w:name="_Toc312735425"/>
+      <w:bookmarkEnd w:id="0"/>
+      <w:bookmarkEnd w:id="1"/>
+      <w:bookmarkEnd w:id="2"/>
+      <w:bookmarkEnd w:id="3"/>
+      <w:bookmarkEnd w:id="4"/>
+      <w:bookmarkEnd w:id="5"/>
+      <w:bookmarkEnd w:id="6"/>
+      <w:bookmarkEnd w:id="7"/>
+      <w:bookmarkEnd w:id="8"/>
+      <w:bookmarkEnd w:id="9"/>
+      <w:bookmarkEnd w:id="10"/>
+      <w:bookmarkEnd w:id="11"/>
+      <w:bookmarkEnd w:id="12"/>
+      <w:bookmarkEnd w:id="13"/>
+      <w:bookmarkEnd w:id="14"/>
+      <w:bookmarkEnd w:id="15"/>
+      <w:bookmarkEnd w:id="16"/>
+      <w:bookmarkEnd w:id="17"/>
+      <w:bookmarkEnd w:id="18"/>
+      <w:bookmarkEnd w:id="19"/>
+      <w:bookmarkEnd w:id="20"/>
+      <w:bookmarkEnd w:id="21"/>
+      <w:bookmarkEnd w:id="22"/>
+      <w:bookmarkEnd w:id="23"/>
+      <w:bookmarkEnd w:id="24"/>
+      <w:bookmarkEnd w:id="25"/>
+      <w:bookmarkEnd w:id="26"/>
+      <w:bookmarkEnd w:id="27"/>
+      <w:bookmarkEnd w:id="28"/>
+      <w:bookmarkEnd w:id="29"/>
+      <w:bookmarkEnd w:id="30"/>
+      <w:bookmarkEnd w:id="31"/>
+      <w:bookmarkEnd w:id="32"/>
+      <w:bookmarkEnd w:id="33"/>
+    </w:p>
+    <w:p>
+      <w:pPr>
+        <w:jc w:val="center"/>
+        <w:rPr>
+          <w:rFonts w:ascii="Aptos" w:hAnsi="Aptos"/>
+          <w:b/>
+          <w:bCs/>
+        </w:rPr>
+      </w:pPr>
+      <w:r>
+        <w:rPr>
+          <w:rFonts w:ascii="Aptos" w:hAnsi="Aptos"/>
+          <w:b/>
+          <w:bCs/>
+        </w:rPr>
+        <w:t xml:space="preserve">FISCALIZAÇÃO </w:t>
+      </w:r>
+      <w:r>
+        <w:rPr>
+          <w:rFonts w:ascii="Aptos" w:hAnsi="Aptos"/>
+          <w:b/>
+          <w:bCs/>
+        </w:rPr>
+        <w:t>D</w:t>
+      </w:r>
+      <w:r>
+        <w:rPr>
+          <w:rFonts w:ascii="Aptos" w:hAnsi="Aptos"/>
+          <w:b/>
+          <w:bCs/>
+        </w:rPr>
+        <w:t>O</w:t>
+      </w:r>
+      <w:r>
+        <w:rPr>
+          <w:rFonts w:ascii="Aptos" w:hAnsi="Aptos"/>
+          <w:b/>
+          <w:bCs/>
+        </w:rPr>
+        <w:t xml:space="preserve"> COMPLEXO VIÁRIO E LOGÍSTICO DE SUAPE – EXPRESSWAY</w:t>
+      </w:r>
+    </w:p>
+    <w:p>
+      <w:pPr>
+        <w:jc w:val="center"/>
+        <w:rPr>
+          <w:rFonts w:ascii="Aptos" w:hAnsi="Aptos"/>
+          <w:b/>
+          <w:bCs/>
+        </w:rPr>
+      </w:pPr>
+      <w:r>
+        <w:rPr>
+          <w:rFonts w:ascii="Aptos" w:hAnsi="Aptos"/>
+          <w:b/>
+          <w:bCs/>
+        </w:rPr>
+        <w:t xml:space="preserve">PRESTADOR DE SERVIÇO: </w:t>
+      </w:r>
+      <w:r>
+        <w:rPr>
+          <w:rFonts w:ascii="Aptos" w:hAnsi="Aptos"/>
+          <w:b/>
+          <w:bCs/>
+        </w:rPr>
+        <w:t>CONCESSIONÁRIA ROTA DO ATLÂNTICO</w:t>
+      </w:r>
+      <w:r>
+        <w:rPr>
+          <w:rFonts w:ascii="Aptos" w:hAnsi="Aptos"/>
+          <w:b/>
+          <w:bCs/>
+        </w:rPr>
+        <w:t xml:space="preserve"> (CRA)</w:t>
+      </w:r>
+    </w:p>
+    <w:p>
+      <w:pPr>
+        <w:jc w:val="center"/>
+        <w:rPr>
+          <w:rFonts w:ascii="Aptos" w:hAnsi="Aptos"/>
+          <w:b/>
+          <w:bCs/>
+        </w:rPr>
+      </w:pPr>
+      <w:r>
+        <w:rPr>
+          <w:rFonts w:ascii="Aptos" w:hAnsi="Aptos"/>
+          <w:b/>
+          <w:bCs/>
+        </w:rPr>
+        <w:t>CONTRATO DE CONCESSÃO CT. Nº 043/2011</w:t>
+      </w:r>
+    </w:p>
+    <w:p>
+      <w:pPr>
+        <w:rPr>
+          <w:rFonts w:ascii="Aptos" w:hAnsi="Aptos"/>
+        </w:rPr>
+      </w:pPr>
+    </w:p>
+    <w:p>
+      <w:pPr>
+        <w:pStyle w:val="Corpodetexto"/>
+        <w:spacing w:line="283" w:lineRule="auto"/>
+        <w:ind w:right="124" w:firstLine="18"/>
+        <w:jc w:val="center"/>
+        <w:rPr>
+          <w:rFonts w:ascii="Aptos" w:hAnsi="Aptos"/>
+          <w:b/>
+          <w:bCs/>
+          <w:sz w:val="24"/>
+          <w:szCs w:val="24"/>
+        </w:rPr>
+      </w:pPr>
+      <w:r>
+        <w:rPr>
+          <w:rFonts w:ascii="Aptos" w:hAnsi="Aptos"/>
+          <w:b/>
+          <w:bCs/>
+          <w:sz w:val="24"/>
+          <w:szCs w:val="24"/>
+        </w:rPr>
+        <w:t>Alcides Vieira de Azevedo Bezerra</w:t>
+      </w:r>
+    </w:p>
+    <w:p>
+      <w:pPr>
+        <w:spacing w:before="9"/>
+        <w:ind w:left="31" w:right="20"/>
+        <w:jc w:val="center"/>
+        <w:rPr>
+          <w:rFonts w:ascii="Aptos" w:hAnsi="Aptos"/>
+          <w:sz w:val="24"/>
+          <w:szCs w:val="24"/>
+        </w:rPr>
+      </w:pPr>
+      <w:r>
+        <w:rPr>
+          <w:rFonts w:ascii="Aptos" w:hAnsi="Aptos"/>
+          <w:sz w:val="24"/>
+          <w:szCs w:val="24"/>
+        </w:rPr>
+        <w:t xml:space="preserve">Analista de Regulação, matrícula </w:t>
+      </w:r>
+      <w:r>
+        <w:rPr>
+          <w:rFonts w:ascii="Aptos" w:hAnsi="Aptos"/>
+          <w:sz w:val="24"/>
+          <w:szCs w:val="24"/>
+        </w:rPr>
+        <w:t xml:space="preserve">nº </w:t>
+      </w:r>
+      <w:r>
+        <w:rPr>
+          <w:rFonts w:ascii="Aptos" w:hAnsi="Aptos"/>
+          <w:sz w:val="24"/>
+          <w:szCs w:val="24"/>
+        </w:rPr>
+        <w:t>40672015/01</w:t>
+      </w:r>
+    </w:p>
+    <w:p>
+      <w:pPr>
+        <w:spacing w:before="9"/>
+        <w:ind w:left="31" w:right="20"/>
+        <w:jc w:val="center"/>
+        <w:rPr>
+          <w:rFonts w:ascii="Aptos" w:hAnsi="Aptos"/>
+          <w:sz w:val="24"/>
+          <w:szCs w:val="24"/>
+        </w:rPr>
+      </w:pPr>
+    </w:p>
+    <w:p>
+      <w:pPr>
+        <w:pStyle w:val="Corpodetexto"/>
+        <w:spacing w:line="283" w:lineRule="auto"/>
+        <w:ind w:right="124" w:firstLine="18"/>
+        <w:jc w:val="center"/>
+        <w:rPr>
+          <w:rFonts w:ascii="Aptos" w:hAnsi="Aptos"/>
+          <w:b/>
+          <w:bCs/>
+          <w:sz w:val="24"/>
+          <w:szCs w:val="24"/>
+        </w:rPr>
+      </w:pPr>
+      <w:r>
+        <w:rPr>
+          <w:rFonts w:ascii="Aptos" w:hAnsi="Aptos"/>
+          <w:b/>
+          <w:bCs/>
+          <w:sz w:val="24"/>
+          <w:szCs w:val="24"/>
+        </w:rPr>
+        <w:t>Enildo Manoel da Silva Júnior</w:t>
+      </w:r>
+    </w:p>
+    <w:p>
+      <w:pPr>
+        <w:spacing w:before="9"/>
+        <w:ind w:left="31" w:right="20"/>
+        <w:jc w:val="center"/>
+        <w:rPr>
+          <w:rFonts w:ascii="Aptos" w:hAnsi="Aptos"/>
+          <w:sz w:val="24"/>
+          <w:szCs w:val="24"/>
+        </w:rPr>
+      </w:pPr>
+      <w:r>
+        <w:rPr>
+          <w:rFonts w:ascii="Aptos" w:hAnsi="Aptos"/>
+          <w:sz w:val="24"/>
+          <w:szCs w:val="24"/>
+        </w:rPr>
+        <w:t>Analista de Regulação, matrícula nº 1796500/02</w:t>
+      </w:r>
+    </w:p>
+    <w:p>
+      <w:pPr>
+        <w:pStyle w:val="Corpodetexto"/>
+        <w:spacing w:line="283" w:lineRule="auto"/>
+        <w:ind w:right="124" w:firstLine="18"/>
+        <w:jc w:val="center"/>
+        <w:rPr>
+          <w:rFonts w:ascii="Aptos" w:hAnsi="Aptos"/>
+          <w:b/>
+          <w:bCs/>
+          <w:sz w:val="24"/>
+          <w:szCs w:val="24"/>
+        </w:rPr>
+      </w:pPr>
+      <w:r>
+        <w:rPr>
+          <w:rFonts w:ascii="Aptos" w:hAnsi="Aptos"/>
+          <w:b/>
+          <w:bCs/>
+          <w:sz w:val="24"/>
+          <w:szCs w:val="24"/>
+        </w:rPr>
+        <w:t>Maria Fernanda da Silva Novaes</w:t>
+      </w:r>
+    </w:p>
+    <w:p>
+      <w:pPr>
+        <w:spacing w:before="9"/>
+        <w:ind w:left="31" w:right="20"/>
+        <w:jc w:val="center"/>
+        <w:rPr>
+          <w:rFonts w:ascii="Aptos" w:hAnsi="Aptos"/>
+          <w:sz w:val="24"/>
+          <w:szCs w:val="24"/>
+        </w:rPr>
+      </w:pPr>
+      <w:r>
+        <w:rPr>
+          <w:rFonts w:ascii="Aptos" w:hAnsi="Aptos"/>
+          <w:sz w:val="24"/>
+          <w:szCs w:val="24"/>
+        </w:rPr>
+        <w:t>A</w:t>
+      </w:r>
+      <w:r>
+        <w:rPr>
+          <w:rFonts w:ascii="Aptos" w:hAnsi="Aptos"/>
+          <w:sz w:val="24"/>
+          <w:szCs w:val="24"/>
+        </w:rPr>
+        <w:t>uxiliar</w:t>
+      </w:r>
+      <w:r>
+        <w:rPr>
+          <w:rFonts w:ascii="Aptos" w:hAnsi="Aptos"/>
+          <w:sz w:val="24"/>
+          <w:szCs w:val="24"/>
+        </w:rPr>
+        <w:t xml:space="preserve"> de Regulação, matrícula nº 1</w:t>
+      </w:r>
+      <w:r>
+        <w:rPr>
+          <w:rFonts w:ascii="Aptos" w:hAnsi="Aptos"/>
+          <w:sz w:val="24"/>
+          <w:szCs w:val="24"/>
+        </w:rPr>
+        <w:t>8471080/01</w:t>
+      </w:r>
+    </w:p>
+    <w:p>
+      <w:pPr>
+        <w:spacing w:before="9"/>
+        <w:ind w:right="20"/>
+        <w:rPr>
+          <w:rFonts w:ascii="Aptos" w:hAnsi="Aptos"/>
+          <w:sz w:val="24"/>
+          <w:szCs w:val="24"/>
+        </w:rPr>
+      </w:pPr>
+    </w:p>
+    <w:p>
+      <w:pPr>
+        <w:jc w:val="center"/>
+        <w:rPr>
+          <w:rFonts w:ascii="Aptos" w:hAnsi="Aptos"/>
+        </w:rPr>
+      </w:pPr>
+      <w:r>
+        <w:rPr>
+          <w:rFonts w:ascii="Aptos" w:hAnsi="Aptos"/>
+          <w:b/>
+          <w:bCs/>
+          <w:highlight w:val="yellow"/>
+        </w:rPr>
+        <w:t>Dez</w:t>
+      </w:r>
+      <w:r>
+        <w:rPr>
+          <w:rFonts w:ascii="Aptos" w:hAnsi="Aptos"/>
+          <w:b/>
+          <w:bCs/>
+          <w:highlight w:val="yellow"/>
+        </w:rPr>
+        <w:t>embro, 2025</w:t>
+      </w:r>
+    </w:p>
+    <w:p>
+      <w:pPr>
+        <w:rPr>
+          <w:rFonts w:ascii="Aptos" w:hAnsi="Aptos"/>
+        </w:rPr>
+      </w:pPr>
+    </w:p>
+    <w:p>
+      <w:pPr>
+        <w:jc w:val="center"/>
+        <w:rPr>
+          <w:rFonts w:ascii="Aptos" w:hAnsi="Aptos"/>
+        </w:rPr>
+      </w:pPr>
+      <w:r>
+        <w:rPr>
+          <w:rFonts w:ascii="Aptos" w:hAnsi="Aptos"/>
+          <w:b/>
+          <w:bCs/>
+        </w:rPr>
+        <w:t>RELATÓRIO DE FISCALIZAÇÃO PROC</w:t>
+      </w:r>
+      <w:r>
+        <w:rPr>
+          <w:rFonts w:ascii="Aptos" w:hAnsi="Aptos"/>
+          <w:b/>
+          <w:bCs/>
+        </w:rPr>
+        <w:t>ESSO</w:t>
+      </w:r>
+      <w:r>
+        <w:rPr>
+          <w:rFonts w:ascii="Aptos" w:hAnsi="Aptos"/>
+          <w:b/>
+          <w:bCs/>
+        </w:rPr>
+        <w:t xml:space="preserve"> ADM</w:t>
+      </w:r>
+      <w:r>
+        <w:rPr>
+          <w:rFonts w:ascii="Aptos" w:hAnsi="Aptos"/>
+          <w:b/>
+          <w:bCs/>
+        </w:rPr>
+        <w:t>INISTRATIVO</w:t>
+      </w:r>
+      <w:r>
+        <w:rPr>
+          <w:rFonts w:ascii="Aptos" w:hAnsi="Aptos"/>
+          <w:b/>
+          <w:bCs/>
+        </w:rPr>
+        <w:t xml:space="preserve"> Nº</w:t>
+      </w:r>
+      <w:r>
+        <w:rPr>
+          <w:rFonts w:ascii="Aptos" w:hAnsi="Aptos"/>
+          <w:b/>
+          <w:bCs/>
+        </w:rPr>
+        <w:t xml:space="preserve"> </w:t>
+      </w:r>
+      <w:r>
+        <w:rPr>
+          <w:rFonts w:ascii="Aptos" w:hAnsi="Aptos"/>
+          <w:b/>
+          <w:bCs/>
+          <w:highlight w:val="yellow"/>
+        </w:rPr>
+        <w:t>0</w:t>
+      </w:r>
+      <w:r>
+        <w:rPr>
+          <w:rFonts w:ascii="Aptos" w:hAnsi="Aptos"/>
+          <w:b/>
+          <w:bCs/>
+          <w:highlight w:val="yellow"/>
+        </w:rPr>
+        <w:t>7</w:t>
+      </w:r>
+      <w:r>
+        <w:rPr>
+          <w:rFonts w:ascii="Aptos" w:hAnsi="Aptos"/>
+          <w:b/>
+          <w:bCs/>
+          <w:highlight w:val="yellow"/>
+        </w:rPr>
+        <w:t>/</w:t>
+      </w:r>
+      <w:r>
+        <w:rPr>
+          <w:rFonts w:ascii="Aptos" w:hAnsi="Aptos"/>
+          <w:b/>
+          <w:bCs/>
+          <w:highlight w:val="yellow"/>
+        </w:rPr>
+        <w:t>2025</w:t>
+      </w:r>
+      <w:r>
+        <w:rPr>
+          <w:rFonts w:ascii="Aptos" w:hAnsi="Aptos"/>
+          <w:b/>
+          <w:bCs/>
+          <w:highlight w:val="yellow"/>
+        </w:rPr>
+        <w:t xml:space="preserve"> </w:t>
+      </w:r>
+      <w:r>
+        <w:rPr>
+          <w:rFonts w:ascii="Aptos" w:hAnsi="Aptos"/>
+          <w:b/>
+          <w:bCs/>
+          <w:highlight w:val="yellow"/>
+        </w:rPr>
+        <w:t xml:space="preserve">- </w:t>
+      </w:r>
+      <w:r>
+        <w:rPr>
+          <w:rFonts w:ascii="Aptos" w:hAnsi="Aptos"/>
+          <w:b/>
+          <w:bCs/>
+          <w:highlight w:val="yellow"/>
+        </w:rPr>
+        <w:t>CTR</w:t>
+      </w:r>
+    </w:p>
+    <w:p>
+      <w:pPr>
+        <w:jc w:val="center"/>
+        <w:rPr>
+          <w:rFonts w:ascii="Aptos" w:hAnsi="Aptos"/>
+          <w:b/>
+          <w:bCs/>
+        </w:rPr>
+      </w:pPr>
+      <w:r>
+        <w:rPr>
+          <w:rFonts w:ascii="Aptos" w:hAnsi="Aptos"/>
+          <w:b/>
+          <w:bCs/>
+        </w:rPr>
+        <w:t>SEI N</w:t>
+      </w:r>
+      <w:r>
+        <w:rPr>
+          <w:rFonts w:ascii="Aptos" w:hAnsi="Aptos"/>
+          <w:b/>
+          <w:bCs/>
+        </w:rPr>
+        <w:t xml:space="preserve">º </w:t>
+      </w:r>
+      <w:proofErr w:type="spellStart"/>
+      <w:r>
+        <w:rPr>
+          <w:rFonts w:ascii="Aptos" w:hAnsi="Aptos"/>
+          <w:b/>
+          <w:bCs/>
+          <w:highlight w:val="yellow"/>
+        </w:rPr>
+        <w:t>xxxxxxxxxxxx</w:t>
+      </w:r>
+      <w:proofErr w:type="spellEnd"/>
+      <w:r>
+        <w:rPr>
+          <w:rFonts w:ascii="Aptos" w:hAnsi="Aptos"/>
+          <w:b/>
+          <w:bCs/>
+          <w:highlight w:val="yellow"/>
+        </w:rPr>
+        <w:t>/2025</w:t>
+      </w:r>
+      <w:r>
+        <w:rPr>
+          <w:rFonts w:ascii="Aptos" w:hAnsi="Aptos"/>
+          <w:b/>
+          <w:bCs/>
+        </w:rPr>
+        <w:t>-</w:t>
+      </w:r>
+      <w:r>
+        <w:rPr>
+          <w:rFonts w:ascii="Aptos" w:hAnsi="Aptos"/>
+          <w:b/>
+          <w:bCs/>
+        </w:rPr>
+        <w:t>XX</w:t>
+      </w:r>
+    </w:p>
+    <w:p>
+      <w:pPr>
+        <w:jc w:val="center"/>
+        <w:rPr>
+          <w:rFonts w:ascii="Aptos" w:hAnsi="Aptos"/>
+        </w:rPr>
+      </w:pPr>
+    </w:p>
+    <w:p>
+      <w:pPr>
+        <w:jc w:val="center"/>
+        <w:rPr>
+          <w:rFonts w:ascii="Aptos" w:hAnsi="Aptos"/>
+        </w:rPr>
+      </w:pPr>
+      <w:r>
+        <w:rPr>
+          <w:rFonts w:ascii="Aptos" w:hAnsi="Aptos"/>
+          <w:b/>
+          <w:bCs/>
+        </w:rPr>
+        <w:t>LISTA DE ABREVIATURAS E SIGLAS</w:t>
+      </w:r>
+    </w:p>
+    <w:p>
+      <w:pPr>
+        <w:jc w:val="center"/>
+        <w:rPr>
+          <w:rFonts w:ascii="Aptos" w:hAnsi="Aptos"/>
+          <w:b/>
+          <w:bCs/>
+        </w:rPr>
+      </w:pPr>
+    </w:p>
+    <w:tbl>
+      <w:tblPr>
+        <w:tblW w:w="7869" w:type="dxa"/>
+        <w:jc w:val="center"/>
+        <w:tblCellSpacing w:w="0" w:type="dxa"/>
+        <w:tblBorders>
+          <w:top w:val="outset" w:sz="6" w:space="0" w:color="auto"/>
+          <w:left w:val="outset" w:sz="6" w:space="0" w:color="auto"/>
+          <w:bottom w:val="outset" w:sz="6" w:space="0" w:color="auto"/>
+          <w:right w:val="outset" w:sz="6" w:space="0" w:color="auto"/>
+        </w:tblBorders>
+        <w:tblCellMar>
+          <w:left w:w="0" w:type="dxa"/>
+          <w:right w:w="0" w:type="dxa"/>
+        </w:tblCellMar>
+        <w:tblLook w:val="04A0" w:firstRow="1" w:lastRow="0" w:firstColumn="1" w:lastColumn="0" w:noHBand="0" w:noVBand="1"/>
+      </w:tblPr>
+      <w:tblGrid>
+        <w:gridCol w:w="843"/>
+        <w:gridCol w:w="7026"/>
+      </w:tblGrid>
+      <w:tr>
+        <w:trPr>
+          <w:tblCellSpacing w:w="0" w:type="dxa"/>
+          <w:jc w:val="center"/>
+        </w:trPr>
+        <w:tc>
+          <w:tcPr>
+            <w:tcW w:w="843" w:type="dxa"/>
+            <w:tcBorders>
+              <w:top w:val="outset" w:sz="6" w:space="0" w:color="auto"/>
+              <w:left w:val="outset" w:sz="6" w:space="0" w:color="auto"/>
+              <w:bottom w:val="outset" w:sz="6" w:space="0" w:color="auto"/>
+              <w:right w:val="outset" w:sz="6" w:space="0" w:color="auto"/>
+            </w:tcBorders>
+            <w:vAlign w:val="center"/>
+          </w:tcPr>
+          <w:p>
+            <w:pPr>
+              <w:spacing w:after="0"/>
+              <w:jc w:val="center"/>
+              <w:rPr>
+                <w:rFonts w:ascii="Aptos" w:hAnsi="Aptos"/>
+              </w:rPr>
+            </w:pPr>
+            <w:r>
+              <w:rPr>
+                <w:rFonts w:ascii="Aptos" w:hAnsi="Aptos"/>
+                <w:b/>
+                <w:bCs/>
+              </w:rPr>
+              <w:t>SIGLA</w:t>
+            </w:r>
+          </w:p>
+        </w:tc>
+        <w:tc>
+          <w:tcPr>
+            <w:tcW w:w="7026" w:type="dxa"/>
+            <w:tcBorders>
+              <w:top w:val="outset" w:sz="6" w:space="0" w:color="auto"/>
+              <w:left w:val="outset" w:sz="6" w:space="0" w:color="auto"/>
+              <w:bottom w:val="outset" w:sz="6" w:space="0" w:color="auto"/>
+              <w:right w:val="outset" w:sz="6" w:space="0" w:color="auto"/>
+            </w:tcBorders>
+            <w:vAlign w:val="center"/>
+          </w:tcPr>
+          <w:p>
+            <w:pPr>
+              <w:spacing w:after="0"/>
+              <w:jc w:val="center"/>
+              <w:rPr>
+                <w:rFonts w:ascii="Aptos" w:hAnsi="Aptos"/>
+              </w:rPr>
+            </w:pPr>
+            <w:r>
+              <w:rPr>
+                <w:rFonts w:ascii="Aptos" w:hAnsi="Aptos"/>
+                <w:b/>
+                <w:bCs/>
+              </w:rPr>
+              <w:t>DEFINIÇÃO</w:t>
+            </w:r>
+          </w:p>
+        </w:tc>
+      </w:tr>
+      <w:tr>
+        <w:trPr>
+          <w:tblCellSpacing w:w="0" w:type="dxa"/>
+          <w:jc w:val="center"/>
+        </w:trPr>
+        <w:tc>
+          <w:tcPr>
+            <w:tcW w:w="843" w:type="dxa"/>
+            <w:tcBorders>
+              <w:top w:val="outset" w:sz="6" w:space="0" w:color="auto"/>
+              <w:left w:val="outset" w:sz="6" w:space="0" w:color="auto"/>
+              <w:bottom w:val="outset" w:sz="6" w:space="0" w:color="auto"/>
+              <w:right w:val="outset" w:sz="6" w:space="0" w:color="auto"/>
+            </w:tcBorders>
+            <w:vAlign w:val="center"/>
+            <w:hideMark/>
+          </w:tcPr>
+          <w:p>
+            <w:pPr>
+              <w:spacing w:after="0"/>
+              <w:jc w:val="center"/>
+              <w:rPr>
+                <w:rFonts w:ascii="Aptos" w:hAnsi="Aptos"/>
+              </w:rPr>
+            </w:pPr>
+            <w:r>
+              <w:rPr>
+                <w:rFonts w:ascii="Aptos" w:hAnsi="Aptos"/>
+              </w:rPr>
+              <w:t>CR</w:t>
+            </w:r>
+            <w:r>
+              <w:rPr>
+                <w:rFonts w:ascii="Aptos" w:hAnsi="Aptos"/>
+              </w:rPr>
+              <w:t>A</w:t>
+            </w:r>
+          </w:p>
+        </w:tc>
+        <w:tc>
+          <w:tcPr>
+            <w:tcW w:w="7026" w:type="dxa"/>
+            <w:tcBorders>
+              <w:top w:val="outset" w:sz="6" w:space="0" w:color="auto"/>
+              <w:left w:val="outset" w:sz="6" w:space="0" w:color="auto"/>
+              <w:bottom w:val="outset" w:sz="6" w:space="0" w:color="auto"/>
+              <w:right w:val="outset" w:sz="6" w:space="0" w:color="auto"/>
+            </w:tcBorders>
+            <w:vAlign w:val="center"/>
+            <w:hideMark/>
+          </w:tcPr>
+          <w:p>
+            <w:pPr>
+              <w:spacing w:after="0"/>
+              <w:rPr>
+                <w:rFonts w:ascii="Aptos" w:hAnsi="Aptos"/>
+              </w:rPr>
+            </w:pPr>
+            <w:r>
+              <w:rPr>
+                <w:rFonts w:ascii="Aptos" w:hAnsi="Aptos"/>
+              </w:rPr>
+              <w:t>Concessionária Rota do Atlântico</w:t>
+            </w:r>
+          </w:p>
+        </w:tc>
+      </w:tr>
+      <w:tr>
+        <w:trPr>
+          <w:tblCellSpacing w:w="0" w:type="dxa"/>
+          <w:jc w:val="center"/>
+        </w:trPr>
+        <w:tc>
+          <w:tcPr>
+            <w:tcW w:w="843" w:type="dxa"/>
+            <w:tcBorders>
+              <w:top w:val="outset" w:sz="6" w:space="0" w:color="auto"/>
+              <w:left w:val="outset" w:sz="6" w:space="0" w:color="auto"/>
+              <w:bottom w:val="outset" w:sz="6" w:space="0" w:color="auto"/>
+              <w:right w:val="outset" w:sz="6" w:space="0" w:color="auto"/>
+            </w:tcBorders>
+            <w:vAlign w:val="center"/>
+          </w:tcPr>
+          <w:p>
+            <w:pPr>
+              <w:spacing w:after="0"/>
+              <w:jc w:val="center"/>
+              <w:rPr>
+                <w:rFonts w:ascii="Aptos" w:hAnsi="Aptos"/>
+                <w:color w:val="000000" w:themeColor="text1"/>
+              </w:rPr>
+            </w:pPr>
+            <w:r>
+              <w:rPr>
+                <w:rFonts w:ascii="Aptos" w:hAnsi="Aptos"/>
+                <w:color w:val="000000" w:themeColor="text1"/>
+              </w:rPr>
+              <w:t>ECR</w:t>
+            </w:r>
+          </w:p>
+        </w:tc>
+        <w:tc>
+          <w:tcPr>
+            <w:tcW w:w="7026" w:type="dxa"/>
+            <w:tcBorders>
+              <w:top w:val="outset" w:sz="6" w:space="0" w:color="auto"/>
+              <w:left w:val="outset" w:sz="6" w:space="0" w:color="auto"/>
+              <w:bottom w:val="outset" w:sz="6" w:space="0" w:color="auto"/>
+              <w:right w:val="outset" w:sz="6" w:space="0" w:color="auto"/>
+            </w:tcBorders>
+            <w:vAlign w:val="center"/>
+          </w:tcPr>
+          <w:p>
+            <w:pPr>
+              <w:spacing w:after="0"/>
+              <w:rPr>
+                <w:rFonts w:ascii="Aptos" w:hAnsi="Aptos"/>
+              </w:rPr>
+            </w:pPr>
+            <w:r>
+              <w:rPr>
+                <w:rFonts w:ascii="Aptos" w:hAnsi="Aptos"/>
+              </w:rPr>
+              <w:t>E</w:t>
+            </w:r>
+            <w:r>
+              <w:rPr>
+                <w:rFonts w:ascii="Aptos" w:hAnsi="Aptos"/>
+              </w:rPr>
+              <w:t>CR</w:t>
+            </w:r>
+            <w:r>
+              <w:rPr>
+                <w:rFonts w:ascii="Aptos" w:hAnsi="Aptos"/>
+              </w:rPr>
+              <w:t xml:space="preserve"> Engenharia Ltda</w:t>
+            </w:r>
+          </w:p>
+        </w:tc>
+      </w:tr>
+      <w:tr>
+        <w:trPr>
+          <w:tblCellSpacing w:w="0" w:type="dxa"/>
+          <w:jc w:val="center"/>
+        </w:trPr>
+        <w:tc>
+          <w:tcPr>
+            <w:tcW w:w="843" w:type="dxa"/>
+            <w:tcBorders>
+              <w:top w:val="outset" w:sz="6" w:space="0" w:color="auto"/>
+              <w:left w:val="outset" w:sz="6" w:space="0" w:color="auto"/>
+              <w:bottom w:val="outset" w:sz="6" w:space="0" w:color="auto"/>
+              <w:right w:val="outset" w:sz="6" w:space="0" w:color="auto"/>
+            </w:tcBorders>
+            <w:vAlign w:val="center"/>
+          </w:tcPr>
+          <w:p>
+            <w:pPr>
+              <w:spacing w:after="0"/>
+              <w:jc w:val="center"/>
+              <w:rPr>
+                <w:rFonts w:ascii="Aptos" w:hAnsi="Aptos"/>
+                <w:color w:val="000000" w:themeColor="text1"/>
+              </w:rPr>
+            </w:pPr>
+            <w:r>
+              <w:rPr>
+                <w:rFonts w:ascii="Aptos" w:hAnsi="Aptos"/>
+                <w:color w:val="000000" w:themeColor="text1"/>
+              </w:rPr>
+              <w:t>FD</w:t>
+            </w:r>
+          </w:p>
+        </w:tc>
+        <w:tc>
+          <w:tcPr>
+            <w:tcW w:w="7026" w:type="dxa"/>
+            <w:tcBorders>
+              <w:top w:val="outset" w:sz="6" w:space="0" w:color="auto"/>
+              <w:left w:val="outset" w:sz="6" w:space="0" w:color="auto"/>
+              <w:bottom w:val="outset" w:sz="6" w:space="0" w:color="auto"/>
+              <w:right w:val="outset" w:sz="6" w:space="0" w:color="auto"/>
+            </w:tcBorders>
+            <w:vAlign w:val="center"/>
+          </w:tcPr>
+          <w:p>
+            <w:pPr>
+              <w:spacing w:after="0"/>
+              <w:rPr>
+                <w:rFonts w:ascii="Aptos" w:hAnsi="Aptos" w:cstheme="minorHAnsi"/>
+              </w:rPr>
+            </w:pPr>
+            <w:r>
+              <w:rPr>
+                <w:rFonts w:ascii="Aptos" w:hAnsi="Aptos" w:cstheme="minorHAnsi"/>
+              </w:rPr>
+              <w:t>Faixa Direita</w:t>
+            </w:r>
+          </w:p>
+        </w:tc>
+      </w:tr>
+      <w:tr>
+        <w:trPr>
+          <w:tblCellSpacing w:w="0" w:type="dxa"/>
+          <w:jc w:val="center"/>
+        </w:trPr>
+        <w:tc>
+          <w:tcPr>
+            <w:tcW w:w="843" w:type="dxa"/>
+            <w:tcBorders>
+              <w:top w:val="outset" w:sz="6" w:space="0" w:color="auto"/>
+              <w:left w:val="outset" w:sz="6" w:space="0" w:color="auto"/>
+              <w:bottom w:val="outset" w:sz="6" w:space="0" w:color="auto"/>
+              <w:right w:val="outset" w:sz="6" w:space="0" w:color="auto"/>
+            </w:tcBorders>
+            <w:vAlign w:val="center"/>
+          </w:tcPr>
+          <w:p>
+            <w:pPr>
+              <w:spacing w:after="0"/>
+              <w:jc w:val="center"/>
+              <w:rPr>
+                <w:rFonts w:ascii="Aptos" w:hAnsi="Aptos"/>
+                <w:color w:val="000000" w:themeColor="text1"/>
+              </w:rPr>
+            </w:pPr>
+            <w:r>
+              <w:rPr>
+                <w:rFonts w:ascii="Aptos" w:hAnsi="Aptos"/>
+                <w:color w:val="000000" w:themeColor="text1"/>
+              </w:rPr>
+              <w:t>FE</w:t>
+            </w:r>
+          </w:p>
+        </w:tc>
+        <w:tc>
+          <w:tcPr>
+            <w:tcW w:w="7026" w:type="dxa"/>
+            <w:tcBorders>
+              <w:top w:val="outset" w:sz="6" w:space="0" w:color="auto"/>
+              <w:left w:val="outset" w:sz="6" w:space="0" w:color="auto"/>
+              <w:bottom w:val="outset" w:sz="6" w:space="0" w:color="auto"/>
+              <w:right w:val="outset" w:sz="6" w:space="0" w:color="auto"/>
+            </w:tcBorders>
+            <w:vAlign w:val="center"/>
+          </w:tcPr>
+          <w:p>
+            <w:pPr>
+              <w:spacing w:after="0"/>
+              <w:rPr>
+                <w:rFonts w:ascii="Aptos" w:hAnsi="Aptos" w:cstheme="minorHAnsi"/>
+              </w:rPr>
+            </w:pPr>
+            <w:r>
+              <w:rPr>
+                <w:rFonts w:ascii="Aptos" w:hAnsi="Aptos" w:cstheme="minorHAnsi"/>
+              </w:rPr>
+              <w:t>Faixa Esquerda</w:t>
+            </w:r>
+          </w:p>
+        </w:tc>
+      </w:tr>
+      <w:tr>
+        <w:trPr>
+          <w:tblCellSpacing w:w="0" w:type="dxa"/>
+          <w:jc w:val="center"/>
+        </w:trPr>
+        <w:tc>
+          <w:tcPr>
+            <w:tcW w:w="843" w:type="dxa"/>
+            <w:tcBorders>
+              <w:top w:val="outset" w:sz="6" w:space="0" w:color="auto"/>
+              <w:left w:val="outset" w:sz="6" w:space="0" w:color="auto"/>
+              <w:bottom w:val="outset" w:sz="6" w:space="0" w:color="auto"/>
+              <w:right w:val="outset" w:sz="6" w:space="0" w:color="auto"/>
+            </w:tcBorders>
+            <w:vAlign w:val="center"/>
+            <w:hideMark/>
+          </w:tcPr>
+          <w:p>
+            <w:pPr>
+              <w:spacing w:after="0"/>
+              <w:jc w:val="center"/>
+              <w:rPr>
+                <w:rFonts w:ascii="Aptos" w:hAnsi="Aptos"/>
+                <w:color w:val="000000" w:themeColor="text1"/>
+              </w:rPr>
+            </w:pPr>
+            <w:r>
+              <w:rPr>
+                <w:rFonts w:ascii="Aptos" w:hAnsi="Aptos"/>
+                <w:color w:val="000000" w:themeColor="text1"/>
+              </w:rPr>
+              <w:t>IGG</w:t>
+            </w:r>
+          </w:p>
+        </w:tc>
+        <w:tc>
+          <w:tcPr>
+            <w:tcW w:w="7026" w:type="dxa"/>
+            <w:tcBorders>
+              <w:top w:val="outset" w:sz="6" w:space="0" w:color="auto"/>
+              <w:left w:val="outset" w:sz="6" w:space="0" w:color="auto"/>
+              <w:bottom w:val="outset" w:sz="6" w:space="0" w:color="auto"/>
+              <w:right w:val="outset" w:sz="6" w:space="0" w:color="auto"/>
+            </w:tcBorders>
+            <w:vAlign w:val="center"/>
+            <w:hideMark/>
+          </w:tcPr>
+          <w:p>
+            <w:pPr>
+              <w:spacing w:after="0"/>
+              <w:rPr>
+                <w:rFonts w:ascii="Aptos" w:hAnsi="Aptos"/>
+              </w:rPr>
+            </w:pPr>
+            <w:r>
+              <w:rPr>
+                <w:rFonts w:ascii="Aptos" w:hAnsi="Aptos" w:cstheme="minorHAnsi"/>
+              </w:rPr>
+              <w:t>Índice de Gravidade Global</w:t>
+            </w:r>
+          </w:p>
+        </w:tc>
+      </w:tr>
+      <w:tr>
+        <w:trPr>
+          <w:tblCellSpacing w:w="0" w:type="dxa"/>
+          <w:jc w:val="center"/>
+        </w:trPr>
+        <w:tc>
+          <w:tcPr>
+            <w:tcW w:w="843" w:type="dxa"/>
+            <w:tcBorders>
+              <w:top w:val="outset" w:sz="6" w:space="0" w:color="auto"/>
+              <w:left w:val="outset" w:sz="6" w:space="0" w:color="auto"/>
+              <w:bottom w:val="outset" w:sz="6" w:space="0" w:color="auto"/>
+              <w:right w:val="outset" w:sz="6" w:space="0" w:color="auto"/>
+            </w:tcBorders>
+            <w:vAlign w:val="center"/>
+          </w:tcPr>
+          <w:p>
+            <w:pPr>
+              <w:spacing w:after="0"/>
+              <w:jc w:val="center"/>
+              <w:rPr>
+                <w:rFonts w:ascii="Aptos" w:hAnsi="Aptos"/>
+                <w:color w:val="000000" w:themeColor="text1"/>
+              </w:rPr>
+            </w:pPr>
+            <w:r>
+              <w:rPr>
+                <w:rFonts w:ascii="Aptos" w:hAnsi="Aptos"/>
+                <w:color w:val="000000" w:themeColor="text1"/>
+              </w:rPr>
+              <w:t>IRI</w:t>
+            </w:r>
+          </w:p>
+        </w:tc>
+        <w:tc>
+          <w:tcPr>
+            <w:tcW w:w="7026" w:type="dxa"/>
+            <w:tcBorders>
+              <w:top w:val="outset" w:sz="6" w:space="0" w:color="auto"/>
+              <w:left w:val="outset" w:sz="6" w:space="0" w:color="auto"/>
+              <w:bottom w:val="outset" w:sz="6" w:space="0" w:color="auto"/>
+              <w:right w:val="outset" w:sz="6" w:space="0" w:color="auto"/>
+            </w:tcBorders>
+            <w:vAlign w:val="center"/>
+          </w:tcPr>
+          <w:p>
+            <w:pPr>
+              <w:spacing w:after="0"/>
+              <w:rPr>
+                <w:rFonts w:ascii="Aptos" w:hAnsi="Aptos"/>
+              </w:rPr>
+            </w:pPr>
+            <w:r>
+              <w:rPr>
+                <w:rFonts w:ascii="Aptos" w:hAnsi="Aptos" w:cstheme="minorHAnsi"/>
+              </w:rPr>
+              <w:t>Índice Irregularidade Longitudinal</w:t>
+            </w:r>
+          </w:p>
+        </w:tc>
+      </w:tr>
+      <w:tr>
+        <w:trPr>
+          <w:tblCellSpacing w:w="0" w:type="dxa"/>
+          <w:jc w:val="center"/>
+        </w:trPr>
+        <w:tc>
+          <w:tcPr>
+            <w:tcW w:w="843" w:type="dxa"/>
+            <w:tcBorders>
+              <w:top w:val="outset" w:sz="6" w:space="0" w:color="auto"/>
+              <w:left w:val="outset" w:sz="6" w:space="0" w:color="auto"/>
+              <w:bottom w:val="outset" w:sz="6" w:space="0" w:color="auto"/>
+              <w:right w:val="outset" w:sz="6" w:space="0" w:color="auto"/>
+            </w:tcBorders>
+            <w:vAlign w:val="center"/>
+            <w:hideMark/>
+          </w:tcPr>
+          <w:p>
+            <w:pPr>
+              <w:spacing w:after="0"/>
+              <w:jc w:val="center"/>
+              <w:rPr>
+                <w:rFonts w:ascii="Aptos" w:hAnsi="Aptos"/>
+                <w:color w:val="000000" w:themeColor="text1"/>
+              </w:rPr>
+            </w:pPr>
+            <w:r>
+              <w:rPr>
+                <w:rFonts w:ascii="Aptos" w:hAnsi="Aptos"/>
+                <w:color w:val="000000" w:themeColor="text1"/>
+              </w:rPr>
+              <w:t>NC</w:t>
+            </w:r>
+          </w:p>
+        </w:tc>
+        <w:tc>
+          <w:tcPr>
+            <w:tcW w:w="7026" w:type="dxa"/>
+            <w:tcBorders>
+              <w:top w:val="outset" w:sz="6" w:space="0" w:color="auto"/>
+              <w:left w:val="outset" w:sz="6" w:space="0" w:color="auto"/>
+              <w:bottom w:val="outset" w:sz="6" w:space="0" w:color="auto"/>
+              <w:right w:val="outset" w:sz="6" w:space="0" w:color="auto"/>
+            </w:tcBorders>
+            <w:vAlign w:val="center"/>
+            <w:hideMark/>
+          </w:tcPr>
+          <w:p>
+            <w:pPr>
+              <w:spacing w:after="0"/>
+              <w:rPr>
+                <w:rFonts w:ascii="Aptos" w:hAnsi="Aptos"/>
+              </w:rPr>
+            </w:pPr>
+            <w:r>
+              <w:rPr>
+                <w:rFonts w:ascii="Aptos" w:hAnsi="Aptos"/>
+              </w:rPr>
+              <w:t>Não Conformidade</w:t>
+            </w:r>
+          </w:p>
+        </w:tc>
+      </w:tr>
+      <w:tr>
+        <w:trPr>
+          <w:tblCellSpacing w:w="0" w:type="dxa"/>
+          <w:jc w:val="center"/>
+        </w:trPr>
+        <w:tc>
+          <w:tcPr>
+            <w:tcW w:w="843" w:type="dxa"/>
+            <w:tcBorders>
+              <w:top w:val="outset" w:sz="6" w:space="0" w:color="auto"/>
+              <w:left w:val="outset" w:sz="6" w:space="0" w:color="auto"/>
+              <w:bottom w:val="outset" w:sz="6" w:space="0" w:color="auto"/>
+              <w:right w:val="outset" w:sz="6" w:space="0" w:color="auto"/>
+            </w:tcBorders>
+            <w:vAlign w:val="center"/>
+          </w:tcPr>
+          <w:p>
+            <w:pPr>
+              <w:spacing w:after="0"/>
+              <w:jc w:val="center"/>
+              <w:rPr>
+                <w:rFonts w:ascii="Aptos" w:hAnsi="Aptos"/>
+                <w:color w:val="000000" w:themeColor="text1"/>
+              </w:rPr>
+            </w:pPr>
+            <w:r>
+              <w:rPr>
+                <w:rFonts w:ascii="Aptos" w:hAnsi="Aptos"/>
+                <w:color w:val="000000" w:themeColor="text1"/>
+              </w:rPr>
+              <w:t>PDCL</w:t>
+            </w:r>
+          </w:p>
+        </w:tc>
+        <w:tc>
+          <w:tcPr>
+            <w:tcW w:w="7026" w:type="dxa"/>
+            <w:tcBorders>
+              <w:top w:val="outset" w:sz="6" w:space="0" w:color="auto"/>
+              <w:left w:val="outset" w:sz="6" w:space="0" w:color="auto"/>
+              <w:bottom w:val="outset" w:sz="6" w:space="0" w:color="auto"/>
+              <w:right w:val="outset" w:sz="6" w:space="0" w:color="auto"/>
+            </w:tcBorders>
+            <w:vAlign w:val="center"/>
+          </w:tcPr>
+          <w:p>
+            <w:pPr>
+              <w:spacing w:after="0"/>
+              <w:rPr>
+                <w:rFonts w:ascii="Aptos" w:hAnsi="Aptos"/>
+              </w:rPr>
+            </w:pPr>
+            <w:r>
+              <w:rPr>
+                <w:rFonts w:ascii="Aptos" w:hAnsi="Aptos"/>
+              </w:rPr>
+              <w:t>Programa de Desenvolvimento do Complexo Logístico, Anexo IV do Contrato de Concessão</w:t>
+            </w:r>
+            <w:r>
+              <w:rPr>
+                <w:rFonts w:ascii="Aptos" w:hAnsi="Aptos"/>
+              </w:rPr>
+              <w:t xml:space="preserve"> nº 043/2011</w:t>
+            </w:r>
+          </w:p>
+        </w:tc>
+      </w:tr>
+      <w:tr>
+        <w:trPr>
+          <w:tblCellSpacing w:w="0" w:type="dxa"/>
+          <w:jc w:val="center"/>
+        </w:trPr>
+        <w:tc>
+          <w:tcPr>
+            <w:tcW w:w="843" w:type="dxa"/>
+            <w:tcBorders>
+              <w:top w:val="outset" w:sz="6" w:space="0" w:color="auto"/>
+              <w:left w:val="outset" w:sz="6" w:space="0" w:color="auto"/>
+              <w:bottom w:val="outset" w:sz="6" w:space="0" w:color="auto"/>
+              <w:right w:val="outset" w:sz="6" w:space="0" w:color="auto"/>
+            </w:tcBorders>
+            <w:vAlign w:val="center"/>
+          </w:tcPr>
+          <w:p>
+            <w:pPr>
+              <w:spacing w:after="0"/>
+              <w:jc w:val="center"/>
+              <w:rPr>
+                <w:rFonts w:ascii="Aptos" w:hAnsi="Aptos"/>
+                <w:color w:val="000000" w:themeColor="text1"/>
+              </w:rPr>
+            </w:pPr>
+            <w:r>
+              <w:rPr>
+                <w:rFonts w:ascii="Aptos" w:hAnsi="Aptos"/>
+                <w:color w:val="000000" w:themeColor="text1"/>
+              </w:rPr>
+              <w:t>SUAPE</w:t>
+            </w:r>
+          </w:p>
+        </w:tc>
+        <w:tc>
+          <w:tcPr>
+            <w:tcW w:w="7026" w:type="dxa"/>
+            <w:tcBorders>
+              <w:top w:val="outset" w:sz="6" w:space="0" w:color="auto"/>
+              <w:left w:val="outset" w:sz="6" w:space="0" w:color="auto"/>
+              <w:bottom w:val="outset" w:sz="6" w:space="0" w:color="auto"/>
+              <w:right w:val="outset" w:sz="6" w:space="0" w:color="auto"/>
+            </w:tcBorders>
+            <w:vAlign w:val="center"/>
+          </w:tcPr>
+          <w:p>
+            <w:pPr>
+              <w:spacing w:after="0"/>
+              <w:rPr>
+                <w:rFonts w:ascii="Aptos" w:hAnsi="Aptos"/>
+              </w:rPr>
+            </w:pPr>
+            <w:r>
+              <w:rPr>
+                <w:rFonts w:ascii="Aptos" w:hAnsi="Aptos"/>
+              </w:rPr>
+              <w:t>Poder Concedente e Regulador do Contrato de Concessão firmado com a CRA</w:t>
+            </w:r>
+          </w:p>
+        </w:tc>
+      </w:tr>
+      <w:tr>
+        <w:trPr>
+          <w:tblCellSpacing w:w="0" w:type="dxa"/>
+          <w:jc w:val="center"/>
+        </w:trPr>
+        <w:tc>
+          <w:tcPr>
+            <w:tcW w:w="843" w:type="dxa"/>
+            <w:tcBorders>
+              <w:top w:val="outset" w:sz="6" w:space="0" w:color="auto"/>
+              <w:left w:val="outset" w:sz="6" w:space="0" w:color="auto"/>
+              <w:bottom w:val="outset" w:sz="6" w:space="0" w:color="auto"/>
+              <w:right w:val="outset" w:sz="6" w:space="0" w:color="auto"/>
+            </w:tcBorders>
+            <w:vAlign w:val="center"/>
+          </w:tcPr>
+          <w:p>
+            <w:pPr>
+              <w:spacing w:after="0"/>
+              <w:jc w:val="center"/>
+              <w:rPr>
+                <w:rFonts w:ascii="Aptos" w:hAnsi="Aptos"/>
+              </w:rPr>
+            </w:pPr>
+            <w:r>
+              <w:rPr>
+                <w:rFonts w:ascii="Aptos" w:hAnsi="Aptos"/>
+              </w:rPr>
+              <w:t>TPF</w:t>
+            </w:r>
+          </w:p>
+        </w:tc>
+        <w:tc>
+          <w:tcPr>
+            <w:tcW w:w="7026" w:type="dxa"/>
+            <w:tcBorders>
+              <w:top w:val="outset" w:sz="6" w:space="0" w:color="auto"/>
+              <w:left w:val="outset" w:sz="6" w:space="0" w:color="auto"/>
+              <w:bottom w:val="outset" w:sz="6" w:space="0" w:color="auto"/>
+              <w:right w:val="outset" w:sz="6" w:space="0" w:color="auto"/>
+            </w:tcBorders>
+            <w:vAlign w:val="center"/>
+          </w:tcPr>
+          <w:p>
+            <w:pPr>
+              <w:spacing w:after="0"/>
+              <w:rPr>
+                <w:rFonts w:ascii="Aptos" w:hAnsi="Aptos"/>
+              </w:rPr>
+            </w:pPr>
+            <w:r>
+              <w:rPr>
+                <w:rFonts w:ascii="Aptos" w:hAnsi="Aptos"/>
+              </w:rPr>
+              <w:t>TPF Engenharia Ltda</w:t>
+            </w:r>
+          </w:p>
+        </w:tc>
+      </w:tr>
+      <w:tr>
+        <w:trPr>
+          <w:tblCellSpacing w:w="0" w:type="dxa"/>
+          <w:jc w:val="center"/>
+        </w:trPr>
+        <w:tc>
+          <w:tcPr>
+            <w:tcW w:w="843" w:type="dxa"/>
+            <w:tcBorders>
+              <w:top w:val="outset" w:sz="6" w:space="0" w:color="auto"/>
+              <w:left w:val="outset" w:sz="6" w:space="0" w:color="auto"/>
+              <w:bottom w:val="outset" w:sz="6" w:space="0" w:color="auto"/>
+              <w:right w:val="outset" w:sz="6" w:space="0" w:color="auto"/>
+            </w:tcBorders>
+            <w:vAlign w:val="center"/>
+          </w:tcPr>
+          <w:p>
+            <w:pPr>
+              <w:spacing w:after="0"/>
+              <w:jc w:val="center"/>
+              <w:rPr>
+                <w:rFonts w:ascii="Aptos" w:hAnsi="Aptos"/>
+                <w:color w:val="000000" w:themeColor="text1"/>
+              </w:rPr>
+            </w:pPr>
+            <w:r>
+              <w:rPr>
+                <w:rFonts w:ascii="Aptos" w:hAnsi="Aptos"/>
+                <w:color w:val="000000" w:themeColor="text1"/>
+              </w:rPr>
+              <w:t>TDR</w:t>
+            </w:r>
+          </w:p>
+        </w:tc>
+        <w:tc>
+          <w:tcPr>
+            <w:tcW w:w="7026" w:type="dxa"/>
+            <w:tcBorders>
+              <w:top w:val="outset" w:sz="6" w:space="0" w:color="auto"/>
+              <w:left w:val="outset" w:sz="6" w:space="0" w:color="auto"/>
+              <w:bottom w:val="outset" w:sz="6" w:space="0" w:color="auto"/>
+              <w:right w:val="outset" w:sz="6" w:space="0" w:color="auto"/>
+            </w:tcBorders>
+            <w:vAlign w:val="center"/>
+          </w:tcPr>
+          <w:p>
+            <w:pPr>
+              <w:spacing w:after="0"/>
+              <w:rPr>
+                <w:rFonts w:ascii="Aptos" w:hAnsi="Aptos"/>
+                <w:color w:val="000000" w:themeColor="text1"/>
+              </w:rPr>
+            </w:pPr>
+            <w:r>
+              <w:rPr>
+                <w:rFonts w:ascii="Aptos" w:hAnsi="Aptos"/>
+                <w:color w:val="000000" w:themeColor="text1"/>
+              </w:rPr>
+              <w:t>Tronco Distribuidor Rodoviário</w:t>
+            </w:r>
+          </w:p>
+        </w:tc>
+      </w:tr>
+      <w:tr>
+        <w:trPr>
+          <w:tblCellSpacing w:w="0" w:type="dxa"/>
+          <w:jc w:val="center"/>
+        </w:trPr>
+        <w:tc>
+          <w:tcPr>
+            <w:tcW w:w="843" w:type="dxa"/>
+            <w:tcBorders>
+              <w:top w:val="outset" w:sz="6" w:space="0" w:color="auto"/>
+              <w:left w:val="outset" w:sz="6" w:space="0" w:color="auto"/>
+              <w:bottom w:val="outset" w:sz="6" w:space="0" w:color="auto"/>
+              <w:right w:val="outset" w:sz="6" w:space="0" w:color="auto"/>
+            </w:tcBorders>
+            <w:vAlign w:val="center"/>
+          </w:tcPr>
+          <w:p>
+            <w:pPr>
+              <w:spacing w:after="0"/>
+              <w:jc w:val="center"/>
+              <w:rPr>
+                <w:rFonts w:ascii="Aptos" w:hAnsi="Aptos"/>
+                <w:color w:val="000000" w:themeColor="text1"/>
+              </w:rPr>
+            </w:pPr>
+            <w:r>
+              <w:rPr>
+                <w:rFonts w:ascii="Aptos" w:hAnsi="Aptos"/>
+                <w:color w:val="000000" w:themeColor="text1"/>
+              </w:rPr>
+              <w:t>VI</w:t>
+            </w:r>
+          </w:p>
+        </w:tc>
+        <w:tc>
+          <w:tcPr>
+            <w:tcW w:w="7026" w:type="dxa"/>
+            <w:tcBorders>
+              <w:top w:val="outset" w:sz="6" w:space="0" w:color="auto"/>
+              <w:left w:val="outset" w:sz="6" w:space="0" w:color="auto"/>
+              <w:bottom w:val="outset" w:sz="6" w:space="0" w:color="auto"/>
+              <w:right w:val="outset" w:sz="6" w:space="0" w:color="auto"/>
+            </w:tcBorders>
+            <w:vAlign w:val="center"/>
+          </w:tcPr>
+          <w:p>
+            <w:pPr>
+              <w:spacing w:after="0"/>
+              <w:rPr>
+                <w:rFonts w:ascii="Aptos" w:hAnsi="Aptos"/>
+                <w:color w:val="000000" w:themeColor="text1"/>
+              </w:rPr>
+            </w:pPr>
+            <w:r>
+              <w:rPr>
+                <w:rFonts w:ascii="Aptos" w:hAnsi="Aptos"/>
+                <w:color w:val="000000" w:themeColor="text1"/>
+              </w:rPr>
+              <w:t xml:space="preserve">Verificador Independente contratado por SUAPE, atualmente o </w:t>
+            </w:r>
+            <w:r>
+              <w:rPr>
+                <w:rFonts w:ascii="Aptos" w:hAnsi="Aptos"/>
+                <w:color w:val="000000" w:themeColor="text1"/>
+              </w:rPr>
+              <w:t xml:space="preserve">Consórcio formado pelas </w:t>
+            </w:r>
+            <w:r>
+              <w:rPr>
+                <w:rFonts w:ascii="Aptos" w:hAnsi="Aptos"/>
+                <w:color w:val="000000" w:themeColor="text1"/>
+              </w:rPr>
+              <w:t xml:space="preserve">Empresas </w:t>
+            </w:r>
+            <w:r>
+              <w:rPr>
+                <w:rFonts w:ascii="Aptos" w:hAnsi="Aptos"/>
+                <w:color w:val="000000" w:themeColor="text1"/>
+              </w:rPr>
+              <w:t>TPF e ECR</w:t>
+            </w:r>
+          </w:p>
+        </w:tc>
+      </w:tr>
+    </w:tbl>
+    <w:p>
+      <w:pPr>
+        <w:rPr>
+          <w:rFonts w:ascii="Aptos" w:hAnsi="Aptos"/>
+        </w:rPr>
+      </w:pPr>
+    </w:p>
+    <w:p>
+      <w:pPr>
+        <w:rPr>
+          <w:rFonts w:ascii="Aptos" w:hAnsi="Aptos"/>
+          <w:b/>
+          <w:bCs/>
+        </w:rPr>
+      </w:pPr>
+      <w:r>
+        <w:rPr>
+          <w:rFonts w:ascii="Aptos" w:hAnsi="Aptos"/>
+          <w:b/>
+          <w:bCs/>
+        </w:rPr>
+        <w:br w:type="page"/>
+      </w:r>
+    </w:p>
+    <w:p>
+      <w:pPr>
+        <w:jc w:val="center"/>
+        <w:rPr>
+          <w:rFonts w:ascii="Aptos" w:hAnsi="Aptos"/>
+          <w:sz w:val="28"/>
+          <w:szCs w:val="28"/>
+        </w:rPr>
+      </w:pPr>
+      <w:r>
+        <w:rPr>
+          <w:rFonts w:ascii="Aptos" w:hAnsi="Aptos"/>
+          <w:b/>
+          <w:bCs/>
+          <w:sz w:val="28"/>
+          <w:szCs w:val="28"/>
+        </w:rPr>
+        <w:lastRenderedPageBreak/>
+        <w:t>SUMÁRIO</w:t>
+      </w:r>
+    </w:p>
+    <w:sdt>
+      <w:sdtPr>
+        <w:rPr>
+          <w:rFonts w:ascii="Aptos" w:eastAsiaTheme="minorHAnsi" w:hAnsi="Aptos" w:cstheme="minorBidi"/>
+          <w:color w:val="auto"/>
+          <w:kern w:val="2"/>
+          <w:sz w:val="24"/>
+          <w:szCs w:val="24"/>
+          <w:lang w:eastAsia="en-US"/>
+          <w14:ligatures w14:val="standardContextual"/>
+        </w:rPr>
+        <w:id w:val="914752099"/>
+        <w:docPartObj>
+          <w:docPartGallery w:val="Table of Contents"/>
+          <w:docPartUnique/>
+        </w:docPartObj>
+      </w:sdtPr>
+      <w:sdtEndPr>
+        <w:rPr>
+          <w:b/>
+          <w:bCs/>
+          <w:sz w:val="22"/>
+          <w:szCs w:val="22"/>
+        </w:rPr>
+      </w:sdtEndPr>
+      <w:sdtContent>
+        <w:p>
+          <w:pPr>
+            <w:pStyle w:val="CabealhodoSumrio"/>
+            <w:rPr>
+              <w:rFonts w:ascii="Aptos" w:hAnsi="Aptos"/>
+              <w:color w:val="auto"/>
+              <w:sz w:val="24"/>
+              <w:szCs w:val="24"/>
+            </w:rPr>
+          </w:pPr>
+        </w:p>
+        <w:p>
+          <w:pPr>
+            <w:pStyle w:val="Sumrio3"/>
+            <w:tabs>
+              <w:tab w:val="left" w:pos="960"/>
+              <w:tab w:val="right" w:leader="dot" w:pos="10456"/>
+            </w:tabs>
+            <w:rPr>
+              <w:rFonts w:eastAsiaTheme="minorEastAsia"/>
+              <w:noProof/>
+              <w:sz w:val="24"/>
+              <w:szCs w:val="24"/>
+              <w:lang w:eastAsia="pt-BR"/>
+            </w:rPr>
+          </w:pPr>
+          <w:r>
+            <w:rPr>
+              <w:rFonts w:ascii="Aptos" w:hAnsi="Aptos"/>
+            </w:rPr>
+            <w:fldChar w:fldCharType="begin"/>
+          </w:r>
+          <w:r>
+            <w:rPr>
+              <w:rFonts w:ascii="Aptos" w:hAnsi="Aptos"/>
+            </w:rPr>
+            <w:instrText xml:space="preserve"> TOC \o "1-3" \h \z \u </w:instrText>
+          </w:r>
+          <w:r>
+            <w:rPr>
+              <w:rFonts w:ascii="Aptos" w:hAnsi="Aptos"/>
+            </w:rPr>
+            <w:fldChar w:fldCharType="separate"/>
+          </w:r>
+          <w:hyperlink w:anchor="_Toc217993489" w:history="1">
+            <w:r>
+              <w:rPr>
+                <w:rStyle w:val="Hyperlink"/>
+                <w:rFonts w:ascii="Aptos" w:hAnsi="Aptos"/>
+                <w:b/>
+                <w:bCs/>
+                <w:noProof/>
+              </w:rPr>
+              <w:t>1.</w:t>
+            </w:r>
+            <w:r>
+              <w:rPr>
+                <w:rFonts w:eastAsiaTheme="minorEastAsia"/>
+                <w:noProof/>
+                <w:sz w:val="24"/>
+                <w:szCs w:val="24"/>
+                <w:lang w:eastAsia="pt-BR"/>
+              </w:rPr>
+              <w:tab/>
+            </w:r>
+            <w:r>
+              <w:rPr>
+                <w:rStyle w:val="Hyperlink"/>
+                <w:rFonts w:ascii="Aptos" w:hAnsi="Aptos"/>
+                <w:b/>
+                <w:bCs/>
+                <w:noProof/>
+              </w:rPr>
+              <w:t>INTRODUÇÃO</w:t>
+            </w:r>
+            <w:r>
+              <w:rPr>
+                <w:noProof/>
+                <w:webHidden/>
+              </w:rPr>
+              <w:tab/>
+            </w:r>
+            <w:r>
+              <w:rPr>
+                <w:noProof/>
+                <w:webHidden/>
+              </w:rPr>
+              <w:fldChar w:fldCharType="begin"/>
+            </w:r>
+            <w:r>
+              <w:rPr>
+                <w:noProof/>
+                <w:webHidden/>
+              </w:rPr>
+              <w:instrText xml:space="preserve"> PAGEREF _Toc217993489 \h </w:instrText>
+            </w:r>
+            <w:r>
+              <w:rPr>
+                <w:noProof/>
+                <w:webHidden/>
+              </w:rPr>
+            </w:r>
+            <w:r>
+              <w:rPr>
+                <w:noProof/>
+                <w:webHidden/>
+              </w:rPr>
+              <w:fldChar w:fldCharType="separate"/>
+            </w:r>
+            <w:r>
+              <w:rPr>
+                <w:noProof/>
+                <w:webHidden/>
+              </w:rPr>
+              <w:t>4</w:t>
+            </w:r>
+            <w:r>
+              <w:rPr>
+                <w:noProof/>
+                <w:webHidden/>
+              </w:rPr>
+              <w:fldChar w:fldCharType="end"/>
+            </w:r>
+          </w:hyperlink>
+        </w:p>
+        <w:p>
+          <w:pPr>
+            <w:pStyle w:val="Sumrio3"/>
+            <w:tabs>
+              <w:tab w:val="left" w:pos="960"/>
+              <w:tab w:val="right" w:leader="dot" w:pos="10456"/>
+            </w:tabs>
+            <w:rPr>
+              <w:rFonts w:eastAsiaTheme="minorEastAsia"/>
+              <w:noProof/>
+              <w:sz w:val="24"/>
+              <w:szCs w:val="24"/>
+              <w:lang w:eastAsia="pt-BR"/>
+            </w:rPr>
+          </w:pPr>
+          <w:hyperlink w:anchor="_Toc217993490" w:history="1">
+            <w:r>
+              <w:rPr>
+                <w:rStyle w:val="Hyperlink"/>
+                <w:rFonts w:ascii="Aptos" w:hAnsi="Aptos"/>
+                <w:b/>
+                <w:bCs/>
+                <w:noProof/>
+              </w:rPr>
+              <w:t>2.</w:t>
+            </w:r>
+            <w:r>
+              <w:rPr>
+                <w:rFonts w:eastAsiaTheme="minorEastAsia"/>
+                <w:noProof/>
+                <w:sz w:val="24"/>
+                <w:szCs w:val="24"/>
+                <w:lang w:eastAsia="pt-BR"/>
+              </w:rPr>
+              <w:tab/>
+            </w:r>
+            <w:r>
+              <w:rPr>
+                <w:rStyle w:val="Hyperlink"/>
+                <w:rFonts w:ascii="Aptos" w:hAnsi="Aptos"/>
+                <w:b/>
+                <w:bCs/>
+                <w:noProof/>
+              </w:rPr>
+              <w:t>OBJETIVO</w:t>
+            </w:r>
+            <w:r>
+              <w:rPr>
+                <w:noProof/>
+                <w:webHidden/>
+              </w:rPr>
+              <w:tab/>
+            </w:r>
+            <w:r>
+              <w:rPr>
+                <w:noProof/>
+                <w:webHidden/>
+              </w:rPr>
+              <w:fldChar w:fldCharType="begin"/>
+            </w:r>
+            <w:r>
+              <w:rPr>
+                <w:noProof/>
+                <w:webHidden/>
+              </w:rPr>
+              <w:instrText xml:space="preserve"> PAGEREF _Toc217993490 \h </w:instrText>
+            </w:r>
+            <w:r>
+              <w:rPr>
+                <w:noProof/>
+                <w:webHidden/>
+              </w:rPr>
+            </w:r>
+            <w:r>
+              <w:rPr>
+                <w:noProof/>
+                <w:webHidden/>
+              </w:rPr>
+              <w:fldChar w:fldCharType="separate"/>
+            </w:r>
+            <w:r>
+              <w:rPr>
+                <w:noProof/>
+                <w:webHidden/>
+              </w:rPr>
+              <w:t>4</w:t>
+            </w:r>
+            <w:r>
+              <w:rPr>
+                <w:noProof/>
+                <w:webHidden/>
+              </w:rPr>
+              <w:fldChar w:fldCharType="end"/>
+            </w:r>
+          </w:hyperlink>
+        </w:p>
+        <w:p>
+          <w:pPr>
+            <w:pStyle w:val="Sumrio3"/>
+            <w:tabs>
+              <w:tab w:val="left" w:pos="960"/>
+              <w:tab w:val="right" w:leader="dot" w:pos="10456"/>
+            </w:tabs>
+            <w:rPr>
+              <w:rFonts w:eastAsiaTheme="minorEastAsia"/>
+              <w:noProof/>
+              <w:sz w:val="24"/>
+              <w:szCs w:val="24"/>
+              <w:lang w:eastAsia="pt-BR"/>
+            </w:rPr>
+          </w:pPr>
+          <w:hyperlink w:anchor="_Toc217993491" w:history="1">
+            <w:r>
+              <w:rPr>
+                <w:rStyle w:val="Hyperlink"/>
+                <w:rFonts w:ascii="Aptos" w:hAnsi="Aptos"/>
+                <w:b/>
+                <w:bCs/>
+                <w:noProof/>
+              </w:rPr>
+              <w:t>3.</w:t>
+            </w:r>
+            <w:r>
+              <w:rPr>
+                <w:rFonts w:eastAsiaTheme="minorEastAsia"/>
+                <w:noProof/>
+                <w:sz w:val="24"/>
+                <w:szCs w:val="24"/>
+                <w:lang w:eastAsia="pt-BR"/>
+              </w:rPr>
+              <w:tab/>
+            </w:r>
+            <w:r>
+              <w:rPr>
+                <w:rStyle w:val="Hyperlink"/>
+                <w:rFonts w:ascii="Aptos" w:hAnsi="Aptos"/>
+                <w:b/>
+                <w:bCs/>
+                <w:noProof/>
+              </w:rPr>
+              <w:t>METODOLOGIA</w:t>
+            </w:r>
+            <w:r>
+              <w:rPr>
+                <w:noProof/>
+                <w:webHidden/>
+              </w:rPr>
+              <w:tab/>
+            </w:r>
+            <w:r>
+              <w:rPr>
+                <w:noProof/>
+                <w:webHidden/>
+              </w:rPr>
+              <w:fldChar w:fldCharType="begin"/>
+            </w:r>
+            <w:r>
+              <w:rPr>
+                <w:noProof/>
+                <w:webHidden/>
+              </w:rPr>
+              <w:instrText xml:space="preserve"> PAGEREF _Toc217993491 \h </w:instrText>
+            </w:r>
+            <w:r>
+              <w:rPr>
+                <w:noProof/>
+                <w:webHidden/>
+              </w:rPr>
+            </w:r>
+            <w:r>
+              <w:rPr>
+                <w:noProof/>
+                <w:webHidden/>
+              </w:rPr>
+              <w:fldChar w:fldCharType="separate"/>
+            </w:r>
+            <w:r>
+              <w:rPr>
+                <w:noProof/>
+                <w:webHidden/>
+              </w:rPr>
+              <w:t>6</w:t>
+            </w:r>
+            <w:r>
+              <w:rPr>
+                <w:noProof/>
+                <w:webHidden/>
+              </w:rPr>
+              <w:fldChar w:fldCharType="end"/>
+            </w:r>
+          </w:hyperlink>
+        </w:p>
+        <w:p>
+          <w:pPr>
+            <w:pStyle w:val="Sumrio3"/>
+            <w:tabs>
+              <w:tab w:val="left" w:pos="960"/>
+              <w:tab w:val="right" w:leader="dot" w:pos="10456"/>
+            </w:tabs>
+            <w:rPr>
+              <w:rFonts w:eastAsiaTheme="minorEastAsia"/>
+              <w:noProof/>
+              <w:sz w:val="24"/>
+              <w:szCs w:val="24"/>
+              <w:lang w:eastAsia="pt-BR"/>
+            </w:rPr>
+          </w:pPr>
+          <w:hyperlink w:anchor="_Toc217993492" w:history="1">
+            <w:r>
+              <w:rPr>
+                <w:rStyle w:val="Hyperlink"/>
+                <w:rFonts w:ascii="Aptos" w:hAnsi="Aptos"/>
+                <w:b/>
+                <w:bCs/>
+                <w:noProof/>
+              </w:rPr>
+              <w:t>4.</w:t>
+            </w:r>
+            <w:r>
+              <w:rPr>
+                <w:rFonts w:eastAsiaTheme="minorEastAsia"/>
+                <w:noProof/>
+                <w:sz w:val="24"/>
+                <w:szCs w:val="24"/>
+                <w:lang w:eastAsia="pt-BR"/>
+              </w:rPr>
+              <w:tab/>
+            </w:r>
+            <w:r>
+              <w:rPr>
+                <w:rStyle w:val="Hyperlink"/>
+                <w:rFonts w:ascii="Aptos" w:hAnsi="Aptos"/>
+                <w:b/>
+                <w:bCs/>
+                <w:noProof/>
+              </w:rPr>
+              <w:t>FISCALIZAÇÃO</w:t>
+            </w:r>
+            <w:r>
+              <w:rPr>
+                <w:noProof/>
+                <w:webHidden/>
+              </w:rPr>
+              <w:tab/>
+            </w:r>
+            <w:r>
+              <w:rPr>
+                <w:noProof/>
+                <w:webHidden/>
+              </w:rPr>
+              <w:fldChar w:fldCharType="begin"/>
+            </w:r>
+            <w:r>
+              <w:rPr>
+                <w:noProof/>
+                <w:webHidden/>
+              </w:rPr>
+              <w:instrText xml:space="preserve"> PAGEREF _Toc217993492 \h </w:instrText>
+            </w:r>
+            <w:r>
+              <w:rPr>
+                <w:noProof/>
+                <w:webHidden/>
+              </w:rPr>
+            </w:r>
+            <w:r>
+              <w:rPr>
+                <w:noProof/>
+                <w:webHidden/>
+              </w:rPr>
+              <w:fldChar w:fldCharType="separate"/>
+            </w:r>
+            <w:r>
+              <w:rPr>
+                <w:noProof/>
+                <w:webHidden/>
+              </w:rPr>
+              <w:t>7</w:t>
+            </w:r>
+            <w:r>
+              <w:rPr>
+                <w:noProof/>
+                <w:webHidden/>
+              </w:rPr>
+              <w:fldChar w:fldCharType="end"/>
+            </w:r>
+          </w:hyperlink>
+        </w:p>
+        <w:p>
+          <w:pPr>
+            <w:pStyle w:val="Sumrio3"/>
+            <w:tabs>
+              <w:tab w:val="left" w:pos="960"/>
+              <w:tab w:val="right" w:leader="dot" w:pos="10456"/>
+            </w:tabs>
+            <w:rPr>
+              <w:rFonts w:eastAsiaTheme="minorEastAsia"/>
+              <w:noProof/>
+              <w:sz w:val="24"/>
+              <w:szCs w:val="24"/>
+              <w:lang w:eastAsia="pt-BR"/>
+            </w:rPr>
+          </w:pPr>
+          <w:hyperlink w:anchor="_Toc217993493" w:history="1">
+            <w:r>
+              <w:rPr>
+                <w:rStyle w:val="Hyperlink"/>
+                <w:rFonts w:ascii="Aptos" w:hAnsi="Aptos"/>
+                <w:b/>
+                <w:bCs/>
+                <w:noProof/>
+              </w:rPr>
+              <w:t>5.</w:t>
+            </w:r>
+            <w:r>
+              <w:rPr>
+                <w:rFonts w:eastAsiaTheme="minorEastAsia"/>
+                <w:noProof/>
+                <w:sz w:val="24"/>
+                <w:szCs w:val="24"/>
+                <w:lang w:eastAsia="pt-BR"/>
+              </w:rPr>
+              <w:tab/>
+            </w:r>
+            <w:r>
+              <w:rPr>
+                <w:rStyle w:val="Hyperlink"/>
+                <w:rFonts w:ascii="Aptos" w:hAnsi="Aptos"/>
+                <w:b/>
+                <w:bCs/>
+                <w:noProof/>
+              </w:rPr>
+              <w:t>DETERMINAÇÕES GERAIS</w:t>
+            </w:r>
+            <w:r>
+              <w:rPr>
+                <w:noProof/>
+                <w:webHidden/>
+              </w:rPr>
+              <w:tab/>
+            </w:r>
+            <w:r>
+              <w:rPr>
+                <w:noProof/>
+                <w:webHidden/>
+              </w:rPr>
+              <w:fldChar w:fldCharType="begin"/>
+            </w:r>
+            <w:r>
+              <w:rPr>
+                <w:noProof/>
+                <w:webHidden/>
+              </w:rPr>
+              <w:instrText xml:space="preserve"> PAGEREF _Toc217993493 \h </w:instrText>
+            </w:r>
+            <w:r>
+              <w:rPr>
+                <w:noProof/>
+                <w:webHidden/>
+              </w:rPr>
+            </w:r>
+            <w:r>
+              <w:rPr>
+                <w:noProof/>
+                <w:webHidden/>
+              </w:rPr>
+              <w:fldChar w:fldCharType="separate"/>
+            </w:r>
+            <w:r>
+              <w:rPr>
+                <w:noProof/>
+                <w:webHidden/>
+              </w:rPr>
+              <w:t>11</w:t>
+            </w:r>
+            <w:r>
+              <w:rPr>
+                <w:noProof/>
+                <w:webHidden/>
+              </w:rPr>
+              <w:fldChar w:fldCharType="end"/>
+            </w:r>
+          </w:hyperlink>
+        </w:p>
+        <w:p>
+          <w:pPr>
+            <w:pStyle w:val="Sumrio3"/>
+            <w:tabs>
+              <w:tab w:val="left" w:pos="960"/>
+              <w:tab w:val="right" w:leader="dot" w:pos="10456"/>
+            </w:tabs>
+            <w:rPr>
+              <w:rFonts w:eastAsiaTheme="minorEastAsia"/>
+              <w:noProof/>
+              <w:sz w:val="24"/>
+              <w:szCs w:val="24"/>
+              <w:lang w:eastAsia="pt-BR"/>
+            </w:rPr>
+          </w:pPr>
+          <w:hyperlink w:anchor="_Toc217993494" w:history="1">
+            <w:r>
+              <w:rPr>
+                <w:rStyle w:val="Hyperlink"/>
+                <w:rFonts w:ascii="Aptos" w:hAnsi="Aptos"/>
+                <w:b/>
+                <w:bCs/>
+                <w:noProof/>
+              </w:rPr>
+              <w:t>6.</w:t>
+            </w:r>
+            <w:r>
+              <w:rPr>
+                <w:rFonts w:eastAsiaTheme="minorEastAsia"/>
+                <w:noProof/>
+                <w:sz w:val="24"/>
+                <w:szCs w:val="24"/>
+                <w:lang w:eastAsia="pt-BR"/>
+              </w:rPr>
+              <w:tab/>
+            </w:r>
+            <w:r>
+              <w:rPr>
+                <w:rStyle w:val="Hyperlink"/>
+                <w:rFonts w:ascii="Aptos" w:hAnsi="Aptos"/>
+                <w:b/>
+                <w:bCs/>
+                <w:noProof/>
+              </w:rPr>
+              <w:t>RECOMENDAÇÕES</w:t>
+            </w:r>
+            <w:r>
+              <w:rPr>
+                <w:noProof/>
+                <w:webHidden/>
+              </w:rPr>
+              <w:tab/>
+            </w:r>
+            <w:r>
+              <w:rPr>
+                <w:noProof/>
+                <w:webHidden/>
+              </w:rPr>
+              <w:fldChar w:fldCharType="begin"/>
+            </w:r>
+            <w:r>
+              <w:rPr>
+                <w:noProof/>
+                <w:webHidden/>
+              </w:rPr>
+              <w:instrText xml:space="preserve"> PAGEREF _Toc217993494 \h </w:instrText>
+            </w:r>
+            <w:r>
+              <w:rPr>
+                <w:noProof/>
+                <w:webHidden/>
+              </w:rPr>
+            </w:r>
+            <w:r>
+              <w:rPr>
+                <w:noProof/>
+                <w:webHidden/>
+              </w:rPr>
+              <w:fldChar w:fldCharType="separate"/>
+            </w:r>
+            <w:r>
+              <w:rPr>
+                <w:noProof/>
+                <w:webHidden/>
+              </w:rPr>
+              <w:t>11</w:t>
+            </w:r>
+            <w:r>
+              <w:rPr>
+                <w:noProof/>
+                <w:webHidden/>
+              </w:rPr>
+              <w:fldChar w:fldCharType="end"/>
+            </w:r>
+          </w:hyperlink>
+        </w:p>
+        <w:p>
+          <w:pPr>
+            <w:pStyle w:val="Sumrio3"/>
+            <w:tabs>
+              <w:tab w:val="left" w:pos="960"/>
+              <w:tab w:val="right" w:leader="dot" w:pos="10456"/>
+            </w:tabs>
+            <w:rPr>
+              <w:rFonts w:eastAsiaTheme="minorEastAsia"/>
+              <w:noProof/>
+              <w:sz w:val="24"/>
+              <w:szCs w:val="24"/>
+              <w:lang w:eastAsia="pt-BR"/>
+            </w:rPr>
+          </w:pPr>
+          <w:hyperlink w:anchor="_Toc217993495" w:history="1">
+            <w:r>
+              <w:rPr>
+                <w:rStyle w:val="Hyperlink"/>
+                <w:rFonts w:ascii="Aptos" w:hAnsi="Aptos"/>
+                <w:b/>
+                <w:bCs/>
+                <w:noProof/>
+              </w:rPr>
+              <w:t>7.</w:t>
+            </w:r>
+            <w:r>
+              <w:rPr>
+                <w:rFonts w:eastAsiaTheme="minorEastAsia"/>
+                <w:noProof/>
+                <w:sz w:val="24"/>
+                <w:szCs w:val="24"/>
+                <w:lang w:eastAsia="pt-BR"/>
+              </w:rPr>
+              <w:tab/>
+            </w:r>
+            <w:r>
+              <w:rPr>
+                <w:rStyle w:val="Hyperlink"/>
+                <w:rFonts w:ascii="Aptos" w:hAnsi="Aptos"/>
+                <w:b/>
+                <w:bCs/>
+                <w:noProof/>
+              </w:rPr>
+              <w:t>CONCLUSÕES</w:t>
+            </w:r>
+            <w:r>
+              <w:rPr>
+                <w:noProof/>
+                <w:webHidden/>
+              </w:rPr>
+              <w:tab/>
+            </w:r>
+            <w:r>
+              <w:rPr>
+                <w:noProof/>
+                <w:webHidden/>
+              </w:rPr>
+              <w:fldChar w:fldCharType="begin"/>
+            </w:r>
+            <w:r>
+              <w:rPr>
+                <w:noProof/>
+                <w:webHidden/>
+              </w:rPr>
+              <w:instrText xml:space="preserve"> PAGEREF _Toc217993495 \h </w:instrText>
+            </w:r>
+            <w:r>
+              <w:rPr>
+                <w:noProof/>
+                <w:webHidden/>
+              </w:rPr>
+            </w:r>
+            <w:r>
+              <w:rPr>
+                <w:noProof/>
+                <w:webHidden/>
+              </w:rPr>
+              <w:fldChar w:fldCharType="separate"/>
+            </w:r>
+            <w:r>
+              <w:rPr>
+                <w:noProof/>
+                <w:webHidden/>
+              </w:rPr>
+              <w:t>11</w:t>
+            </w:r>
+            <w:r>
+              <w:rPr>
+                <w:noProof/>
+                <w:webHidden/>
+              </w:rPr>
+              <w:fldChar w:fldCharType="end"/>
+            </w:r>
+          </w:hyperlink>
+        </w:p>
+        <w:p>
+          <w:pPr>
+            <w:pStyle w:val="Sumrio3"/>
+            <w:tabs>
+              <w:tab w:val="right" w:leader="dot" w:pos="10456"/>
+            </w:tabs>
+            <w:rPr>
+              <w:rFonts w:eastAsiaTheme="minorEastAsia"/>
+              <w:noProof/>
+              <w:sz w:val="24"/>
+              <w:szCs w:val="24"/>
+              <w:lang w:eastAsia="pt-BR"/>
+            </w:rPr>
+          </w:pPr>
+          <w:hyperlink w:anchor="_Toc217993496" w:history="1">
+            <w:r>
+              <w:rPr>
+                <w:rStyle w:val="Hyperlink"/>
+                <w:rFonts w:ascii="Aptos" w:hAnsi="Aptos"/>
+                <w:b/>
+                <w:bCs/>
+                <w:noProof/>
+              </w:rPr>
+              <w:t xml:space="preserve">APÊNDICE </w:t>
+            </w:r>
+            <w:r>
+              <w:rPr>
+                <w:rStyle w:val="Hyperlink"/>
+                <w:rFonts w:ascii="Aptos" w:hAnsi="Aptos"/>
+                <w:b/>
+                <w:bCs/>
+                <w:noProof/>
+              </w:rPr>
+              <w:t xml:space="preserve">ÚNICO </w:t>
+            </w:r>
+            <w:r>
+              <w:rPr>
+                <w:rStyle w:val="Hyperlink"/>
+                <w:rFonts w:ascii="Aptos" w:hAnsi="Aptos"/>
+                <w:b/>
+                <w:bCs/>
+                <w:noProof/>
+              </w:rPr>
+              <w:t xml:space="preserve"> </w:t>
+            </w:r>
+            <w:r>
+              <w:rPr>
+                <w:rStyle w:val="Hyperlink"/>
+                <w:rFonts w:ascii="Aptos" w:hAnsi="Aptos"/>
+                <w:b/>
+                <w:bCs/>
+                <w:noProof/>
+              </w:rPr>
+              <w:t>– REGISTROS FOTOGRÁFICOS DAS NÃO CONFORMIDADES</w:t>
+            </w:r>
+            <w:r>
+              <w:rPr>
+                <w:noProof/>
+                <w:webHidden/>
+              </w:rPr>
+              <w:tab/>
+            </w:r>
+            <w:r>
+              <w:rPr>
+                <w:noProof/>
+                <w:webHidden/>
+              </w:rPr>
+              <w:fldChar w:fldCharType="begin"/>
+            </w:r>
+            <w:r>
+              <w:rPr>
+                <w:noProof/>
+                <w:webHidden/>
+              </w:rPr>
+              <w:instrText xml:space="preserve"> PAGEREF _Toc217993496 \h </w:instrText>
+            </w:r>
+            <w:r>
+              <w:rPr>
+                <w:noProof/>
+                <w:webHidden/>
+              </w:rPr>
+            </w:r>
+            <w:r>
+              <w:rPr>
+                <w:noProof/>
+                <w:webHidden/>
+              </w:rPr>
+              <w:fldChar w:fldCharType="separate"/>
+            </w:r>
+            <w:r>
+              <w:rPr>
+                <w:noProof/>
+                <w:webHidden/>
+              </w:rPr>
+              <w:t>12</w:t>
+            </w:r>
+            <w:r>
+              <w:rPr>
+                <w:noProof/>
+                <w:webHidden/>
+              </w:rPr>
+              <w:fldChar w:fldCharType="end"/>
+            </w:r>
+          </w:hyperlink>
+        </w:p>
+        <w:p>
+          <w:pPr>
+            <w:rPr>
+              <w:rFonts w:ascii="Aptos" w:hAnsi="Aptos"/>
+            </w:rPr>
+          </w:pPr>
+          <w:r>
+            <w:rPr>
+              <w:rFonts w:ascii="Aptos" w:hAnsi="Aptos"/>
+              <w:b/>
+              <w:bCs/>
+            </w:rPr>
+            <w:fldChar w:fldCharType="end"/>
+          </w:r>
+        </w:p>
+      </w:sdtContent>
+    </w:sdt>
+    <w:p>
+      <w:pPr>
+        <w:rPr>
+          <w:rFonts w:ascii="Aptos" w:hAnsi="Aptos"/>
+        </w:rPr>
+      </w:pPr>
+      <w:r>
+        <w:rPr>
+          <w:rFonts w:ascii="Aptos" w:hAnsi="Aptos"/>
+        </w:rPr>
+        <w:br w:type="page"/>
+      </w:r>
     </w:p>
     <w:p>
       <w:pPr>
@@ -39,10 +2569,40 @@
           <w:szCs w:val="24"/>
         </w:rPr>
       </w:pPr>
-      <w:bookmarkStart w:id="0" w:name="bookmark-BiCTFzzCUlmzKTWj"/>
-      <w:bookmarkStart w:id="1" w:name="_Toc217993493"/>
-      <w:bookmarkStart w:id="2" w:name="_Toc22548408"/>
-      <w:bookmarkEnd w:id="0"/>
+      <w:bookmarkStart w:id="34" w:name="_Toc112835841"/>
+      <w:bookmarkStart w:id="35" w:name="_Toc22548404"/>
+      <w:bookmarkStart w:id="36" w:name="_Toc304196110"/>
+      <w:bookmarkStart w:id="37" w:name="_Toc304195872"/>
+      <w:bookmarkStart w:id="38" w:name="_Toc304195546"/>
+      <w:bookmarkStart w:id="39" w:name="_Toc295299888"/>
+      <w:bookmarkStart w:id="40" w:name="_Toc291689684"/>
+      <w:bookmarkStart w:id="41" w:name="_Toc290971878"/>
+      <w:bookmarkStart w:id="42" w:name="_Toc290971791"/>
+      <w:bookmarkStart w:id="43" w:name="_Toc290971681"/>
+      <w:bookmarkStart w:id="44" w:name="_Toc290970955"/>
+      <w:bookmarkStart w:id="45" w:name="_Toc290921918"/>
+      <w:bookmarkStart w:id="46" w:name="_Toc280018129"/>
+      <w:bookmarkStart w:id="47" w:name="_Toc280015540"/>
+      <w:bookmarkStart w:id="48" w:name="_Toc257706537"/>
+      <w:bookmarkStart w:id="49" w:name="bookmark-p6Uijk0KNOh2yEVb"/>
+      <w:bookmarkStart w:id="50" w:name="_Toc217993489"/>
+      <w:bookmarkStart w:id="51" w:name="_Toc238894088"/>
+      <w:bookmarkEnd w:id="34"/>
+      <w:bookmarkEnd w:id="35"/>
+      <w:bookmarkEnd w:id="36"/>
+      <w:bookmarkEnd w:id="37"/>
+      <w:bookmarkEnd w:id="38"/>
+      <w:bookmarkEnd w:id="39"/>
+      <w:bookmarkEnd w:id="40"/>
+      <w:bookmarkEnd w:id="41"/>
+      <w:bookmarkEnd w:id="42"/>
+      <w:bookmarkEnd w:id="43"/>
+      <w:bookmarkEnd w:id="44"/>
+      <w:bookmarkEnd w:id="45"/>
+      <w:bookmarkEnd w:id="46"/>
+      <w:bookmarkEnd w:id="47"/>
+      <w:bookmarkEnd w:id="48"/>
+      <w:bookmarkEnd w:id="49"/>
       <w:r>
         <w:rPr>
           <w:rFonts w:ascii="Aptos" w:hAnsi="Aptos"/>
@@ -52,9 +2612,4873 @@
           <w:sz w:val="24"/>
           <w:szCs w:val="24"/>
         </w:rPr>
+        <w:lastRenderedPageBreak/>
+        <w:t>INTRODUÇÃO</w:t>
+      </w:r>
+      <w:bookmarkEnd w:id="50"/>
+    </w:p>
+    <w:p>
+      <w:pPr>
+        <w:jc w:val="both"/>
+        <w:rPr>
+          <w:rFonts w:ascii="Aptos" w:hAnsi="Aptos"/>
+        </w:rPr>
+      </w:pPr>
+    </w:p>
+    <w:p>
+      <w:pPr>
+        <w:jc w:val="both"/>
+        <w:rPr>
+          <w:rFonts w:ascii="Aptos" w:hAnsi="Aptos"/>
+        </w:rPr>
+      </w:pPr>
+      <w:r>
+        <w:rPr>
+          <w:rFonts w:ascii="Aptos" w:hAnsi="Aptos"/>
+        </w:rPr>
+        <w:t>A Coordenadoria de Transporte e Rodovias da Arpe implementou o cronograma de fiscalização para 202</w:t>
+      </w:r>
+      <w:r>
+        <w:rPr>
+          <w:rFonts w:ascii="Aptos" w:hAnsi="Aptos"/>
+        </w:rPr>
+        <w:t>6</w:t>
+      </w:r>
+      <w:r>
+        <w:rPr>
+          <w:rFonts w:ascii="Aptos" w:hAnsi="Aptos"/>
+        </w:rPr>
+        <w:t xml:space="preserve"> do Complexo Viário e Logístico de SUAPE, sob a responsabilidade da Concessionária Rota do Atlântico (CRA), visualizando a necessidade de serem reservados dois dias</w:t>
+      </w:r>
+      <w:r>
+        <w:rPr>
+          <w:rFonts w:ascii="Aptos" w:hAnsi="Aptos"/>
+        </w:rPr>
+        <w:t xml:space="preserve"> </w:t>
+      </w:r>
+      <w:r>
+        <w:rPr>
+          <w:rFonts w:ascii="Aptos" w:hAnsi="Aptos"/>
+        </w:rPr>
+        <w:t xml:space="preserve">consecutivos, para melhor estruturar suas ações de fiscalização técnico-operacionais da </w:t>
+      </w:r>
+      <w:r>
+        <w:rPr>
+          <w:rFonts w:ascii="Aptos" w:hAnsi="Aptos"/>
+        </w:rPr>
+        <w:t>Rodovia</w:t>
+      </w:r>
+      <w:r>
+        <w:rPr>
+          <w:rFonts w:ascii="Aptos" w:hAnsi="Aptos"/>
+        </w:rPr>
+        <w:t>.</w:t>
+      </w:r>
+    </w:p>
+    <w:p>
+      <w:pPr>
+        <w:jc w:val="both"/>
+        <w:rPr>
+          <w:rFonts w:ascii="Aptos" w:hAnsi="Aptos"/>
+        </w:rPr>
+      </w:pPr>
+      <w:r>
+        <w:rPr>
+          <w:rFonts w:ascii="Aptos" w:hAnsi="Aptos"/>
+        </w:rPr>
+        <w:t xml:space="preserve">Ainda com a visão de implantar melhorias na contribuição da Agência sobre os trabalhos desenvolvidos na rodovia, </w:t>
+      </w:r>
+      <w:r>
+        <w:rPr>
+          <w:rFonts w:ascii="Aptos" w:hAnsi="Aptos"/>
+        </w:rPr>
+        <w:t>foi introduzida uma visita técnica prévia, realizada uma semana antes do período de fiscalização, com o objetivo de elaborar um roteiro</w:t>
+      </w:r>
+      <w:r>
+        <w:rPr>
+          <w:rFonts w:ascii="Aptos" w:hAnsi="Aptos"/>
+        </w:rPr>
+        <w:t xml:space="preserve"> que é</w:t>
+      </w:r>
+      <w:r>
+        <w:rPr>
+          <w:rFonts w:ascii="Aptos" w:hAnsi="Aptos"/>
+        </w:rPr>
+        <w:t xml:space="preserve"> </w:t>
+      </w:r>
+      <w:r>
+        <w:rPr>
+          <w:rFonts w:ascii="Aptos" w:hAnsi="Aptos"/>
+        </w:rPr>
+        <w:t xml:space="preserve">encaminhado para a CRA e SUAPE contendo os trechos mapeados com possíveis Não Conformidades, </w:t>
+      </w:r>
+      <w:r>
+        <w:rPr>
+          <w:rFonts w:ascii="Aptos" w:hAnsi="Aptos"/>
+        </w:rPr>
+        <w:t xml:space="preserve">tornando </w:t>
+      </w:r>
+      <w:r>
+        <w:rPr>
+          <w:rFonts w:ascii="Aptos" w:hAnsi="Aptos"/>
+        </w:rPr>
+        <w:t xml:space="preserve">os levantamentos fotográficos </w:t>
+      </w:r>
+      <w:r>
+        <w:rPr>
+          <w:rFonts w:ascii="Aptos" w:hAnsi="Aptos"/>
+        </w:rPr>
+        <w:t xml:space="preserve">mais </w:t>
+      </w:r>
+      <w:r>
+        <w:rPr>
+          <w:rFonts w:ascii="Aptos" w:hAnsi="Aptos"/>
+        </w:rPr>
+        <w:t xml:space="preserve">ágeis e a fiscalização </w:t>
+      </w:r>
+      <w:r>
+        <w:rPr>
+          <w:rFonts w:ascii="Aptos" w:hAnsi="Aptos"/>
+        </w:rPr>
+        <w:t>efetiva.</w:t>
+      </w:r>
+    </w:p>
+    <w:p>
+      <w:pPr>
+        <w:jc w:val="both"/>
+        <w:rPr>
+          <w:rFonts w:ascii="Aptos" w:hAnsi="Aptos"/>
+        </w:rPr>
+      </w:pPr>
+      <w:r>
+        <w:rPr>
+          <w:rFonts w:ascii="Aptos" w:hAnsi="Aptos"/>
+        </w:rPr>
+        <w:t>Posteriormente, as possíveis Não Conformidades levantadas em campo são</w:t>
+      </w:r>
+      <w:r>
+        <w:rPr>
+          <w:rFonts w:ascii="Aptos" w:hAnsi="Aptos"/>
+        </w:rPr>
+        <w:t xml:space="preserve"> ana</w:t>
+      </w:r>
+      <w:r>
+        <w:rPr>
+          <w:rFonts w:ascii="Aptos" w:hAnsi="Aptos"/>
+        </w:rPr>
+        <w:t>lisada</w:t>
+      </w:r>
+      <w:r>
+        <w:rPr>
+          <w:rFonts w:ascii="Aptos" w:hAnsi="Aptos"/>
+        </w:rPr>
+        <w:t>s de acordo com os critérios elencados</w:t>
+      </w:r>
+      <w:r>
+        <w:rPr>
+          <w:rFonts w:ascii="Aptos" w:hAnsi="Aptos"/>
+        </w:rPr>
+        <w:t xml:space="preserve"> </w:t>
+      </w:r>
+      <w:r>
+        <w:rPr>
+          <w:rFonts w:ascii="Aptos" w:hAnsi="Aptos"/>
+        </w:rPr>
+        <w:t xml:space="preserve">no </w:t>
+      </w:r>
+      <w:r>
+        <w:rPr>
+          <w:rFonts w:ascii="Aptos" w:hAnsi="Aptos"/>
+        </w:rPr>
+        <w:t>PDCL anexo ao Contrato de Concessão,</w:t>
+      </w:r>
+      <w:r>
+        <w:rPr>
+          <w:rFonts w:ascii="Aptos" w:hAnsi="Aptos"/>
+        </w:rPr>
+        <w:t xml:space="preserve"> em conjunto com o último </w:t>
+      </w:r>
+      <w:bookmarkStart w:id="52" w:name="_Hlk217029601"/>
+      <w:r>
+        <w:rPr>
+          <w:rFonts w:ascii="Aptos" w:hAnsi="Aptos"/>
+        </w:rPr>
+        <w:t>Relatório Anual</w:t>
+      </w:r>
+      <w:bookmarkEnd w:id="52"/>
+      <w:r>
+        <w:rPr>
+          <w:rFonts w:ascii="Aptos" w:hAnsi="Aptos"/>
+        </w:rPr>
+        <w:t xml:space="preserve"> elaborado pelo Verificador Independente.</w:t>
+      </w:r>
+    </w:p>
+    <w:p>
+      <w:pPr>
+        <w:jc w:val="both"/>
+        <w:rPr>
+          <w:rFonts w:ascii="Aptos" w:hAnsi="Aptos"/>
+        </w:rPr>
+      </w:pPr>
+      <w:r>
+        <w:rPr>
+          <w:rFonts w:ascii="Aptos" w:hAnsi="Aptos"/>
+        </w:rPr>
+        <w:t>Destaca-se preliminarmente que as ações de fiscalização registradas neste Relatório foram concentradas na Rodovia PE-009, do Entroncamento BR-101 ao Entroncamento PE-038, que abrange os subtrechos concedidos, especificamente, o Contorno do Cabo, TDR Norte, TDR Sul e a Ligação Rótula Curva do Boi a Nossa Senhora do Ó; e Rodovia Estadual VPE-034.</w:t>
+      </w:r>
+    </w:p>
+    <w:p>
+      <w:pPr>
+        <w:jc w:val="both"/>
+        <w:rPr>
+          <w:rFonts w:ascii="Aptos" w:hAnsi="Aptos"/>
+        </w:rPr>
+      </w:pPr>
+      <w:r>
+        <w:rPr>
+          <w:rFonts w:ascii="Aptos" w:hAnsi="Aptos"/>
+        </w:rPr>
+        <w:t xml:space="preserve">É importante observar que foram </w:t>
+      </w:r>
+      <w:r>
+        <w:rPr>
+          <w:rFonts w:ascii="Aptos" w:hAnsi="Aptos"/>
+        </w:rPr>
+        <w:t>realizadas</w:t>
+      </w:r>
+      <w:r>
+        <w:rPr>
+          <w:rFonts w:ascii="Aptos" w:hAnsi="Aptos"/>
+        </w:rPr>
+        <w:t xml:space="preserve"> ações de fiscalização, no dia </w:t>
+      </w:r>
+      <w:r>
+        <w:rPr>
+          <w:rFonts w:ascii="Aptos" w:hAnsi="Aptos"/>
+        </w:rPr>
+        <w:t>9</w:t>
+      </w:r>
+      <w:r>
+        <w:rPr>
+          <w:rFonts w:ascii="Aptos" w:hAnsi="Aptos"/>
+        </w:rPr>
+        <w:t xml:space="preserve"> de </w:t>
+      </w:r>
+      <w:r>
+        <w:rPr>
+          <w:rFonts w:ascii="Aptos" w:hAnsi="Aptos"/>
+        </w:rPr>
+        <w:t xml:space="preserve">junho </w:t>
+      </w:r>
+      <w:r>
+        <w:rPr>
+          <w:rFonts w:ascii="Aptos" w:hAnsi="Aptos"/>
+        </w:rPr>
+        <w:t>de 202</w:t>
+      </w:r>
+      <w:r>
+        <w:rPr>
+          <w:rFonts w:ascii="Aptos" w:hAnsi="Aptos"/>
+        </w:rPr>
+        <w:t>6</w:t>
+      </w:r>
+      <w:r>
+        <w:rPr>
+          <w:rFonts w:ascii="Aptos" w:hAnsi="Aptos"/>
+        </w:rPr>
+        <w:t xml:space="preserve">, conforme comunicado enviado à SUAPE por meio do Ofício Arpe/DTO nº </w:t>
+      </w:r>
+      <w:r>
+        <w:rPr>
+          <w:rFonts w:ascii="Aptos" w:hAnsi="Aptos"/>
+          <w:color w:val="EE0000"/>
+        </w:rPr>
+        <w:t>302</w:t>
+      </w:r>
+      <w:r>
+        <w:rPr>
+          <w:rFonts w:ascii="Aptos" w:hAnsi="Aptos"/>
+          <w:color w:val="EE0000"/>
+        </w:rPr>
+        <w:t xml:space="preserve"> (Doc. SEI </w:t>
+      </w:r>
+      <w:r>
+        <w:rPr>
+          <w:rFonts w:ascii="Aptos" w:hAnsi="Aptos"/>
+          <w:color w:val="EE0000"/>
+        </w:rPr>
+        <w:t>75605952</w:t>
+      </w:r>
+      <w:r>
+        <w:rPr>
+          <w:rFonts w:ascii="Aptos" w:hAnsi="Aptos"/>
+          <w:color w:val="000000" w:themeColor="text1"/>
+        </w:rPr>
+        <w:t>)</w:t>
+      </w:r>
+      <w:r>
+        <w:rPr>
+          <w:rFonts w:ascii="Aptos" w:hAnsi="Aptos"/>
+        </w:rPr>
+        <w:t>.</w:t>
+      </w:r>
+    </w:p>
+    <w:p>
+      <w:pPr>
+        <w:jc w:val="both"/>
+        <w:rPr>
+          <w:rFonts w:ascii="Aptos" w:hAnsi="Aptos"/>
+        </w:rPr>
+      </w:pPr>
+      <w:r>
+        <w:rPr>
+          <w:rFonts w:ascii="Aptos" w:hAnsi="Aptos"/>
+        </w:rPr>
+        <w:t>Destaca</w:t>
+      </w:r>
+      <w:r>
+        <w:rPr>
+          <w:rFonts w:ascii="Aptos" w:hAnsi="Aptos"/>
+        </w:rPr>
+        <w:t>-se que as fiscalizações realizadas pela Arpe são tratadas com caráter educativo, preferencialmente, e contributivo para correção de procedimentos e solução de Não Conformidades evidenciados por defeitos e/ou problemas na infraestrutura disponibilizada e respectivos serviços concedidos pelo Estado.</w:t>
+      </w:r>
+    </w:p>
+    <w:p>
+      <w:pPr>
+        <w:jc w:val="both"/>
+        <w:rPr>
+          <w:rFonts w:ascii="Aptos" w:hAnsi="Aptos"/>
+        </w:rPr>
+      </w:pPr>
+    </w:p>
+    <w:p>
+      <w:pPr>
+        <w:pStyle w:val="Ttulo3"/>
+        <w:numPr>
+          <w:ilvl w:val="0"/>
+          <w:numId w:val="5"/>
+        </w:numPr>
+        <w:rPr>
+          <w:rFonts w:ascii="Aptos" w:hAnsi="Aptos"/>
+          <w:b/>
+          <w:bCs/>
+          <w:color w:val="auto"/>
+          <w:sz w:val="24"/>
+          <w:szCs w:val="24"/>
+        </w:rPr>
+      </w:pPr>
+      <w:bookmarkStart w:id="53" w:name="bookmark-VAkYotnaDHIljtNi"/>
+      <w:bookmarkStart w:id="54" w:name="_Toc217993490"/>
+      <w:bookmarkEnd w:id="53"/>
+      <w:r>
+        <w:rPr>
+          <w:rFonts w:ascii="Aptos" w:hAnsi="Aptos"/>
+          <w:b/>
+          <w:bCs/>
+          <w:color w:val="auto"/>
+          <w:sz w:val="24"/>
+          <w:szCs w:val="24"/>
+        </w:rPr>
+        <w:t>OBJETIVO</w:t>
+      </w:r>
+      <w:bookmarkEnd w:id="51"/>
+      <w:bookmarkEnd w:id="54"/>
+    </w:p>
+    <w:p>
+      <w:pPr>
+        <w:rPr>
+          <w:rFonts w:ascii="Aptos" w:hAnsi="Aptos"/>
+        </w:rPr>
+      </w:pPr>
+    </w:p>
+    <w:p>
+      <w:pPr>
+        <w:jc w:val="both"/>
+        <w:rPr>
+          <w:rFonts w:ascii="Aptos" w:hAnsi="Aptos"/>
+          <w:color w:val="000000" w:themeColor="text1"/>
+        </w:rPr>
+      </w:pPr>
+      <w:r>
+        <w:rPr>
+          <w:rFonts w:ascii="Aptos" w:hAnsi="Aptos"/>
+          <w:color w:val="000000" w:themeColor="text1"/>
+        </w:rPr>
+        <w:t>A fiscalização direta e periódica d</w:t>
+      </w:r>
+      <w:r>
+        <w:rPr>
+          <w:rFonts w:ascii="Aptos" w:hAnsi="Aptos"/>
+          <w:color w:val="000000" w:themeColor="text1"/>
+        </w:rPr>
+        <w:t>o</w:t>
+      </w:r>
+      <w:r>
+        <w:rPr>
+          <w:rFonts w:ascii="Aptos" w:hAnsi="Aptos"/>
+          <w:color w:val="000000" w:themeColor="text1"/>
+        </w:rPr>
+        <w:t xml:space="preserve"> </w:t>
+      </w:r>
+      <w:r>
+        <w:rPr>
+          <w:rFonts w:ascii="Aptos" w:hAnsi="Aptos"/>
+          <w:color w:val="000000" w:themeColor="text1"/>
+        </w:rPr>
+        <w:t xml:space="preserve">complexo viário e logístico de Suape – </w:t>
+      </w:r>
+      <w:proofErr w:type="spellStart"/>
+      <w:r>
+        <w:rPr>
+          <w:rFonts w:ascii="Aptos" w:hAnsi="Aptos"/>
+          <w:color w:val="000000" w:themeColor="text1"/>
+        </w:rPr>
+        <w:t>Expressway</w:t>
+      </w:r>
+      <w:proofErr w:type="spellEnd"/>
+      <w:r>
+        <w:rPr>
+          <w:rFonts w:ascii="Aptos" w:hAnsi="Aptos"/>
+          <w:color w:val="000000" w:themeColor="text1"/>
+        </w:rPr>
+        <w:t xml:space="preserve"> </w:t>
+      </w:r>
+      <w:r>
+        <w:rPr>
+          <w:rFonts w:ascii="Aptos" w:hAnsi="Aptos"/>
+          <w:color w:val="000000" w:themeColor="text1"/>
+        </w:rPr>
+        <w:t xml:space="preserve">concedido à </w:t>
+      </w:r>
+      <w:r>
+        <w:rPr>
+          <w:rFonts w:ascii="Aptos" w:hAnsi="Aptos"/>
+          <w:color w:val="000000" w:themeColor="text1"/>
+        </w:rPr>
+        <w:t>CRA</w:t>
+      </w:r>
+      <w:r>
+        <w:rPr>
+          <w:rFonts w:ascii="Aptos" w:hAnsi="Aptos"/>
+          <w:color w:val="000000" w:themeColor="text1"/>
+        </w:rPr>
+        <w:t xml:space="preserve">, tem por objetivo verificar as condições </w:t>
+      </w:r>
+      <w:r>
+        <w:rPr>
+          <w:rFonts w:ascii="Aptos" w:hAnsi="Aptos"/>
+          <w:color w:val="000000" w:themeColor="text1"/>
+        </w:rPr>
+        <w:t>de operação, manuten</w:t>
+      </w:r>
+      <w:r>
+        <w:rPr>
+          <w:rFonts w:ascii="Aptos" w:hAnsi="Aptos"/>
+        </w:rPr>
+        <w:t>ção, segurança viária e níveis de serviço, bem como identificar não conformidades, subsidiar medidas corretivas e assegurar a observância das disposições contratuais, regulamentares e normativas aplicáveis, preservando a segurança, a qualidade do serviço,</w:t>
+      </w:r>
+      <w:r>
+        <w:rPr>
+          <w:rFonts w:ascii="Aptos" w:hAnsi="Aptos"/>
+        </w:rPr>
+        <w:t xml:space="preserve"> </w:t>
+      </w:r>
+      <w:r>
+        <w:rPr>
+          <w:rFonts w:ascii="Aptos" w:hAnsi="Aptos"/>
+        </w:rPr>
+        <w:t xml:space="preserve">e a adequada prestação do serviço público aos usuários. </w:t>
+      </w:r>
+      <w:r>
+        <w:rPr>
+          <w:rFonts w:ascii="Aptos" w:hAnsi="Aptos"/>
+          <w:color w:val="000000" w:themeColor="text1"/>
+        </w:rPr>
+        <w:t>Dessa forma a ação de fiscalização da Arpe verifica o grau de conformidade dessas instalações com o Contrato de Concessão, bem como com a legislação e normas vigentes de modo a determinar e/ou recomendar medidas corretivas, com foco na qualidade dos serviços prestados.</w:t>
+      </w:r>
+      <w:bookmarkStart w:id="55" w:name="bookmark-uMylwk9dzkROcCV0"/>
+      <w:bookmarkStart w:id="56" w:name="_Toc238894089"/>
+      <w:bookmarkEnd w:id="55"/>
+    </w:p>
+    <w:p>
+      <w:pPr>
+        <w:jc w:val="both"/>
+        <w:rPr>
+          <w:rFonts w:ascii="Aptos" w:hAnsi="Aptos"/>
+        </w:rPr>
+      </w:pPr>
+    </w:p>
+    <w:p>
+      <w:pPr>
+        <w:jc w:val="both"/>
+        <w:rPr>
+          <w:rFonts w:ascii="Aptos" w:hAnsi="Aptos"/>
+          <w:b/>
+          <w:bCs/>
+          <w:sz w:val="24"/>
+          <w:szCs w:val="24"/>
+        </w:rPr>
+      </w:pPr>
+      <w:r>
+        <w:rPr>
+          <w:rFonts w:ascii="Aptos" w:hAnsi="Aptos"/>
+          <w:b/>
+          <w:bCs/>
+          <w:sz w:val="24"/>
+          <w:szCs w:val="24"/>
+        </w:rPr>
+        <w:t>INFORMAÇÕES GERAIS</w:t>
+      </w:r>
+      <w:bookmarkEnd w:id="56"/>
+    </w:p>
+    <w:tbl>
+      <w:tblPr>
+        <w:tblW w:w="4828" w:type="pct"/>
+        <w:tblCellMar>
+          <w:left w:w="0" w:type="dxa"/>
+          <w:right w:w="0" w:type="dxa"/>
+        </w:tblCellMar>
+        <w:tblLook w:val="04A0" w:firstRow="1" w:lastRow="0" w:firstColumn="1" w:lastColumn="0" w:noHBand="0" w:noVBand="1"/>
+      </w:tblPr>
+      <w:tblGrid>
+        <w:gridCol w:w="3162"/>
+        <w:gridCol w:w="6959"/>
+      </w:tblGrid>
+      <w:tr>
+        <w:tc>
+          <w:tcPr>
+            <w:tcW w:w="5000" w:type="pct"/>
+            <w:gridSpan w:val="2"/>
+            <w:tcBorders>
+              <w:top w:val="outset" w:sz="6" w:space="0" w:color="000000"/>
+              <w:left w:val="outset" w:sz="6" w:space="0" w:color="000000"/>
+              <w:bottom w:val="outset" w:sz="6" w:space="0" w:color="000000"/>
+              <w:right w:val="outset" w:sz="6" w:space="0" w:color="000000"/>
+            </w:tcBorders>
+            <w:shd w:val="clear" w:color="auto" w:fill="DDDDDD"/>
+            <w:vAlign w:val="center"/>
+            <w:hideMark/>
+          </w:tcPr>
+          <w:p>
+            <w:pPr>
+              <w:spacing w:before="120" w:after="120" w:line="240" w:lineRule="auto"/>
+              <w:rPr>
+                <w:rFonts w:ascii="Aptos" w:hAnsi="Aptos"/>
+                <w:b/>
+                <w:bCs/>
+              </w:rPr>
+            </w:pPr>
+            <w:r>
+              <w:rPr>
+                <w:rFonts w:ascii="Aptos" w:hAnsi="Aptos"/>
+                <w:b/>
+                <w:bCs/>
+              </w:rPr>
+              <w:t xml:space="preserve">3.1 DO TITULAR </w:t>
+            </w:r>
+            <w:r>
+              <w:rPr>
+                <w:rFonts w:ascii="Aptos" w:hAnsi="Aptos"/>
+                <w:b/>
+                <w:bCs/>
+              </w:rPr>
+              <w:t>E</w:t>
+            </w:r>
+            <w:r>
+              <w:rPr>
+                <w:rFonts w:ascii="Aptos" w:hAnsi="Aptos"/>
+                <w:b/>
+                <w:bCs/>
+              </w:rPr>
+              <w:t xml:space="preserve"> REGULADOR</w:t>
+            </w:r>
+          </w:p>
+        </w:tc>
+      </w:tr>
+      <w:tr>
+        <w:tc>
+          <w:tcPr>
+            <w:tcW w:w="1562" w:type="pct"/>
+            <w:tcBorders>
+              <w:top w:val="outset" w:sz="6" w:space="0" w:color="000000"/>
+              <w:left w:val="outset" w:sz="6" w:space="0" w:color="000000"/>
+              <w:bottom w:val="outset" w:sz="6" w:space="0" w:color="000000"/>
+              <w:right w:val="outset" w:sz="6" w:space="0" w:color="000000"/>
+            </w:tcBorders>
+            <w:vAlign w:val="center"/>
+            <w:hideMark/>
+          </w:tcPr>
+          <w:p>
+            <w:pPr>
+              <w:spacing w:before="120" w:after="120" w:line="240" w:lineRule="auto"/>
+              <w:rPr>
+                <w:rFonts w:ascii="Aptos" w:hAnsi="Aptos"/>
+              </w:rPr>
+            </w:pPr>
+            <w:r>
+              <w:rPr>
+                <w:rFonts w:ascii="Aptos" w:hAnsi="Aptos"/>
+                <w:b/>
+                <w:bCs/>
+              </w:rPr>
+              <w:t>Titular:</w:t>
+            </w:r>
+          </w:p>
+        </w:tc>
+        <w:tc>
+          <w:tcPr>
+            <w:tcW w:w="3438" w:type="pct"/>
+            <w:tcBorders>
+              <w:top w:val="outset" w:sz="6" w:space="0" w:color="000000"/>
+              <w:left w:val="outset" w:sz="6" w:space="0" w:color="000000"/>
+              <w:bottom w:val="outset" w:sz="6" w:space="0" w:color="000000"/>
+              <w:right w:val="outset" w:sz="6" w:space="0" w:color="000000"/>
+            </w:tcBorders>
+            <w:vAlign w:val="center"/>
+            <w:hideMark/>
+          </w:tcPr>
+          <w:p>
+            <w:pPr>
+              <w:spacing w:before="120" w:after="120" w:line="240" w:lineRule="auto"/>
+              <w:rPr>
+                <w:rFonts w:ascii="Aptos" w:hAnsi="Aptos"/>
+              </w:rPr>
+            </w:pPr>
+            <w:r>
+              <w:rPr>
+                <w:rFonts w:ascii="Aptos" w:hAnsi="Aptos"/>
+                <w:sz w:val="24"/>
+                <w:szCs w:val="24"/>
+              </w:rPr>
+              <w:t xml:space="preserve">SUAPE </w:t>
+            </w:r>
+            <w:r>
+              <w:rPr>
+                <w:rFonts w:ascii="Aptos" w:hAnsi="Aptos"/>
+                <w:sz w:val="24"/>
+                <w:szCs w:val="24"/>
+              </w:rPr>
+              <w:t>– Complexo Industrial Portuário Governador Eraldo Gueiros</w:t>
+            </w:r>
+          </w:p>
+        </w:tc>
+      </w:tr>
+      <w:tr>
+        <w:tc>
+          <w:tcPr>
+            <w:tcW w:w="1562" w:type="pct"/>
+            <w:tcBorders>
+              <w:top w:val="outset" w:sz="6" w:space="0" w:color="000000"/>
+              <w:left w:val="outset" w:sz="6" w:space="0" w:color="000000"/>
+              <w:bottom w:val="outset" w:sz="6" w:space="0" w:color="000000"/>
+              <w:right w:val="outset" w:sz="6" w:space="0" w:color="000000"/>
+            </w:tcBorders>
+            <w:vAlign w:val="center"/>
+            <w:hideMark/>
+          </w:tcPr>
+          <w:p>
+            <w:pPr>
+              <w:spacing w:before="120" w:after="120" w:line="240" w:lineRule="auto"/>
+              <w:rPr>
+                <w:rFonts w:ascii="Aptos" w:hAnsi="Aptos"/>
+              </w:rPr>
+            </w:pPr>
+            <w:r>
+              <w:rPr>
+                <w:rFonts w:ascii="Aptos" w:hAnsi="Aptos"/>
+                <w:b/>
+                <w:bCs/>
+              </w:rPr>
+              <w:t>Endereço:</w:t>
+            </w:r>
+          </w:p>
+        </w:tc>
+        <w:tc>
+          <w:tcPr>
+            <w:tcW w:w="3438" w:type="pct"/>
+            <w:tcBorders>
+              <w:top w:val="outset" w:sz="6" w:space="0" w:color="000000"/>
+              <w:left w:val="outset" w:sz="6" w:space="0" w:color="000000"/>
+              <w:bottom w:val="outset" w:sz="6" w:space="0" w:color="000000"/>
+              <w:right w:val="outset" w:sz="6" w:space="0" w:color="000000"/>
+            </w:tcBorders>
+            <w:vAlign w:val="center"/>
+          </w:tcPr>
+          <w:p>
+            <w:pPr>
+              <w:spacing w:before="120" w:after="120" w:line="240" w:lineRule="auto"/>
+              <w:rPr>
+                <w:rFonts w:ascii="Aptos" w:hAnsi="Aptos"/>
+              </w:rPr>
+            </w:pPr>
+            <w:r>
+              <w:rPr>
+                <w:rFonts w:ascii="Aptos" w:hAnsi="Aptos"/>
+              </w:rPr>
+              <w:t>Engenho Massangana – Km 10 – Rodovia PE – 60</w:t>
+            </w:r>
+            <w:r>
+              <w:rPr>
+                <w:rFonts w:ascii="Aptos" w:hAnsi="Aptos"/>
+              </w:rPr>
+              <w:t xml:space="preserve"> </w:t>
+            </w:r>
+            <w:r>
+              <w:rPr>
+                <w:rFonts w:ascii="Aptos" w:hAnsi="Aptos"/>
+              </w:rPr>
+              <w:t>Ipojuca/PE CEP: 55.590-000</w:t>
+            </w:r>
+          </w:p>
+        </w:tc>
+      </w:tr>
+      <w:tr>
+        <w:tc>
+          <w:tcPr>
+            <w:tcW w:w="1562" w:type="pct"/>
+            <w:tcBorders>
+              <w:top w:val="outset" w:sz="6" w:space="0" w:color="000000"/>
+              <w:left w:val="outset" w:sz="6" w:space="0" w:color="000000"/>
+              <w:bottom w:val="outset" w:sz="6" w:space="0" w:color="000000"/>
+              <w:right w:val="outset" w:sz="6" w:space="0" w:color="000000"/>
+            </w:tcBorders>
+            <w:vAlign w:val="center"/>
+            <w:hideMark/>
+          </w:tcPr>
+          <w:p>
+            <w:pPr>
+              <w:spacing w:before="120" w:after="120" w:line="240" w:lineRule="auto"/>
+              <w:rPr>
+                <w:rFonts w:ascii="Aptos" w:hAnsi="Aptos"/>
+              </w:rPr>
+            </w:pPr>
+            <w:r>
+              <w:rPr>
+                <w:rFonts w:ascii="Aptos" w:hAnsi="Aptos"/>
+                <w:b/>
+                <w:bCs/>
+              </w:rPr>
+              <w:t>Responsável:</w:t>
+            </w:r>
+          </w:p>
+        </w:tc>
+        <w:tc>
+          <w:tcPr>
+            <w:tcW w:w="3438" w:type="pct"/>
+            <w:tcBorders>
+              <w:top w:val="outset" w:sz="6" w:space="0" w:color="000000"/>
+              <w:left w:val="outset" w:sz="6" w:space="0" w:color="000000"/>
+              <w:bottom w:val="outset" w:sz="6" w:space="0" w:color="000000"/>
+              <w:right w:val="outset" w:sz="6" w:space="0" w:color="000000"/>
+            </w:tcBorders>
+            <w:vAlign w:val="center"/>
+          </w:tcPr>
+          <w:p>
+            <w:pPr>
+              <w:spacing w:before="120" w:after="120" w:line="240" w:lineRule="auto"/>
+              <w:rPr>
+                <w:rFonts w:ascii="Aptos" w:hAnsi="Aptos" w:cs="Arial"/>
+                <w:b/>
+                <w:szCs w:val="24"/>
+              </w:rPr>
+            </w:pPr>
+            <w:r>
+              <w:rPr>
+                <w:rFonts w:ascii="Aptos" w:hAnsi="Aptos" w:cs="Arial"/>
+                <w:b/>
+                <w:bCs/>
+                <w:szCs w:val="24"/>
+              </w:rPr>
+              <w:t>JOSÉ CONSTANTINO DA SILVA FILHO</w:t>
+            </w:r>
+          </w:p>
+        </w:tc>
+      </w:tr>
+      <w:tr>
+        <w:tc>
+          <w:tcPr>
+            <w:tcW w:w="1562" w:type="pct"/>
+            <w:tcBorders>
+              <w:top w:val="outset" w:sz="6" w:space="0" w:color="000000"/>
+              <w:left w:val="outset" w:sz="6" w:space="0" w:color="000000"/>
+              <w:bottom w:val="outset" w:sz="6" w:space="0" w:color="000000"/>
+              <w:right w:val="outset" w:sz="6" w:space="0" w:color="000000"/>
+            </w:tcBorders>
+            <w:vAlign w:val="center"/>
+          </w:tcPr>
+          <w:p>
+            <w:pPr>
+              <w:spacing w:before="120" w:after="120" w:line="240" w:lineRule="auto"/>
+              <w:rPr>
+                <w:rFonts w:ascii="Aptos" w:hAnsi="Aptos"/>
+                <w:b/>
+                <w:bCs/>
+              </w:rPr>
+            </w:pPr>
+            <w:r>
+              <w:rPr>
+                <w:rFonts w:ascii="Aptos" w:hAnsi="Aptos"/>
+                <w:b/>
+                <w:bCs/>
+              </w:rPr>
+              <w:t xml:space="preserve">Representantes por </w:t>
+            </w:r>
+            <w:r>
+              <w:rPr>
+                <w:rFonts w:ascii="Aptos" w:hAnsi="Aptos"/>
+                <w:b/>
+                <w:bCs/>
+              </w:rPr>
+              <w:lastRenderedPageBreak/>
+              <w:t>acompanhar:</w:t>
+            </w:r>
+          </w:p>
+        </w:tc>
+        <w:tc>
+          <w:tcPr>
+            <w:tcW w:w="3438" w:type="pct"/>
+            <w:tcBorders>
+              <w:top w:val="outset" w:sz="6" w:space="0" w:color="000000"/>
+              <w:left w:val="outset" w:sz="6" w:space="0" w:color="000000"/>
+              <w:bottom w:val="outset" w:sz="6" w:space="0" w:color="000000"/>
+              <w:right w:val="outset" w:sz="6" w:space="0" w:color="000000"/>
+            </w:tcBorders>
+            <w:vAlign w:val="center"/>
+          </w:tcPr>
+          <w:p>
+            <w:pPr>
+              <w:spacing w:before="120" w:after="120" w:line="240" w:lineRule="auto"/>
+              <w:rPr>
+                <w:rFonts w:ascii="Aptos" w:hAnsi="Aptos" w:cs="Arial"/>
+                <w:b/>
+                <w:bCs/>
+                <w:szCs w:val="24"/>
+              </w:rPr>
+            </w:pPr>
+            <w:r>
+              <w:rPr>
+                <w:rFonts w:ascii="Aptos" w:hAnsi="Aptos"/>
+              </w:rPr>
+              <w:lastRenderedPageBreak/>
+              <w:t xml:space="preserve">Viviane Alves </w:t>
+            </w:r>
+            <w:proofErr w:type="spellStart"/>
+            <w:r>
+              <w:rPr>
+                <w:rFonts w:ascii="Aptos" w:hAnsi="Aptos"/>
+              </w:rPr>
+              <w:t>Walzertudes</w:t>
+            </w:r>
+            <w:proofErr w:type="spellEnd"/>
+          </w:p>
+        </w:tc>
+      </w:tr>
+      <w:tr>
+        <w:tc>
+          <w:tcPr>
+            <w:tcW w:w="5000" w:type="pct"/>
+            <w:gridSpan w:val="2"/>
+            <w:tcBorders>
+              <w:top w:val="outset" w:sz="6" w:space="0" w:color="000000"/>
+              <w:left w:val="outset" w:sz="6" w:space="0" w:color="000000"/>
+              <w:bottom w:val="outset" w:sz="6" w:space="0" w:color="000000"/>
+              <w:right w:val="outset" w:sz="6" w:space="0" w:color="000000"/>
+            </w:tcBorders>
+            <w:shd w:val="clear" w:color="auto" w:fill="DDDDDD"/>
+            <w:vAlign w:val="center"/>
+            <w:hideMark/>
+          </w:tcPr>
+          <w:p>
+            <w:pPr>
+              <w:spacing w:before="120" w:after="120" w:line="240" w:lineRule="auto"/>
+              <w:rPr>
+                <w:rFonts w:ascii="Aptos" w:hAnsi="Aptos"/>
+                <w:b/>
+                <w:bCs/>
+              </w:rPr>
+            </w:pPr>
+            <w:r>
+              <w:rPr>
+                <w:rFonts w:ascii="Aptos" w:hAnsi="Aptos"/>
+                <w:b/>
+                <w:bCs/>
+              </w:rPr>
+              <w:t>3.2 DO VERIFICADOR INDEPENDENTE</w:t>
+            </w:r>
+          </w:p>
+        </w:tc>
+      </w:tr>
+      <w:tr>
+        <w:tc>
+          <w:tcPr>
+            <w:tcW w:w="1562" w:type="pct"/>
+            <w:tcBorders>
+              <w:top w:val="outset" w:sz="6" w:space="0" w:color="000000"/>
+              <w:left w:val="outset" w:sz="6" w:space="0" w:color="000000"/>
+              <w:bottom w:val="outset" w:sz="6" w:space="0" w:color="000000"/>
+              <w:right w:val="outset" w:sz="6" w:space="0" w:color="000000"/>
+            </w:tcBorders>
+            <w:vAlign w:val="center"/>
+            <w:hideMark/>
+          </w:tcPr>
+          <w:p>
+            <w:pPr>
+              <w:spacing w:before="120" w:after="120" w:line="240" w:lineRule="auto"/>
+              <w:rPr>
+                <w:rFonts w:ascii="Aptos" w:hAnsi="Aptos"/>
+              </w:rPr>
+            </w:pPr>
+            <w:r>
+              <w:rPr>
+                <w:rFonts w:ascii="Aptos" w:hAnsi="Aptos"/>
+                <w:b/>
+                <w:bCs/>
+              </w:rPr>
+              <w:t>Verificador Independente:</w:t>
+            </w:r>
+          </w:p>
+        </w:tc>
+        <w:tc>
+          <w:tcPr>
+            <w:tcW w:w="3438" w:type="pct"/>
+            <w:tcBorders>
+              <w:top w:val="outset" w:sz="6" w:space="0" w:color="000000"/>
+              <w:left w:val="outset" w:sz="6" w:space="0" w:color="000000"/>
+              <w:bottom w:val="outset" w:sz="6" w:space="0" w:color="000000"/>
+              <w:right w:val="outset" w:sz="6" w:space="0" w:color="000000"/>
+            </w:tcBorders>
+            <w:vAlign w:val="center"/>
+            <w:hideMark/>
+          </w:tcPr>
+          <w:p>
+            <w:pPr>
+              <w:spacing w:before="120" w:after="120" w:line="240" w:lineRule="auto"/>
+              <w:rPr>
+                <w:rFonts w:ascii="Aptos" w:hAnsi="Aptos"/>
+              </w:rPr>
+            </w:pPr>
+            <w:r>
+              <w:rPr>
+                <w:rFonts w:ascii="Aptos" w:hAnsi="Aptos"/>
+              </w:rPr>
+              <w:t xml:space="preserve">Consórcio </w:t>
+            </w:r>
+            <w:r>
+              <w:rPr>
+                <w:rFonts w:ascii="Aptos" w:hAnsi="Aptos"/>
+              </w:rPr>
+              <w:t xml:space="preserve">das Empresas </w:t>
+            </w:r>
+            <w:r>
+              <w:rPr>
+                <w:rFonts w:ascii="Aptos" w:hAnsi="Aptos"/>
+              </w:rPr>
+              <w:t>TPF/ECR</w:t>
+            </w:r>
+          </w:p>
+        </w:tc>
+      </w:tr>
+      <w:tr>
+        <w:tc>
+          <w:tcPr>
+            <w:tcW w:w="1562" w:type="pct"/>
+            <w:tcBorders>
+              <w:top w:val="outset" w:sz="6" w:space="0" w:color="000000"/>
+              <w:left w:val="outset" w:sz="6" w:space="0" w:color="000000"/>
+              <w:bottom w:val="outset" w:sz="6" w:space="0" w:color="000000"/>
+              <w:right w:val="outset" w:sz="6" w:space="0" w:color="000000"/>
+            </w:tcBorders>
+            <w:vAlign w:val="center"/>
+            <w:hideMark/>
+          </w:tcPr>
+          <w:p>
+            <w:pPr>
+              <w:spacing w:before="120" w:after="120" w:line="240" w:lineRule="auto"/>
+              <w:rPr>
+                <w:rFonts w:ascii="Aptos" w:hAnsi="Aptos"/>
+              </w:rPr>
+            </w:pPr>
+            <w:r>
+              <w:rPr>
+                <w:rFonts w:ascii="Aptos" w:hAnsi="Aptos"/>
+                <w:b/>
+                <w:bCs/>
+              </w:rPr>
+              <w:t>Endereço:</w:t>
+            </w:r>
+          </w:p>
+        </w:tc>
+        <w:tc>
+          <w:tcPr>
+            <w:tcW w:w="3438" w:type="pct"/>
+            <w:tcBorders>
+              <w:top w:val="outset" w:sz="6" w:space="0" w:color="000000"/>
+              <w:left w:val="outset" w:sz="6" w:space="0" w:color="000000"/>
+              <w:bottom w:val="outset" w:sz="6" w:space="0" w:color="000000"/>
+              <w:right w:val="outset" w:sz="6" w:space="0" w:color="000000"/>
+            </w:tcBorders>
+            <w:vAlign w:val="center"/>
+          </w:tcPr>
+          <w:p>
+            <w:pPr>
+              <w:spacing w:before="120" w:after="120" w:line="240" w:lineRule="auto"/>
+              <w:rPr>
+                <w:rFonts w:ascii="Aptos" w:hAnsi="Aptos"/>
+              </w:rPr>
+            </w:pPr>
+            <w:r>
+              <w:rPr>
+                <w:rFonts w:ascii="Aptos" w:hAnsi="Aptos"/>
+              </w:rPr>
+              <w:t xml:space="preserve">Rua Irene Ramos Gomes </w:t>
+            </w:r>
+            <w:r>
+              <w:rPr>
+                <w:rFonts w:ascii="Aptos" w:hAnsi="Aptos"/>
+              </w:rPr>
+              <w:t>d</w:t>
+            </w:r>
+            <w:r>
+              <w:rPr>
+                <w:rFonts w:ascii="Aptos" w:hAnsi="Aptos"/>
+              </w:rPr>
+              <w:t xml:space="preserve">e Mattos, Nº 176, Pina, Recife/PE CEP: </w:t>
+            </w:r>
+            <w:r>
+              <w:rPr>
+                <w:rFonts w:ascii="Aptos" w:hAnsi="Aptos"/>
+              </w:rPr>
+              <w:t>51011</w:t>
+            </w:r>
+            <w:r>
+              <w:rPr>
+                <w:rFonts w:ascii="Aptos" w:hAnsi="Aptos"/>
+              </w:rPr>
+              <w:t>-</w:t>
+            </w:r>
+            <w:r>
+              <w:rPr>
+                <w:rFonts w:ascii="Aptos" w:hAnsi="Aptos"/>
+              </w:rPr>
+              <w:t>530</w:t>
+            </w:r>
+          </w:p>
+        </w:tc>
+      </w:tr>
+      <w:tr>
+        <w:tc>
+          <w:tcPr>
+            <w:tcW w:w="1562" w:type="pct"/>
+            <w:tcBorders>
+              <w:top w:val="outset" w:sz="6" w:space="0" w:color="000000"/>
+              <w:left w:val="outset" w:sz="6" w:space="0" w:color="000000"/>
+              <w:bottom w:val="outset" w:sz="6" w:space="0" w:color="000000"/>
+              <w:right w:val="outset" w:sz="6" w:space="0" w:color="000000"/>
+            </w:tcBorders>
+            <w:vAlign w:val="center"/>
+            <w:hideMark/>
+          </w:tcPr>
+          <w:p>
+            <w:pPr>
+              <w:spacing w:before="120" w:after="120" w:line="240" w:lineRule="auto"/>
+              <w:rPr>
+                <w:rFonts w:ascii="Aptos" w:hAnsi="Aptos"/>
+              </w:rPr>
+            </w:pPr>
+            <w:r>
+              <w:rPr>
+                <w:rFonts w:ascii="Aptos" w:hAnsi="Aptos"/>
+                <w:b/>
+                <w:bCs/>
+              </w:rPr>
+              <w:t>Responsável:</w:t>
+            </w:r>
+          </w:p>
+        </w:tc>
+        <w:tc>
+          <w:tcPr>
+            <w:tcW w:w="3438" w:type="pct"/>
+            <w:tcBorders>
+              <w:top w:val="outset" w:sz="6" w:space="0" w:color="000000"/>
+              <w:left w:val="outset" w:sz="6" w:space="0" w:color="000000"/>
+              <w:bottom w:val="outset" w:sz="6" w:space="0" w:color="000000"/>
+              <w:right w:val="outset" w:sz="6" w:space="0" w:color="000000"/>
+            </w:tcBorders>
+            <w:vAlign w:val="center"/>
+          </w:tcPr>
+          <w:p>
+            <w:pPr>
+              <w:spacing w:before="120" w:after="120" w:line="240" w:lineRule="auto"/>
+              <w:rPr>
+                <w:rFonts w:ascii="Aptos" w:hAnsi="Aptos" w:cs="Arial"/>
+                <w:b/>
+                <w:szCs w:val="24"/>
+              </w:rPr>
+            </w:pPr>
+            <w:r>
+              <w:rPr>
+                <w:rFonts w:ascii="Aptos" w:hAnsi="Aptos" w:cs="Arial"/>
+                <w:b/>
+                <w:bCs/>
+                <w:szCs w:val="24"/>
+              </w:rPr>
+              <w:t>RICARDO MEDEIROS PEREIRA DE CARVALHO</w:t>
+            </w:r>
+          </w:p>
+        </w:tc>
+      </w:tr>
+      <w:tr>
+        <w:tc>
+          <w:tcPr>
+            <w:tcW w:w="1562" w:type="pct"/>
+            <w:tcBorders>
+              <w:top w:val="outset" w:sz="6" w:space="0" w:color="000000"/>
+              <w:left w:val="outset" w:sz="6" w:space="0" w:color="000000"/>
+              <w:bottom w:val="outset" w:sz="6" w:space="0" w:color="000000"/>
+              <w:right w:val="outset" w:sz="6" w:space="0" w:color="000000"/>
+            </w:tcBorders>
+            <w:vAlign w:val="center"/>
+          </w:tcPr>
+          <w:p>
+            <w:pPr>
+              <w:spacing w:before="120" w:after="120" w:line="240" w:lineRule="auto"/>
+              <w:rPr>
+                <w:rFonts w:ascii="Aptos" w:hAnsi="Aptos"/>
+                <w:b/>
+                <w:bCs/>
+              </w:rPr>
+            </w:pPr>
+            <w:r>
+              <w:rPr>
+                <w:rFonts w:ascii="Aptos" w:hAnsi="Aptos"/>
+                <w:b/>
+                <w:bCs/>
+              </w:rPr>
+              <w:t>Representantes por acompanhar:</w:t>
+            </w:r>
+          </w:p>
+        </w:tc>
+        <w:tc>
+          <w:tcPr>
+            <w:tcW w:w="3438" w:type="pct"/>
+            <w:tcBorders>
+              <w:top w:val="outset" w:sz="6" w:space="0" w:color="000000"/>
+              <w:left w:val="outset" w:sz="6" w:space="0" w:color="000000"/>
+              <w:bottom w:val="outset" w:sz="6" w:space="0" w:color="000000"/>
+              <w:right w:val="outset" w:sz="6" w:space="0" w:color="000000"/>
+            </w:tcBorders>
+            <w:vAlign w:val="center"/>
+          </w:tcPr>
+          <w:p>
+            <w:pPr>
+              <w:spacing w:before="120" w:after="120" w:line="240" w:lineRule="auto"/>
+              <w:rPr>
+                <w:rFonts w:ascii="Aptos" w:hAnsi="Aptos" w:cs="Arial"/>
+                <w:b/>
+                <w:bCs/>
+                <w:szCs w:val="24"/>
+              </w:rPr>
+            </w:pPr>
+            <w:proofErr w:type="spellStart"/>
+            <w:r>
+              <w:rPr>
+                <w:rFonts w:ascii="Aptos" w:hAnsi="Aptos"/>
+              </w:rPr>
+              <w:t>Sânya</w:t>
+            </w:r>
+            <w:proofErr w:type="spellEnd"/>
+            <w:r>
+              <w:rPr>
+                <w:rFonts w:ascii="Aptos" w:hAnsi="Aptos"/>
+              </w:rPr>
+              <w:t xml:space="preserve"> Albuquerque; Ricardo Henrique Ferraz de Farias</w:t>
+            </w:r>
+            <w:r>
+              <w:rPr>
+                <w:rFonts w:ascii="Aptos" w:hAnsi="Aptos"/>
+              </w:rPr>
+              <w:t>;</w:t>
+            </w:r>
+            <w:r>
+              <w:rPr>
+                <w:rFonts w:ascii="Aptos" w:hAnsi="Aptos" w:cstheme="minorHAnsi"/>
+              </w:rPr>
+              <w:t xml:space="preserve"> </w:t>
+            </w:r>
+            <w:r>
+              <w:rPr>
+                <w:rFonts w:ascii="Aptos" w:hAnsi="Aptos" w:cstheme="minorHAnsi"/>
+                <w:strike/>
+              </w:rPr>
+              <w:t xml:space="preserve">Lauro Ricardo Torres Galindo e </w:t>
+            </w:r>
+            <w:proofErr w:type="spellStart"/>
+            <w:r>
+              <w:rPr>
+                <w:rFonts w:ascii="Aptos" w:hAnsi="Aptos" w:cstheme="minorHAnsi"/>
+                <w:strike/>
+              </w:rPr>
+              <w:t>Maynara</w:t>
+            </w:r>
+            <w:proofErr w:type="spellEnd"/>
+            <w:r>
+              <w:rPr>
+                <w:rFonts w:ascii="Aptos" w:hAnsi="Aptos" w:cstheme="minorHAnsi"/>
+                <w:strike/>
+              </w:rPr>
+              <w:t xml:space="preserve"> Milena Silva de Lima</w:t>
+            </w:r>
+            <w:r>
+              <w:rPr>
+                <w:rFonts w:ascii="Aptos" w:hAnsi="Aptos" w:cstheme="minorHAnsi"/>
+              </w:rPr>
+              <w:t xml:space="preserve"> </w:t>
+            </w:r>
+          </w:p>
+        </w:tc>
+      </w:tr>
+      <w:tr>
+        <w:tc>
+          <w:tcPr>
+            <w:tcW w:w="5000" w:type="pct"/>
+            <w:gridSpan w:val="2"/>
+            <w:tcBorders>
+              <w:top w:val="outset" w:sz="6" w:space="0" w:color="000000"/>
+              <w:left w:val="outset" w:sz="6" w:space="0" w:color="000000"/>
+              <w:bottom w:val="outset" w:sz="6" w:space="0" w:color="000000"/>
+              <w:right w:val="outset" w:sz="6" w:space="0" w:color="000000"/>
+            </w:tcBorders>
+            <w:shd w:val="clear" w:color="auto" w:fill="DDDDDD"/>
+            <w:vAlign w:val="center"/>
+            <w:hideMark/>
+          </w:tcPr>
+          <w:p>
+            <w:pPr>
+              <w:spacing w:before="120" w:after="120" w:line="240" w:lineRule="auto"/>
+              <w:rPr>
+                <w:rFonts w:ascii="Aptos" w:hAnsi="Aptos"/>
+                <w:b/>
+                <w:bCs/>
+              </w:rPr>
+            </w:pPr>
+            <w:r>
+              <w:rPr>
+                <w:rFonts w:ascii="Aptos" w:hAnsi="Aptos"/>
+                <w:b/>
+                <w:bCs/>
+              </w:rPr>
+              <w:t>3.</w:t>
+            </w:r>
+            <w:r>
+              <w:rPr>
+                <w:rFonts w:ascii="Aptos" w:hAnsi="Aptos"/>
+                <w:b/>
+                <w:bCs/>
+              </w:rPr>
+              <w:t>3</w:t>
+            </w:r>
+            <w:r>
+              <w:rPr>
+                <w:rFonts w:ascii="Aptos" w:hAnsi="Aptos"/>
+                <w:b/>
+                <w:bCs/>
+              </w:rPr>
+              <w:t xml:space="preserve"> DO REGULADO</w:t>
+            </w:r>
+          </w:p>
+        </w:tc>
+      </w:tr>
+      <w:tr>
+        <w:tc>
+          <w:tcPr>
+            <w:tcW w:w="1562" w:type="pct"/>
+            <w:tcBorders>
+              <w:top w:val="outset" w:sz="6" w:space="0" w:color="000000"/>
+              <w:left w:val="outset" w:sz="6" w:space="0" w:color="000000"/>
+              <w:bottom w:val="outset" w:sz="6" w:space="0" w:color="000000"/>
+              <w:right w:val="outset" w:sz="6" w:space="0" w:color="000000"/>
+            </w:tcBorders>
+            <w:vAlign w:val="center"/>
+            <w:hideMark/>
+          </w:tcPr>
+          <w:p>
+            <w:pPr>
+              <w:spacing w:before="120" w:after="120" w:line="240" w:lineRule="auto"/>
+              <w:rPr>
+                <w:rFonts w:ascii="Aptos" w:hAnsi="Aptos"/>
+              </w:rPr>
+            </w:pPr>
+            <w:r>
+              <w:rPr>
+                <w:rFonts w:ascii="Aptos" w:hAnsi="Aptos"/>
+                <w:b/>
+                <w:bCs/>
+              </w:rPr>
+              <w:t>Regulado:</w:t>
+            </w:r>
+          </w:p>
+        </w:tc>
+        <w:tc>
+          <w:tcPr>
+            <w:tcW w:w="3438" w:type="pct"/>
+            <w:tcBorders>
+              <w:top w:val="outset" w:sz="6" w:space="0" w:color="000000"/>
+              <w:left w:val="outset" w:sz="6" w:space="0" w:color="000000"/>
+              <w:bottom w:val="outset" w:sz="6" w:space="0" w:color="000000"/>
+              <w:right w:val="outset" w:sz="6" w:space="0" w:color="000000"/>
+            </w:tcBorders>
+            <w:vAlign w:val="center"/>
+          </w:tcPr>
+          <w:p>
+            <w:pPr>
+              <w:spacing w:before="120" w:after="120" w:line="240" w:lineRule="auto"/>
+              <w:rPr>
+                <w:rFonts w:ascii="Aptos" w:hAnsi="Aptos"/>
+              </w:rPr>
+            </w:pPr>
+            <w:r>
+              <w:rPr>
+                <w:rFonts w:ascii="Aptos" w:hAnsi="Aptos"/>
+              </w:rPr>
+              <w:t>CRA</w:t>
+            </w:r>
+            <w:r>
+              <w:rPr>
+                <w:rFonts w:ascii="Aptos" w:hAnsi="Aptos"/>
+              </w:rPr>
+              <w:t xml:space="preserve"> - </w:t>
+            </w:r>
+            <w:r>
+              <w:rPr>
+                <w:rFonts w:ascii="Aptos" w:hAnsi="Aptos"/>
+              </w:rPr>
+              <w:t>Concessionária Rota do Atlântico</w:t>
+            </w:r>
+          </w:p>
+        </w:tc>
+      </w:tr>
+      <w:tr>
+        <w:tc>
+          <w:tcPr>
+            <w:tcW w:w="1562" w:type="pct"/>
+            <w:tcBorders>
+              <w:top w:val="outset" w:sz="6" w:space="0" w:color="000000"/>
+              <w:left w:val="outset" w:sz="6" w:space="0" w:color="000000"/>
+              <w:bottom w:val="outset" w:sz="6" w:space="0" w:color="000000"/>
+              <w:right w:val="outset" w:sz="6" w:space="0" w:color="000000"/>
+            </w:tcBorders>
+            <w:vAlign w:val="center"/>
+            <w:hideMark/>
+          </w:tcPr>
+          <w:p>
+            <w:pPr>
+              <w:spacing w:before="120" w:after="120" w:line="240" w:lineRule="auto"/>
+              <w:rPr>
+                <w:rFonts w:ascii="Aptos" w:hAnsi="Aptos"/>
+              </w:rPr>
+            </w:pPr>
+            <w:r>
+              <w:rPr>
+                <w:rFonts w:ascii="Aptos" w:hAnsi="Aptos"/>
+                <w:b/>
+                <w:bCs/>
+              </w:rPr>
+              <w:t>Responsável:</w:t>
+            </w:r>
+          </w:p>
+        </w:tc>
+        <w:tc>
+          <w:tcPr>
+            <w:tcW w:w="3438" w:type="pct"/>
+            <w:tcBorders>
+              <w:top w:val="outset" w:sz="6" w:space="0" w:color="000000"/>
+              <w:left w:val="outset" w:sz="6" w:space="0" w:color="000000"/>
+              <w:bottom w:val="outset" w:sz="6" w:space="0" w:color="000000"/>
+              <w:right w:val="outset" w:sz="6" w:space="0" w:color="000000"/>
+            </w:tcBorders>
+            <w:vAlign w:val="center"/>
+          </w:tcPr>
+          <w:p>
+            <w:pPr>
+              <w:spacing w:before="120" w:after="120" w:line="240" w:lineRule="auto"/>
+              <w:rPr>
+                <w:rFonts w:ascii="Aptos" w:hAnsi="Aptos"/>
+              </w:rPr>
+            </w:pPr>
+            <w:r>
+              <w:rPr>
+                <w:rFonts w:ascii="Aptos" w:hAnsi="Aptos"/>
+                <w:b/>
+                <w:bCs/>
+              </w:rPr>
+              <w:t>RAFAELA ELAINE DA COSTA LIMA ARAÚJO</w:t>
+            </w:r>
+          </w:p>
+        </w:tc>
+      </w:tr>
+      <w:tr>
+        <w:tc>
+          <w:tcPr>
+            <w:tcW w:w="1562" w:type="pct"/>
+            <w:tcBorders>
+              <w:top w:val="outset" w:sz="6" w:space="0" w:color="000000"/>
+              <w:left w:val="outset" w:sz="6" w:space="0" w:color="000000"/>
+              <w:bottom w:val="outset" w:sz="6" w:space="0" w:color="000000"/>
+              <w:right w:val="outset" w:sz="6" w:space="0" w:color="000000"/>
+            </w:tcBorders>
+            <w:vAlign w:val="center"/>
+            <w:hideMark/>
+          </w:tcPr>
+          <w:p>
+            <w:pPr>
+              <w:spacing w:before="120" w:after="120" w:line="240" w:lineRule="auto"/>
+              <w:rPr>
+                <w:rFonts w:ascii="Aptos" w:hAnsi="Aptos"/>
+              </w:rPr>
+            </w:pPr>
+            <w:r>
+              <w:rPr>
+                <w:rFonts w:ascii="Aptos" w:hAnsi="Aptos"/>
+                <w:b/>
+                <w:bCs/>
+              </w:rPr>
+              <w:t>Endereço:</w:t>
+            </w:r>
+          </w:p>
+        </w:tc>
+        <w:tc>
+          <w:tcPr>
+            <w:tcW w:w="3438" w:type="pct"/>
+            <w:tcBorders>
+              <w:top w:val="outset" w:sz="6" w:space="0" w:color="000000"/>
+              <w:left w:val="outset" w:sz="6" w:space="0" w:color="000000"/>
+              <w:bottom w:val="outset" w:sz="6" w:space="0" w:color="000000"/>
+              <w:right w:val="outset" w:sz="6" w:space="0" w:color="000000"/>
+            </w:tcBorders>
+            <w:vAlign w:val="center"/>
+          </w:tcPr>
+          <w:p>
+            <w:pPr>
+              <w:spacing w:before="120" w:after="120" w:line="240" w:lineRule="auto"/>
+              <w:rPr>
+                <w:rFonts w:ascii="Aptos" w:hAnsi="Aptos"/>
+              </w:rPr>
+            </w:pPr>
+            <w:r>
+              <w:rPr>
+                <w:rFonts w:ascii="Aptos" w:hAnsi="Aptos"/>
+              </w:rPr>
+              <w:t>Rodovia PE-009, Km 38,5(TDR Norte, 2074) – Distrito Industrial Suape, Cabo de Santo Agostinho/PE – CEP: 54.590-000</w:t>
+            </w:r>
+          </w:p>
+        </w:tc>
+      </w:tr>
+      <w:tr>
+        <w:tc>
+          <w:tcPr>
+            <w:tcW w:w="1562" w:type="pct"/>
+            <w:tcBorders>
+              <w:top w:val="outset" w:sz="6" w:space="0" w:color="000000"/>
+              <w:left w:val="outset" w:sz="6" w:space="0" w:color="000000"/>
+              <w:bottom w:val="outset" w:sz="6" w:space="0" w:color="000000"/>
+              <w:right w:val="outset" w:sz="6" w:space="0" w:color="000000"/>
+            </w:tcBorders>
+            <w:vAlign w:val="center"/>
+            <w:hideMark/>
+          </w:tcPr>
+          <w:p>
+            <w:pPr>
+              <w:spacing w:before="120" w:after="120" w:line="240" w:lineRule="auto"/>
+              <w:rPr>
+                <w:rFonts w:ascii="Aptos" w:hAnsi="Aptos"/>
+              </w:rPr>
+            </w:pPr>
+            <w:r>
+              <w:rPr>
+                <w:rFonts w:ascii="Aptos" w:hAnsi="Aptos"/>
+                <w:b/>
+                <w:bCs/>
+              </w:rPr>
+              <w:t>Representantes por acompanhar:</w:t>
+            </w:r>
+          </w:p>
+        </w:tc>
+        <w:tc>
+          <w:tcPr>
+            <w:tcW w:w="3438" w:type="pct"/>
+            <w:tcBorders>
+              <w:top w:val="outset" w:sz="6" w:space="0" w:color="000000"/>
+              <w:left w:val="outset" w:sz="6" w:space="0" w:color="000000"/>
+              <w:bottom w:val="outset" w:sz="6" w:space="0" w:color="000000"/>
+              <w:right w:val="outset" w:sz="6" w:space="0" w:color="000000"/>
+            </w:tcBorders>
+            <w:vAlign w:val="center"/>
+          </w:tcPr>
+          <w:p>
+            <w:pPr>
+              <w:spacing w:before="120" w:after="120" w:line="240" w:lineRule="auto"/>
+              <w:rPr>
+                <w:rFonts w:ascii="Aptos" w:hAnsi="Aptos"/>
+              </w:rPr>
+            </w:pPr>
+            <w:r>
+              <w:rPr>
+                <w:rFonts w:ascii="Aptos" w:hAnsi="Aptos"/>
+              </w:rPr>
+              <w:t>Vanessa Monteiro</w:t>
+            </w:r>
+            <w:r>
+              <w:rPr>
+                <w:rFonts w:ascii="Aptos" w:hAnsi="Aptos"/>
+              </w:rPr>
+              <w:t xml:space="preserve"> e </w:t>
+            </w:r>
+            <w:r>
+              <w:rPr>
+                <w:rFonts w:ascii="Aptos" w:hAnsi="Aptos"/>
+                <w:highlight w:val="yellow"/>
+              </w:rPr>
+              <w:t>Isadora XXXX</w:t>
+            </w:r>
+          </w:p>
+        </w:tc>
+      </w:tr>
+      <w:tr>
+        <w:tc>
+          <w:tcPr>
+            <w:tcW w:w="5000" w:type="pct"/>
+            <w:gridSpan w:val="2"/>
+            <w:tcBorders>
+              <w:top w:val="outset" w:sz="6" w:space="0" w:color="000000"/>
+              <w:left w:val="outset" w:sz="6" w:space="0" w:color="000000"/>
+              <w:bottom w:val="outset" w:sz="6" w:space="0" w:color="000000"/>
+              <w:right w:val="outset" w:sz="6" w:space="0" w:color="000000"/>
+            </w:tcBorders>
+            <w:shd w:val="clear" w:color="auto" w:fill="DDDDDD"/>
+            <w:vAlign w:val="center"/>
+            <w:hideMark/>
+          </w:tcPr>
+          <w:p>
+            <w:pPr>
+              <w:spacing w:before="120" w:after="120" w:line="240" w:lineRule="auto"/>
+              <w:rPr>
+                <w:rFonts w:ascii="Aptos" w:hAnsi="Aptos"/>
+              </w:rPr>
+            </w:pPr>
+            <w:r>
+              <w:rPr>
+                <w:rFonts w:ascii="Aptos" w:hAnsi="Aptos"/>
+                <w:b/>
+                <w:bCs/>
+              </w:rPr>
+              <w:t>3.</w:t>
+            </w:r>
+            <w:r>
+              <w:rPr>
+                <w:rFonts w:ascii="Aptos" w:hAnsi="Aptos"/>
+                <w:b/>
+                <w:bCs/>
+              </w:rPr>
+              <w:t>4</w:t>
+            </w:r>
+            <w:r>
+              <w:rPr>
+                <w:rFonts w:ascii="Aptos" w:hAnsi="Aptos"/>
+                <w:b/>
+                <w:bCs/>
+              </w:rPr>
+              <w:t xml:space="preserve"> DO </w:t>
+            </w:r>
+            <w:r>
+              <w:rPr>
+                <w:rFonts w:ascii="Aptos" w:hAnsi="Aptos"/>
+                <w:b/>
+                <w:bCs/>
+              </w:rPr>
+              <w:t xml:space="preserve">FISCALIZADOR (CONVÊNIO SUAPE/ARPE Nº </w:t>
+            </w:r>
+            <w:r>
+              <w:rPr>
+                <w:rFonts w:ascii="Aptos" w:hAnsi="Aptos"/>
+                <w:b/>
+                <w:bCs/>
+              </w:rPr>
+              <w:t>003/2021)</w:t>
+            </w:r>
+          </w:p>
+        </w:tc>
+      </w:tr>
+      <w:tr>
+        <w:tc>
+          <w:tcPr>
+            <w:tcW w:w="1562" w:type="pct"/>
+            <w:tcBorders>
+              <w:top w:val="outset" w:sz="6" w:space="0" w:color="000000"/>
+              <w:left w:val="outset" w:sz="6" w:space="0" w:color="000000"/>
+              <w:bottom w:val="outset" w:sz="6" w:space="0" w:color="000000"/>
+              <w:right w:val="outset" w:sz="6" w:space="0" w:color="000000"/>
+            </w:tcBorders>
+            <w:vAlign w:val="center"/>
+            <w:hideMark/>
+          </w:tcPr>
+          <w:p>
+            <w:pPr>
+              <w:spacing w:before="120" w:after="120" w:line="240" w:lineRule="auto"/>
+              <w:rPr>
+                <w:rFonts w:ascii="Aptos" w:hAnsi="Aptos"/>
+              </w:rPr>
+            </w:pPr>
+            <w:r>
+              <w:rPr>
+                <w:rFonts w:ascii="Aptos" w:hAnsi="Aptos"/>
+                <w:b/>
+                <w:bCs/>
+              </w:rPr>
+              <w:t>Regulador:</w:t>
+            </w:r>
+          </w:p>
+        </w:tc>
+        <w:tc>
+          <w:tcPr>
+            <w:tcW w:w="3438" w:type="pct"/>
+            <w:tcBorders>
+              <w:top w:val="outset" w:sz="6" w:space="0" w:color="000000"/>
+              <w:left w:val="outset" w:sz="6" w:space="0" w:color="000000"/>
+              <w:bottom w:val="outset" w:sz="6" w:space="0" w:color="000000"/>
+              <w:right w:val="outset" w:sz="6" w:space="0" w:color="000000"/>
+            </w:tcBorders>
+            <w:vAlign w:val="center"/>
+            <w:hideMark/>
+          </w:tcPr>
+          <w:p>
+            <w:pPr>
+              <w:spacing w:before="120" w:after="120" w:line="240" w:lineRule="auto"/>
+              <w:rPr>
+                <w:rFonts w:ascii="Aptos" w:hAnsi="Aptos"/>
+              </w:rPr>
+            </w:pPr>
+            <w:r>
+              <w:rPr>
+                <w:rFonts w:ascii="Aptos" w:hAnsi="Aptos"/>
+              </w:rPr>
+              <w:t>Agência de Regulação de Pernambuco</w:t>
+            </w:r>
+            <w:r>
+              <w:rPr>
+                <w:rFonts w:ascii="Aptos" w:hAnsi="Aptos"/>
+              </w:rPr>
+              <w:t xml:space="preserve"> (Arpe)</w:t>
+            </w:r>
+          </w:p>
+        </w:tc>
+      </w:tr>
+      <w:tr>
+        <w:tc>
+          <w:tcPr>
+            <w:tcW w:w="1562" w:type="pct"/>
+            <w:tcBorders>
+              <w:top w:val="outset" w:sz="6" w:space="0" w:color="000000"/>
+              <w:left w:val="outset" w:sz="6" w:space="0" w:color="000000"/>
+              <w:bottom w:val="outset" w:sz="6" w:space="0" w:color="000000"/>
+              <w:right w:val="outset" w:sz="6" w:space="0" w:color="000000"/>
+            </w:tcBorders>
+            <w:vAlign w:val="center"/>
+            <w:hideMark/>
+          </w:tcPr>
+          <w:p>
+            <w:pPr>
+              <w:spacing w:before="120" w:after="120" w:line="240" w:lineRule="auto"/>
+              <w:rPr>
+                <w:rFonts w:ascii="Aptos" w:hAnsi="Aptos"/>
+              </w:rPr>
+            </w:pPr>
+            <w:r>
+              <w:rPr>
+                <w:rFonts w:ascii="Aptos" w:hAnsi="Aptos"/>
+                <w:b/>
+                <w:bCs/>
+              </w:rPr>
+              <w:t>Diretor Presidente:</w:t>
+            </w:r>
+          </w:p>
+        </w:tc>
+        <w:tc>
+          <w:tcPr>
+            <w:tcW w:w="3438" w:type="pct"/>
+            <w:tcBorders>
+              <w:top w:val="outset" w:sz="6" w:space="0" w:color="000000"/>
+              <w:left w:val="outset" w:sz="6" w:space="0" w:color="000000"/>
+              <w:bottom w:val="outset" w:sz="6" w:space="0" w:color="000000"/>
+              <w:right w:val="outset" w:sz="6" w:space="0" w:color="000000"/>
+            </w:tcBorders>
+            <w:vAlign w:val="center"/>
+            <w:hideMark/>
+          </w:tcPr>
+          <w:p>
+            <w:pPr>
+              <w:spacing w:before="120" w:after="120" w:line="240" w:lineRule="auto"/>
+              <w:rPr>
+                <w:rFonts w:ascii="Aptos" w:hAnsi="Aptos"/>
+                <w:b/>
+                <w:bCs/>
+              </w:rPr>
+            </w:pPr>
+            <w:r>
+              <w:rPr>
+                <w:rFonts w:ascii="Aptos" w:hAnsi="Aptos"/>
+                <w:b/>
+                <w:bCs/>
+              </w:rPr>
+              <w:t>CARLOS PORTO FILHO</w:t>
+            </w:r>
+          </w:p>
+        </w:tc>
+      </w:tr>
+      <w:tr>
+        <w:trPr>
+          <w:trHeight w:val="568"/>
+        </w:trPr>
+        <w:tc>
+          <w:tcPr>
+            <w:tcW w:w="1562" w:type="pct"/>
+            <w:tcBorders>
+              <w:top w:val="outset" w:sz="6" w:space="0" w:color="000000"/>
+              <w:left w:val="outset" w:sz="6" w:space="0" w:color="000000"/>
+              <w:bottom w:val="outset" w:sz="6" w:space="0" w:color="000000"/>
+              <w:right w:val="outset" w:sz="6" w:space="0" w:color="000000"/>
+            </w:tcBorders>
+            <w:vAlign w:val="center"/>
+            <w:hideMark/>
+          </w:tcPr>
+          <w:p>
+            <w:pPr>
+              <w:spacing w:before="120" w:after="120" w:line="240" w:lineRule="auto"/>
+              <w:rPr>
+                <w:rFonts w:ascii="Aptos" w:hAnsi="Aptos"/>
+              </w:rPr>
+            </w:pPr>
+            <w:r>
+              <w:rPr>
+                <w:rFonts w:ascii="Aptos" w:hAnsi="Aptos"/>
+                <w:b/>
+                <w:bCs/>
+              </w:rPr>
+              <w:t>Endereço:</w:t>
+            </w:r>
+          </w:p>
+        </w:tc>
+        <w:tc>
+          <w:tcPr>
+            <w:tcW w:w="3438" w:type="pct"/>
+            <w:tcBorders>
+              <w:top w:val="outset" w:sz="6" w:space="0" w:color="000000"/>
+              <w:left w:val="outset" w:sz="6" w:space="0" w:color="000000"/>
+              <w:bottom w:val="outset" w:sz="6" w:space="0" w:color="000000"/>
+              <w:right w:val="outset" w:sz="6" w:space="0" w:color="000000"/>
+            </w:tcBorders>
+            <w:vAlign w:val="center"/>
+            <w:hideMark/>
+          </w:tcPr>
+          <w:p>
+            <w:pPr>
+              <w:spacing w:before="120" w:after="120" w:line="240" w:lineRule="auto"/>
+              <w:rPr>
+                <w:rFonts w:ascii="Aptos" w:hAnsi="Aptos"/>
+              </w:rPr>
+            </w:pPr>
+            <w:r>
+              <w:rPr>
+                <w:rFonts w:ascii="Aptos" w:hAnsi="Aptos"/>
+              </w:rPr>
+              <w:t>Avenida Conselheiro Rosa e Silva, 975, Aflitos, Recife/PE, CEP: 52.050-020.</w:t>
+            </w:r>
+          </w:p>
+          <w:p>
+            <w:pPr>
+              <w:spacing w:before="120" w:after="120" w:line="240" w:lineRule="auto"/>
+              <w:rPr>
+                <w:rFonts w:ascii="Aptos" w:hAnsi="Aptos"/>
+              </w:rPr>
+            </w:pPr>
+            <w:r>
+              <w:rPr>
+                <w:rFonts w:ascii="Aptos" w:hAnsi="Aptos"/>
+              </w:rPr>
+              <w:t>Estacionamento: Rua do Futuro, 150, Aflitos, Recife/PE.</w:t>
+            </w:r>
+          </w:p>
+        </w:tc>
+      </w:tr>
+      <w:tr>
+        <w:trPr>
+          <w:trHeight w:val="735"/>
+        </w:trPr>
+        <w:tc>
+          <w:tcPr>
+            <w:tcW w:w="1562" w:type="pct"/>
+            <w:tcBorders>
+              <w:top w:val="outset" w:sz="6" w:space="0" w:color="000000"/>
+              <w:left w:val="outset" w:sz="6" w:space="0" w:color="000000"/>
+              <w:bottom w:val="outset" w:sz="6" w:space="0" w:color="000000"/>
+              <w:right w:val="outset" w:sz="6" w:space="0" w:color="000000"/>
+            </w:tcBorders>
+            <w:vAlign w:val="center"/>
+            <w:hideMark/>
+          </w:tcPr>
+          <w:p>
+            <w:pPr>
+              <w:spacing w:before="120" w:after="120" w:line="240" w:lineRule="auto"/>
+              <w:rPr>
+                <w:rFonts w:ascii="Aptos" w:hAnsi="Aptos"/>
+              </w:rPr>
+            </w:pPr>
+            <w:r>
+              <w:rPr>
+                <w:rFonts w:ascii="Aptos" w:hAnsi="Aptos"/>
+                <w:b/>
+                <w:bCs/>
+              </w:rPr>
+              <w:t>Responsáveis pela fiscalização:</w:t>
+            </w:r>
+          </w:p>
+        </w:tc>
+        <w:tc>
+          <w:tcPr>
+            <w:tcW w:w="3438" w:type="pct"/>
+            <w:tcBorders>
+              <w:top w:val="outset" w:sz="6" w:space="0" w:color="000000"/>
+              <w:left w:val="outset" w:sz="6" w:space="0" w:color="000000"/>
+              <w:bottom w:val="outset" w:sz="6" w:space="0" w:color="000000"/>
+              <w:right w:val="outset" w:sz="6" w:space="0" w:color="000000"/>
+            </w:tcBorders>
+            <w:vAlign w:val="center"/>
+            <w:hideMark/>
+          </w:tcPr>
+          <w:p>
+            <w:pPr>
+              <w:spacing w:before="120" w:after="120" w:line="240" w:lineRule="auto"/>
+              <w:rPr>
+                <w:rFonts w:ascii="Aptos" w:hAnsi="Aptos"/>
+              </w:rPr>
+            </w:pPr>
+            <w:r>
+              <w:rPr>
+                <w:rFonts w:ascii="Aptos" w:hAnsi="Aptos"/>
+              </w:rPr>
+              <w:t>Alcides Vieira de Azevedo Bezerra; Enildo Manoel da Silva Júnior</w:t>
+            </w:r>
+            <w:r>
+              <w:rPr>
+                <w:rFonts w:ascii="Aptos" w:hAnsi="Aptos"/>
+              </w:rPr>
+              <w:t xml:space="preserve">; </w:t>
+            </w:r>
+            <w:r>
+              <w:rPr>
+                <w:rFonts w:ascii="Aptos" w:hAnsi="Aptos"/>
+                <w:highlight w:val="yellow"/>
+              </w:rPr>
+              <w:t>Maria Fernanda</w:t>
+            </w:r>
+          </w:p>
+        </w:tc>
+      </w:tr>
+      <w:tr>
+        <w:tc>
+          <w:tcPr>
+            <w:tcW w:w="1562" w:type="pct"/>
+            <w:tcBorders>
+              <w:top w:val="outset" w:sz="6" w:space="0" w:color="000000"/>
+              <w:left w:val="outset" w:sz="6" w:space="0" w:color="000000"/>
+              <w:bottom w:val="outset" w:sz="6" w:space="0" w:color="000000"/>
+              <w:right w:val="outset" w:sz="6" w:space="0" w:color="000000"/>
+            </w:tcBorders>
+            <w:vAlign w:val="center"/>
+            <w:hideMark/>
+          </w:tcPr>
+          <w:p>
+            <w:pPr>
+              <w:spacing w:before="120" w:after="120" w:line="240" w:lineRule="auto"/>
+              <w:rPr>
+                <w:rFonts w:ascii="Aptos" w:hAnsi="Aptos"/>
+              </w:rPr>
+            </w:pPr>
+            <w:r>
+              <w:rPr>
+                <w:rFonts w:ascii="Aptos" w:hAnsi="Aptos"/>
+                <w:b/>
+                <w:bCs/>
+              </w:rPr>
+              <w:t>Período da Fiscalização:</w:t>
+            </w:r>
+          </w:p>
+        </w:tc>
+        <w:tc>
+          <w:tcPr>
+            <w:tcW w:w="3438" w:type="pct"/>
+            <w:tcBorders>
+              <w:top w:val="outset" w:sz="6" w:space="0" w:color="000000"/>
+              <w:left w:val="outset" w:sz="6" w:space="0" w:color="000000"/>
+              <w:bottom w:val="outset" w:sz="6" w:space="0" w:color="000000"/>
+              <w:right w:val="outset" w:sz="6" w:space="0" w:color="000000"/>
+            </w:tcBorders>
+            <w:vAlign w:val="center"/>
+            <w:hideMark/>
+          </w:tcPr>
+          <w:p>
+            <w:pPr>
+              <w:spacing w:before="120" w:after="120" w:line="240" w:lineRule="auto"/>
+              <w:rPr>
+                <w:rFonts w:ascii="Aptos" w:hAnsi="Aptos"/>
+              </w:rPr>
+            </w:pPr>
+            <w:r>
+              <w:rPr>
+                <w:rFonts w:ascii="Aptos" w:hAnsi="Aptos"/>
+              </w:rPr>
+              <w:t xml:space="preserve"> </w:t>
+            </w:r>
+            <w:r>
+              <w:rPr>
+                <w:rFonts w:ascii="Aptos" w:hAnsi="Aptos"/>
+                <w:highlight w:val="yellow"/>
+              </w:rPr>
+              <w:t>2 e</w:t>
+            </w:r>
+            <w:r>
+              <w:rPr>
+                <w:rFonts w:ascii="Aptos" w:hAnsi="Aptos"/>
+              </w:rPr>
+              <w:t xml:space="preserve"> </w:t>
+            </w:r>
+            <w:r>
+              <w:rPr>
+                <w:rFonts w:ascii="Aptos" w:hAnsi="Aptos"/>
+              </w:rPr>
+              <w:t>9</w:t>
+            </w:r>
+            <w:r>
+              <w:rPr>
+                <w:rFonts w:ascii="Aptos" w:hAnsi="Aptos"/>
+              </w:rPr>
+              <w:t xml:space="preserve"> de </w:t>
+            </w:r>
+            <w:r>
+              <w:rPr>
+                <w:rFonts w:ascii="Aptos" w:hAnsi="Aptos"/>
+              </w:rPr>
+              <w:t>junho</w:t>
+            </w:r>
+            <w:r>
+              <w:rPr>
+                <w:rFonts w:ascii="Aptos" w:hAnsi="Aptos"/>
+              </w:rPr>
+              <w:t xml:space="preserve"> de </w:t>
+            </w:r>
+            <w:r>
+              <w:rPr>
+                <w:rFonts w:ascii="Aptos" w:hAnsi="Aptos"/>
+              </w:rPr>
+              <w:t>202</w:t>
+            </w:r>
+            <w:r>
+              <w:rPr>
+                <w:rFonts w:ascii="Aptos" w:hAnsi="Aptos"/>
+              </w:rPr>
+              <w:t>6</w:t>
+            </w:r>
+            <w:r>
+              <w:rPr>
+                <w:rFonts w:ascii="Aptos" w:hAnsi="Aptos"/>
+              </w:rPr>
+              <w:t>.</w:t>
+            </w:r>
+          </w:p>
+        </w:tc>
+      </w:tr>
+      <w:tr>
+        <w:tc>
+          <w:tcPr>
+            <w:tcW w:w="1562" w:type="pct"/>
+            <w:tcBorders>
+              <w:top w:val="outset" w:sz="6" w:space="0" w:color="000000"/>
+              <w:left w:val="outset" w:sz="6" w:space="0" w:color="000000"/>
+              <w:bottom w:val="outset" w:sz="6" w:space="0" w:color="000000"/>
+              <w:right w:val="outset" w:sz="6" w:space="0" w:color="000000"/>
+            </w:tcBorders>
+            <w:vAlign w:val="center"/>
+            <w:hideMark/>
+          </w:tcPr>
+          <w:p>
+            <w:pPr>
+              <w:spacing w:before="120" w:after="120" w:line="240" w:lineRule="auto"/>
+              <w:rPr>
+                <w:rFonts w:ascii="Aptos" w:hAnsi="Aptos"/>
+              </w:rPr>
+            </w:pPr>
+            <w:r>
+              <w:rPr>
+                <w:rFonts w:ascii="Aptos" w:hAnsi="Aptos"/>
+                <w:b/>
+                <w:bCs/>
+              </w:rPr>
+              <w:t>Tipo de Fiscalização:</w:t>
+            </w:r>
+          </w:p>
+        </w:tc>
+        <w:tc>
+          <w:tcPr>
+            <w:tcW w:w="3438" w:type="pct"/>
+            <w:tcBorders>
+              <w:top w:val="outset" w:sz="6" w:space="0" w:color="000000"/>
+              <w:left w:val="outset" w:sz="6" w:space="0" w:color="000000"/>
+              <w:bottom w:val="outset" w:sz="6" w:space="0" w:color="000000"/>
+              <w:right w:val="outset" w:sz="6" w:space="0" w:color="000000"/>
+            </w:tcBorders>
+            <w:vAlign w:val="center"/>
+            <w:hideMark/>
+          </w:tcPr>
+          <w:p>
+            <w:pPr>
+              <w:spacing w:before="120" w:after="120" w:line="240" w:lineRule="auto"/>
+              <w:rPr>
+                <w:rFonts w:ascii="Aptos" w:hAnsi="Aptos"/>
+              </w:rPr>
+            </w:pPr>
+            <w:r>
+              <w:rPr>
+                <w:rFonts w:ascii="Aptos" w:hAnsi="Aptos"/>
+              </w:rPr>
+              <w:t>Direta e periódica.</w:t>
+            </w:r>
+          </w:p>
+        </w:tc>
+      </w:tr>
+    </w:tbl>
+    <w:p>
+      <w:pPr>
+        <w:rPr>
+          <w:rFonts w:ascii="Aptos" w:hAnsi="Aptos"/>
+        </w:rPr>
+      </w:pPr>
+    </w:p>
+    <w:p>
+      <w:pPr>
+        <w:rPr>
+          <w:rFonts w:ascii="Aptos" w:hAnsi="Aptos"/>
+        </w:rPr>
+      </w:pPr>
+    </w:p>
+    <w:p>
+      <w:pPr>
+        <w:pStyle w:val="Ttulo3"/>
+        <w:numPr>
+          <w:ilvl w:val="0"/>
+          <w:numId w:val="5"/>
+        </w:numPr>
+        <w:rPr>
+          <w:rFonts w:ascii="Aptos" w:hAnsi="Aptos"/>
+          <w:b/>
+          <w:bCs/>
+          <w:color w:val="auto"/>
+          <w:sz w:val="24"/>
+          <w:szCs w:val="24"/>
+        </w:rPr>
+      </w:pPr>
+      <w:bookmarkStart w:id="57" w:name="bookmark-ZdhO1msJbvxXcvOQ"/>
+      <w:bookmarkStart w:id="58" w:name="_Toc257706540"/>
+      <w:bookmarkStart w:id="59" w:name="_Toc217993491"/>
+      <w:bookmarkEnd w:id="57"/>
+      <w:r>
+        <w:rPr>
+          <w:rFonts w:ascii="Aptos" w:hAnsi="Aptos"/>
+          <w:b/>
+          <w:bCs/>
+          <w:color w:val="auto"/>
+          <w:sz w:val="24"/>
+          <w:szCs w:val="24"/>
+        </w:rPr>
+        <w:t>METODOLOGIA</w:t>
+      </w:r>
+      <w:bookmarkEnd w:id="58"/>
+      <w:bookmarkEnd w:id="59"/>
+    </w:p>
+    <w:p>
+      <w:pPr>
+        <w:rPr>
+          <w:rFonts w:ascii="Aptos" w:hAnsi="Aptos"/>
+        </w:rPr>
+      </w:pPr>
+    </w:p>
+    <w:p>
+      <w:pPr>
+        <w:jc w:val="both"/>
+        <w:rPr>
+          <w:rFonts w:ascii="Aptos" w:hAnsi="Aptos"/>
+        </w:rPr>
+      </w:pPr>
+      <w:r>
+        <w:rPr>
+          <w:rFonts w:ascii="Aptos" w:hAnsi="Aptos"/>
+        </w:rPr>
+        <w:t>A Coordenadoria de Transporte e Rodovias da Arpe implementou o cronograma de fiscalização para 202</w:t>
+      </w:r>
+      <w:r>
+        <w:rPr>
+          <w:rFonts w:ascii="Aptos" w:hAnsi="Aptos"/>
+        </w:rPr>
+        <w:t>6</w:t>
+      </w:r>
+      <w:r>
+        <w:rPr>
+          <w:rFonts w:ascii="Aptos" w:hAnsi="Aptos"/>
+        </w:rPr>
+        <w:t xml:space="preserve"> do Complexo Viário e Logístico de SUAPE reserva</w:t>
+      </w:r>
+      <w:r>
+        <w:rPr>
+          <w:rFonts w:ascii="Aptos" w:hAnsi="Aptos"/>
+        </w:rPr>
+        <w:t xml:space="preserve">ndo </w:t>
+      </w:r>
+      <w:r>
+        <w:rPr>
+          <w:rFonts w:ascii="Aptos" w:hAnsi="Aptos"/>
+        </w:rPr>
+        <w:t>dois dias consecutivos, para melhor estruturar suas ações de fiscalização técnico-operacionais no Complexo Rodoviário</w:t>
+      </w:r>
+      <w:r>
+        <w:rPr>
+          <w:rFonts w:ascii="Aptos" w:hAnsi="Aptos"/>
+        </w:rPr>
+        <w:t xml:space="preserve">, após </w:t>
+      </w:r>
+      <w:r>
+        <w:rPr>
+          <w:rFonts w:ascii="Aptos" w:hAnsi="Aptos"/>
+        </w:rPr>
+        <w:t>uma visita técnica prévia, realizada antes do período de fiscalização, com o objetivo de elaborar um roteiro que é encaminhado para a CRA e SUAPE contendo os trechos mapeados com possíveis Não Conformidades, tornando os levantamentos fotográficos mais ágeis e a fiscalização efetiva.</w:t>
+      </w:r>
+    </w:p>
+    <w:p>
+      <w:pPr>
+        <w:jc w:val="both"/>
+        <w:rPr>
+          <w:rFonts w:ascii="Aptos" w:hAnsi="Aptos"/>
+        </w:rPr>
+      </w:pPr>
+      <w:r>
+        <w:rPr>
+          <w:rFonts w:ascii="Aptos" w:hAnsi="Aptos"/>
+        </w:rPr>
+        <w:lastRenderedPageBreak/>
+        <w:t>Posteriormente, as possíveis Não Conformidades levantadas em campo são analisadas de acordo com os critérios elencados no PDCL (Anexo IV do Contrato de Concessão), em conjunto com o último Relatório Anual elaborado pelo Verificador Independente.</w:t>
+      </w:r>
+    </w:p>
+    <w:p>
+      <w:pPr>
+        <w:jc w:val="both"/>
+        <w:rPr>
+          <w:rFonts w:ascii="Aptos" w:hAnsi="Aptos"/>
+        </w:rPr>
+      </w:pPr>
+      <w:r>
+        <w:rPr>
+          <w:rFonts w:ascii="Aptos" w:hAnsi="Aptos"/>
+        </w:rPr>
+        <w:t>A</w:t>
+      </w:r>
+      <w:r>
+        <w:rPr>
+          <w:rFonts w:ascii="Aptos" w:hAnsi="Aptos"/>
+        </w:rPr>
+        <w:t>ssim, a</w:t>
+      </w:r>
+      <w:r>
+        <w:rPr>
+          <w:rFonts w:ascii="Aptos" w:hAnsi="Aptos"/>
+        </w:rPr>
+        <w:t xml:space="preserve"> fiscalização direta e periódica realizada </w:t>
+      </w:r>
+      <w:r>
+        <w:rPr>
+          <w:rFonts w:ascii="Aptos" w:hAnsi="Aptos"/>
+        </w:rPr>
+        <w:t xml:space="preserve">pela </w:t>
+      </w:r>
+      <w:r>
+        <w:rPr>
+          <w:rFonts w:ascii="Aptos" w:hAnsi="Aptos"/>
+        </w:rPr>
+        <w:t xml:space="preserve">Coordenadoria de </w:t>
+      </w:r>
+      <w:r>
+        <w:rPr>
+          <w:rFonts w:ascii="Aptos" w:hAnsi="Aptos"/>
+        </w:rPr>
+        <w:t xml:space="preserve">Transportes e Rodovias </w:t>
+      </w:r>
+      <w:r>
+        <w:rPr>
+          <w:rFonts w:ascii="Aptos" w:hAnsi="Aptos"/>
+        </w:rPr>
+        <w:t xml:space="preserve">da Arpe </w:t>
+      </w:r>
+      <w:r>
+        <w:rPr>
+          <w:rFonts w:ascii="Aptos" w:hAnsi="Aptos"/>
+        </w:rPr>
+        <w:t>está</w:t>
+      </w:r>
+      <w:r>
+        <w:rPr>
+          <w:rFonts w:ascii="Aptos" w:hAnsi="Aptos"/>
+        </w:rPr>
+        <w:t xml:space="preserve"> submetida a uma metodologia organizada em três etapas: </w:t>
+      </w:r>
+      <w:r>
+        <w:rPr>
+          <w:rFonts w:ascii="Aptos" w:hAnsi="Aptos"/>
+          <w:b/>
+          <w:bCs/>
+        </w:rPr>
+        <w:t>Preparação e Planejamento, Execução da Fiscalização e Monitoramento e Avaliação</w:t>
+      </w:r>
+      <w:r>
+        <w:rPr>
+          <w:rFonts w:ascii="Aptos" w:hAnsi="Aptos"/>
+        </w:rPr>
+        <w:t>.</w:t>
+      </w:r>
+    </w:p>
+    <w:p>
+      <w:pPr>
+        <w:jc w:val="both"/>
+        <w:rPr>
+          <w:rFonts w:ascii="Aptos" w:hAnsi="Aptos"/>
+          <w:color w:val="EE0000"/>
+        </w:rPr>
+      </w:pPr>
+      <w:r>
+        <w:rPr>
+          <w:rFonts w:ascii="Aptos" w:hAnsi="Aptos"/>
+          <w:b/>
+          <w:bCs/>
+        </w:rPr>
+        <w:t>Preparação e Planejamento</w:t>
+      </w:r>
+      <w:r>
+        <w:rPr>
+          <w:rFonts w:ascii="Aptos" w:hAnsi="Aptos"/>
+        </w:rPr>
+        <w:t xml:space="preserve"> - compreende a organização e estruturação das atividades preliminares </w:t>
+      </w:r>
+      <w:r>
+        <w:rPr>
+          <w:rFonts w:ascii="Aptos" w:hAnsi="Aptos"/>
+        </w:rPr>
+        <w:t>à</w:t>
+      </w:r>
+      <w:r>
+        <w:rPr>
+          <w:rFonts w:ascii="Aptos" w:hAnsi="Aptos"/>
+        </w:rPr>
+        <w:t xml:space="preserve"> execução da fiscalização, </w:t>
+      </w:r>
+      <w:r>
+        <w:rPr>
+          <w:rFonts w:ascii="Aptos" w:hAnsi="Aptos"/>
+        </w:rPr>
+        <w:t>destacando-se a</w:t>
+      </w:r>
+      <w:r>
+        <w:rPr>
+          <w:rFonts w:ascii="Aptos" w:hAnsi="Aptos"/>
+        </w:rPr>
+        <w:t xml:space="preserve"> </w:t>
+      </w:r>
+      <w:r>
+        <w:rPr>
+          <w:rFonts w:ascii="Aptos" w:hAnsi="Aptos"/>
+        </w:rPr>
+        <w:t>elaboração e o envio de avisos de fiscalização à Concessionária e demais atividades de suporte à fiscalização</w:t>
+      </w:r>
+      <w:r>
+        <w:rPr>
+          <w:rFonts w:ascii="Aptos" w:hAnsi="Aptos"/>
+        </w:rPr>
+        <w:t xml:space="preserve">, bem como a </w:t>
+      </w:r>
+      <w:r>
+        <w:rPr>
+          <w:rFonts w:ascii="Aptos" w:hAnsi="Aptos"/>
+        </w:rPr>
+        <w:t>a</w:t>
+      </w:r>
+      <w:r>
+        <w:rPr>
+          <w:rFonts w:ascii="Aptos" w:hAnsi="Aptos"/>
+        </w:rPr>
+        <w:t xml:space="preserve">nálise de </w:t>
+      </w:r>
+      <w:r>
+        <w:rPr>
+          <w:rFonts w:ascii="Aptos" w:hAnsi="Aptos"/>
+        </w:rPr>
+        <w:t xml:space="preserve">fiscalizações </w:t>
+      </w:r>
+      <w:r>
+        <w:rPr>
+          <w:rFonts w:ascii="Aptos" w:hAnsi="Aptos"/>
+        </w:rPr>
+        <w:t>anteriores</w:t>
+      </w:r>
+      <w:r>
+        <w:rPr>
+          <w:rFonts w:ascii="Aptos" w:hAnsi="Aptos"/>
+        </w:rPr>
+        <w:t xml:space="preserve"> com a</w:t>
+      </w:r>
+      <w:r>
+        <w:rPr>
+          <w:rFonts w:ascii="Aptos" w:hAnsi="Aptos"/>
+        </w:rPr>
+        <w:t xml:space="preserve"> </w:t>
+      </w:r>
+      <w:r>
+        <w:rPr>
+          <w:rFonts w:ascii="Aptos" w:hAnsi="Aptos"/>
+        </w:rPr>
+        <w:t>identificação de eventuais Não Conformidades pendentes</w:t>
+      </w:r>
+      <w:r>
+        <w:rPr>
+          <w:rFonts w:ascii="Aptos" w:hAnsi="Aptos"/>
+        </w:rPr>
+        <w:t>.</w:t>
+      </w:r>
+      <w:r>
+        <w:rPr>
+          <w:rFonts w:ascii="Aptos" w:hAnsi="Aptos"/>
+        </w:rPr>
+        <w:t xml:space="preserve"> </w:t>
+      </w:r>
+      <w:r>
+        <w:rPr>
+          <w:rFonts w:ascii="Aptos" w:hAnsi="Aptos"/>
+          <w:color w:val="EE0000"/>
+          <w:highlight w:val="yellow"/>
+        </w:rPr>
+        <w:t>Indicar que foi feito no dia 2 de junho de 2026.</w:t>
+      </w:r>
+    </w:p>
+    <w:p>
+      <w:pPr>
+        <w:jc w:val="both"/>
+        <w:rPr>
+          <w:rFonts w:ascii="Aptos" w:hAnsi="Aptos"/>
+        </w:rPr>
+      </w:pPr>
+      <w:r>
+        <w:rPr>
+          <w:rFonts w:ascii="Aptos" w:hAnsi="Aptos"/>
+          <w:b/>
+          <w:bCs/>
+        </w:rPr>
+        <w:t>Execução da Fiscalização</w:t>
+      </w:r>
+      <w:r>
+        <w:rPr>
+          <w:rFonts w:ascii="Aptos" w:hAnsi="Aptos"/>
+        </w:rPr>
+        <w:t xml:space="preserve"> - a execução da fiscalização é pautada por um arcabouço de normas e diretrizes, possibilitando que todas as etapas sejam desenvolvidas de maneira eficiente e em conformidade aos padrões estabelecidos</w:t>
+      </w:r>
+      <w:r>
+        <w:rPr>
+          <w:rFonts w:ascii="Aptos" w:hAnsi="Aptos"/>
+        </w:rPr>
+        <w:t xml:space="preserve">, </w:t>
+      </w:r>
+      <w:r>
+        <w:rPr>
+          <w:rFonts w:ascii="Aptos" w:hAnsi="Aptos"/>
+        </w:rPr>
+        <w:t>destacando-se</w:t>
+      </w:r>
+      <w:r>
+        <w:rPr>
+          <w:rFonts w:ascii="Aptos" w:hAnsi="Aptos"/>
+        </w:rPr>
+        <w:t>:</w:t>
+      </w:r>
+    </w:p>
+    <w:p>
+      <w:pPr>
+        <w:pStyle w:val="PargrafodaLista"/>
+        <w:numPr>
+          <w:ilvl w:val="0"/>
+          <w:numId w:val="1"/>
+        </w:numPr>
+        <w:spacing w:after="0" w:line="240" w:lineRule="auto"/>
+        <w:jc w:val="both"/>
+        <w:rPr>
+          <w:rFonts w:ascii="Aptos" w:hAnsi="Aptos" w:cstheme="minorHAnsi"/>
+          <w:bCs/>
+        </w:rPr>
+      </w:pPr>
+      <w:r>
+        <w:rPr>
+          <w:rFonts w:ascii="Aptos" w:hAnsi="Aptos" w:cstheme="minorHAnsi"/>
+          <w:bCs/>
+        </w:rPr>
+        <w:t>Lei Estadual nº. 12.524, de 30 de dezembro de 2003, regulamentada pelo Decreto Estadual nº. 30.200, de 09 de fevereiro de 2007, que altera e consolida as disposições da Lei nº. 12.126, de 12 de dezembro de 2001, que cria a Agência de Regulação dos Serviços Públicos Delegados do Estado de Pernambuco - ARPE, e dá outras providências;</w:t>
+      </w:r>
+    </w:p>
+    <w:p>
+      <w:pPr>
+        <w:pStyle w:val="PargrafodaLista"/>
+        <w:spacing w:after="0" w:line="240" w:lineRule="auto"/>
+        <w:jc w:val="both"/>
+        <w:rPr>
+          <w:rFonts w:ascii="Aptos" w:hAnsi="Aptos"/>
+          <w:bCs/>
+        </w:rPr>
+      </w:pPr>
+    </w:p>
+    <w:p>
+      <w:pPr>
+        <w:pStyle w:val="Legenda"/>
+        <w:ind w:left="1416"/>
+        <w:rPr>
+          <w:rFonts w:ascii="Aptos" w:hAnsi="Aptos" w:cstheme="minorHAnsi"/>
+          <w:b w:val="0"/>
+          <w:bCs w:val="0"/>
+          <w:sz w:val="22"/>
+          <w:szCs w:val="22"/>
+        </w:rPr>
+      </w:pPr>
+      <w:r>
+        <w:rPr>
+          <w:rFonts w:ascii="Aptos" w:hAnsi="Aptos" w:cstheme="minorHAnsi"/>
+          <w:b w:val="0"/>
+          <w:bCs w:val="0"/>
+          <w:i/>
+          <w:iCs/>
+          <w:sz w:val="18"/>
+          <w:szCs w:val="18"/>
+        </w:rPr>
+        <w:t>Art. 3º Compete à ARPE a regulação de todos os serviços públicos delegados pelo Estado de Pernambuco, ou por ele diretamente prestados, embora sujeitos à delegação, quer de sua competência ou a ele delegados por outros entes federados, em decorrência de norma legal ou regulamentar, disposição convenial ou contratual.</w:t>
+      </w:r>
+    </w:p>
+    <w:p>
+      <w:pPr>
+        <w:pStyle w:val="Legenda"/>
+        <w:ind w:left="1416"/>
+        <w:rPr>
+          <w:rFonts w:ascii="Aptos" w:hAnsi="Aptos" w:cstheme="minorHAnsi"/>
+          <w:b w:val="0"/>
+          <w:bCs w:val="0"/>
+          <w:sz w:val="22"/>
+          <w:szCs w:val="22"/>
+        </w:rPr>
+      </w:pPr>
+      <w:r>
+        <w:rPr>
+          <w:rFonts w:ascii="Aptos" w:hAnsi="Aptos" w:cstheme="minorHAnsi"/>
+          <w:b w:val="0"/>
+          <w:bCs w:val="0"/>
+          <w:i/>
+          <w:iCs/>
+          <w:sz w:val="18"/>
+          <w:szCs w:val="18"/>
+        </w:rPr>
+        <w:t>§ 1º A atividade reguladora da ARPE deverá ser exercida, em especial, nas seguintes áreas:</w:t>
+      </w:r>
+    </w:p>
+    <w:p>
+      <w:pPr>
+        <w:pStyle w:val="Legenda"/>
+        <w:ind w:left="1416"/>
+        <w:rPr>
+          <w:rFonts w:ascii="Aptos" w:hAnsi="Aptos" w:cstheme="minorHAnsi"/>
+          <w:b w:val="0"/>
+          <w:bCs w:val="0"/>
+          <w:sz w:val="22"/>
+          <w:szCs w:val="22"/>
+        </w:rPr>
+      </w:pPr>
+      <w:r>
+        <w:rPr>
+          <w:rFonts w:ascii="Aptos" w:hAnsi="Aptos" w:cstheme="minorHAnsi"/>
+          <w:b w:val="0"/>
+          <w:bCs w:val="0"/>
+          <w:i/>
+          <w:iCs/>
+          <w:sz w:val="18"/>
+          <w:szCs w:val="18"/>
+        </w:rPr>
+        <w:t>[...]</w:t>
+      </w:r>
+    </w:p>
+    <w:p>
+      <w:pPr>
+        <w:pStyle w:val="Legenda"/>
+        <w:ind w:left="1416"/>
+        <w:rPr>
+          <w:rFonts w:ascii="Aptos" w:hAnsi="Aptos" w:cstheme="minorHAnsi"/>
+          <w:b w:val="0"/>
+          <w:bCs w:val="0"/>
+          <w:sz w:val="22"/>
+          <w:szCs w:val="22"/>
+        </w:rPr>
+      </w:pPr>
+      <w:r>
+        <w:rPr>
+          <w:rFonts w:ascii="Aptos" w:hAnsi="Aptos" w:cstheme="minorHAnsi"/>
+          <w:b w:val="0"/>
+          <w:bCs w:val="0"/>
+          <w:i/>
+          <w:iCs/>
+          <w:sz w:val="18"/>
+          <w:szCs w:val="18"/>
+        </w:rPr>
+        <w:t>III - rodovias;</w:t>
+      </w:r>
+    </w:p>
+    <w:p>
+      <w:pPr>
+        <w:pStyle w:val="Legenda"/>
+        <w:ind w:left="1416"/>
+        <w:rPr>
+          <w:rFonts w:ascii="Aptos" w:hAnsi="Aptos" w:cstheme="minorHAnsi"/>
+          <w:b w:val="0"/>
+          <w:bCs w:val="0"/>
+          <w:sz w:val="22"/>
+          <w:szCs w:val="22"/>
+        </w:rPr>
+      </w:pPr>
+      <w:r>
+        <w:rPr>
+          <w:rFonts w:ascii="Aptos" w:hAnsi="Aptos" w:cstheme="minorHAnsi"/>
+          <w:b w:val="0"/>
+          <w:bCs w:val="0"/>
+          <w:i/>
+          <w:iCs/>
+          <w:sz w:val="18"/>
+          <w:szCs w:val="18"/>
+        </w:rPr>
+        <w:t>[...]</w:t>
+      </w:r>
+    </w:p>
+    <w:p>
+      <w:pPr>
+        <w:pStyle w:val="Legenda"/>
+        <w:ind w:left="1416"/>
+        <w:rPr>
+          <w:rFonts w:ascii="Aptos" w:hAnsi="Aptos" w:cstheme="minorHAnsi"/>
+          <w:b w:val="0"/>
+          <w:bCs w:val="0"/>
+          <w:sz w:val="22"/>
+          <w:szCs w:val="22"/>
+        </w:rPr>
+      </w:pPr>
+      <w:r>
+        <w:rPr>
+          <w:rFonts w:ascii="Aptos" w:hAnsi="Aptos" w:cstheme="minorHAnsi"/>
+          <w:b w:val="0"/>
+          <w:bCs w:val="0"/>
+          <w:i/>
+          <w:iCs/>
+          <w:sz w:val="18"/>
+          <w:szCs w:val="18"/>
+        </w:rPr>
+        <w:t>Art. 4º Compete ainda à ARPE:</w:t>
+      </w:r>
+    </w:p>
+    <w:p>
+      <w:pPr>
+        <w:pStyle w:val="Legenda"/>
+        <w:ind w:left="1416"/>
+        <w:rPr>
+          <w:rFonts w:ascii="Aptos" w:hAnsi="Aptos" w:cstheme="minorHAnsi"/>
+          <w:b w:val="0"/>
+          <w:bCs w:val="0"/>
+          <w:sz w:val="22"/>
+          <w:szCs w:val="22"/>
+        </w:rPr>
+      </w:pPr>
+      <w:r>
+        <w:rPr>
+          <w:rFonts w:ascii="Aptos" w:hAnsi="Aptos" w:cstheme="minorHAnsi"/>
+          <w:b w:val="0"/>
+          <w:bCs w:val="0"/>
+          <w:i/>
+          <w:iCs/>
+          <w:sz w:val="18"/>
+          <w:szCs w:val="18"/>
+        </w:rPr>
+        <w:t>[...]</w:t>
+      </w:r>
+    </w:p>
+    <w:p>
+      <w:pPr>
+        <w:pStyle w:val="Legenda"/>
+        <w:ind w:left="1416"/>
+        <w:rPr>
+          <w:rFonts w:ascii="Aptos" w:hAnsi="Aptos" w:cstheme="minorHAnsi"/>
+          <w:b w:val="0"/>
+          <w:bCs w:val="0"/>
+          <w:i/>
+          <w:iCs/>
+          <w:sz w:val="18"/>
+          <w:szCs w:val="18"/>
+        </w:rPr>
+      </w:pPr>
+      <w:r>
+        <w:rPr>
+          <w:rFonts w:ascii="Aptos" w:hAnsi="Aptos" w:cstheme="minorHAnsi"/>
+          <w:b w:val="0"/>
+          <w:bCs w:val="0"/>
+          <w:i/>
+          <w:iCs/>
+          <w:sz w:val="18"/>
+          <w:szCs w:val="18"/>
+        </w:rPr>
+        <w:t>X - Fiscalizar diretamente ou mediante convênio com o Estado de Pernambuco, através de seus órgãos ou entidades vinculadas, com sua supervisão, os aspectos técnico, econômico, contábil, financeiro, operacional e jurídico dos serviços públicos delegados, valendo-se inclusive, de indicadores e procedimentos amostrais.</w:t>
+      </w:r>
+    </w:p>
+    <w:p>
+      <w:pPr>
+        <w:pStyle w:val="PargrafodaLista"/>
+        <w:spacing w:after="0" w:line="240" w:lineRule="auto"/>
+        <w:jc w:val="both"/>
+        <w:rPr>
+          <w:rFonts w:ascii="Aptos" w:hAnsi="Aptos" w:cstheme="minorHAnsi"/>
+          <w:bCs/>
+        </w:rPr>
+      </w:pPr>
+    </w:p>
+    <w:p>
+      <w:pPr>
+        <w:pStyle w:val="PargrafodaLista"/>
+        <w:numPr>
+          <w:ilvl w:val="0"/>
+          <w:numId w:val="1"/>
+        </w:numPr>
+        <w:spacing w:after="0" w:line="240" w:lineRule="auto"/>
+        <w:jc w:val="both"/>
+        <w:rPr>
+          <w:rFonts w:ascii="Aptos" w:hAnsi="Aptos" w:cstheme="minorHAnsi"/>
+          <w:bCs/>
+        </w:rPr>
+      </w:pPr>
+      <w:r>
+        <w:rPr>
+          <w:rFonts w:ascii="Aptos" w:hAnsi="Aptos" w:cstheme="minorHAnsi"/>
+          <w:bCs/>
+        </w:rPr>
+        <w:t xml:space="preserve">Contrato </w:t>
+      </w:r>
+      <w:r>
+        <w:rPr>
+          <w:rFonts w:ascii="Aptos" w:hAnsi="Aptos" w:cstheme="minorHAnsi"/>
+          <w:bCs/>
+        </w:rPr>
+        <w:t xml:space="preserve">de Concessão </w:t>
+      </w:r>
+      <w:r>
+        <w:rPr>
+          <w:rFonts w:ascii="Aptos" w:hAnsi="Aptos" w:cstheme="minorHAnsi"/>
+          <w:bCs/>
+        </w:rPr>
+        <w:t xml:space="preserve">CT. nº 043/2011, de 18 de julho de 2011, </w:t>
+      </w:r>
+      <w:bookmarkStart w:id="60" w:name="_Hlk176342584"/>
+      <w:r>
+        <w:rPr>
+          <w:rFonts w:ascii="Aptos" w:hAnsi="Aptos" w:cstheme="minorHAnsi"/>
+          <w:bCs/>
+        </w:rPr>
+        <w:t>para a delegação da exploração do Complexo Viário e Logístico de SUAPE – EXPRESSWAY</w:t>
+      </w:r>
+      <w:bookmarkEnd w:id="60"/>
+      <w:r>
+        <w:rPr>
+          <w:rFonts w:ascii="Aptos" w:hAnsi="Aptos" w:cstheme="minorHAnsi"/>
+          <w:bCs/>
+        </w:rPr>
+        <w:t xml:space="preserve">, conforme detalhado no Anexo IV do Edital </w:t>
+      </w:r>
+      <w:r>
+        <w:rPr>
+          <w:rFonts w:ascii="Aptos" w:hAnsi="Aptos" w:cstheme="minorHAnsi"/>
+          <w:bCs/>
+        </w:rPr>
+        <w:t xml:space="preserve">(PDCL) </w:t>
+      </w:r>
+      <w:r>
+        <w:rPr>
+          <w:rFonts w:ascii="Aptos" w:hAnsi="Aptos" w:cstheme="minorHAnsi"/>
+          <w:bCs/>
+        </w:rPr>
+        <w:t>e regidos pela Constituição Federal; pela Lei Federal Nº 8.987/95; Lei Federal Nº 9.074/95; Lei Federal 8.666/93 e Lei Estadual Nº 14.233/2010.</w:t>
+      </w:r>
+    </w:p>
+    <w:p>
+      <w:pPr>
+        <w:pStyle w:val="PargrafodaLista"/>
+        <w:spacing w:after="0" w:line="240" w:lineRule="auto"/>
+        <w:jc w:val="both"/>
+        <w:rPr>
+          <w:rFonts w:ascii="Aptos" w:hAnsi="Aptos"/>
+          <w:bCs/>
+        </w:rPr>
+      </w:pPr>
+    </w:p>
+    <w:p>
+      <w:pPr>
+        <w:pStyle w:val="PargrafodaLista"/>
+        <w:numPr>
+          <w:ilvl w:val="0"/>
+          <w:numId w:val="1"/>
+        </w:numPr>
+        <w:spacing w:after="0" w:line="240" w:lineRule="auto"/>
+        <w:jc w:val="both"/>
+        <w:rPr>
+          <w:rFonts w:ascii="Aptos" w:hAnsi="Aptos" w:cstheme="minorHAnsi"/>
+          <w:bCs/>
+        </w:rPr>
+      </w:pPr>
+      <w:r>
+        <w:rPr>
+          <w:rFonts w:ascii="Aptos" w:hAnsi="Aptos" w:cstheme="minorHAnsi"/>
+          <w:bCs/>
+        </w:rPr>
+        <w:t>Convênio de Cooperação Técnica n° 003/2021 de 22 de setembro 2021, firmado entre o Complexo Industrial Portuário Governador Eraldo Gueiros – SUAPE e a Agência de Regulação de Pernambuco – ARPE, e</w:t>
+      </w:r>
+      <w:r>
+        <w:rPr>
+          <w:rFonts w:ascii="Aptos" w:hAnsi="Aptos" w:cstheme="minorHAnsi"/>
+          <w:bCs/>
+        </w:rPr>
+        <w:t xml:space="preserve"> Renovação do</w:t>
+      </w:r>
+      <w:r>
+        <w:rPr>
+          <w:rFonts w:ascii="Aptos" w:hAnsi="Aptos" w:cstheme="minorHAnsi"/>
+          <w:bCs/>
+        </w:rPr>
+        <w:t xml:space="preserve"> Termo Aditivo que prorroga o prazo de vigência e execução contratual até 22 de setembro de 202</w:t>
+      </w:r>
+      <w:r>
+        <w:rPr>
+          <w:rFonts w:ascii="Aptos" w:hAnsi="Aptos" w:cstheme="minorHAnsi"/>
+          <w:bCs/>
+        </w:rPr>
+        <w:t>6</w:t>
+      </w:r>
+      <w:r>
+        <w:rPr>
+          <w:rFonts w:ascii="Aptos" w:hAnsi="Aptos" w:cstheme="minorHAnsi"/>
+          <w:bCs/>
+        </w:rPr>
+        <w:t>.</w:t>
+      </w:r>
+    </w:p>
+    <w:p>
+      <w:pPr>
+        <w:pStyle w:val="PargrafodaLista"/>
+        <w:rPr>
+          <w:rFonts w:ascii="Aptos" w:hAnsi="Aptos"/>
+          <w:bCs/>
+        </w:rPr>
+      </w:pPr>
+    </w:p>
+    <w:p>
+      <w:pPr>
+        <w:pStyle w:val="PargrafodaLista"/>
+        <w:numPr>
+          <w:ilvl w:val="0"/>
+          <w:numId w:val="1"/>
+        </w:numPr>
+        <w:spacing w:after="0" w:line="240" w:lineRule="auto"/>
+        <w:jc w:val="both"/>
+        <w:rPr>
+          <w:rFonts w:ascii="Aptos" w:hAnsi="Aptos" w:cstheme="minorHAnsi"/>
+          <w:bCs/>
+        </w:rPr>
+      </w:pPr>
+      <w:r>
+        <w:rPr>
+          <w:rFonts w:ascii="Aptos" w:hAnsi="Aptos" w:cstheme="minorHAnsi"/>
+          <w:bCs/>
+        </w:rPr>
+        <w:t>Norma</w:t>
+      </w:r>
+      <w:r>
+        <w:rPr>
+          <w:rFonts w:ascii="Aptos" w:hAnsi="Aptos" w:cstheme="minorHAnsi"/>
+          <w:bCs/>
+        </w:rPr>
+        <w:t xml:space="preserve"> DNIT 005/2003 </w:t>
+      </w:r>
+      <w:r>
+        <w:rPr>
+          <w:rFonts w:ascii="Aptos" w:hAnsi="Aptos" w:cstheme="minorHAnsi"/>
+          <w:bCs/>
+        </w:rPr>
+        <w:t>–</w:t>
+      </w:r>
+      <w:r>
+        <w:rPr>
+          <w:rFonts w:ascii="Aptos" w:hAnsi="Aptos" w:cstheme="minorHAnsi"/>
+          <w:bCs/>
+        </w:rPr>
+        <w:t xml:space="preserve"> </w:t>
+      </w:r>
+      <w:r>
+        <w:rPr>
+          <w:rFonts w:ascii="Aptos" w:hAnsi="Aptos" w:cstheme="minorHAnsi"/>
+          <w:bCs/>
+        </w:rPr>
+        <w:t>que define os termos técnicos empregados em defeitos que ocorrem nos pavimentos flexíveis e semi</w:t>
+      </w:r>
+      <w:r>
+        <w:rPr>
+          <w:rFonts w:ascii="Aptos" w:hAnsi="Aptos" w:cstheme="minorHAnsi"/>
+          <w:bCs/>
+        </w:rPr>
+        <w:t>r</w:t>
+      </w:r>
+      <w:r>
+        <w:rPr>
+          <w:rFonts w:ascii="Aptos" w:hAnsi="Aptos" w:cstheme="minorHAnsi"/>
+          <w:bCs/>
+        </w:rPr>
+        <w:t>rígidos e serve para padronizar a linguagem adotada na elaboração das normas, manuais, projetos e textos relativos aos pavimentos flexíveis e semi</w:t>
+      </w:r>
+      <w:r>
+        <w:rPr>
+          <w:rFonts w:ascii="Aptos" w:hAnsi="Aptos" w:cstheme="minorHAnsi"/>
+          <w:bCs/>
+        </w:rPr>
+        <w:t>r</w:t>
+      </w:r>
+      <w:r>
+        <w:rPr>
+          <w:rFonts w:ascii="Aptos" w:hAnsi="Aptos" w:cstheme="minorHAnsi"/>
+          <w:bCs/>
+        </w:rPr>
+        <w:t>rígidos.</w:t>
+      </w:r>
+    </w:p>
+    <w:p>
+      <w:pPr>
+        <w:pStyle w:val="PargrafodaLista"/>
+        <w:rPr>
+          <w:rFonts w:ascii="Aptos" w:hAnsi="Aptos" w:cstheme="minorHAnsi"/>
+          <w:bCs/>
+        </w:rPr>
+      </w:pPr>
+    </w:p>
+    <w:p>
+      <w:pPr>
+        <w:pStyle w:val="PargrafodaLista"/>
+        <w:numPr>
+          <w:ilvl w:val="0"/>
+          <w:numId w:val="1"/>
+        </w:numPr>
+        <w:spacing w:after="0" w:line="240" w:lineRule="auto"/>
+        <w:jc w:val="both"/>
+        <w:rPr>
+          <w:rFonts w:ascii="Aptos" w:hAnsi="Aptos" w:cstheme="minorHAnsi"/>
+          <w:bCs/>
+        </w:rPr>
+      </w:pPr>
+      <w:r>
+        <w:rPr>
+          <w:rFonts w:ascii="Aptos" w:hAnsi="Aptos" w:cstheme="minorHAnsi"/>
+          <w:bCs/>
+        </w:rPr>
+        <w:t>Relatórios</w:t>
+      </w:r>
+      <w:r>
+        <w:rPr>
+          <w:rFonts w:ascii="Aptos" w:hAnsi="Aptos" w:cstheme="minorHAnsi"/>
+          <w:bCs/>
+        </w:rPr>
+        <w:t xml:space="preserve"> </w:t>
+      </w:r>
+      <w:r>
+        <w:rPr>
+          <w:rFonts w:ascii="Aptos" w:hAnsi="Aptos" w:cstheme="minorHAnsi"/>
+          <w:bCs/>
+        </w:rPr>
+        <w:t>elaborados pelo</w:t>
+      </w:r>
+      <w:r>
+        <w:rPr>
+          <w:rFonts w:ascii="Aptos" w:hAnsi="Aptos" w:cstheme="minorHAnsi"/>
+          <w:bCs/>
+        </w:rPr>
+        <w:t xml:space="preserve"> Verificador Independente</w:t>
+      </w:r>
+      <w:r>
+        <w:rPr>
+          <w:rFonts w:ascii="Aptos" w:hAnsi="Aptos" w:cstheme="minorHAnsi"/>
+          <w:bCs/>
+        </w:rPr>
+        <w:t>.</w:t>
+      </w:r>
+    </w:p>
+    <w:p>
+      <w:pPr>
+        <w:pStyle w:val="PargrafodaLista"/>
+        <w:rPr>
+          <w:rFonts w:ascii="Aptos" w:hAnsi="Aptos"/>
+          <w:bCs/>
+        </w:rPr>
+      </w:pPr>
+      <w:bookmarkStart w:id="61" w:name="_Toc756819953"/>
+      <w:bookmarkStart w:id="62" w:name="_Toc172234347"/>
+      <w:bookmarkEnd w:id="61"/>
+    </w:p>
+    <w:p>
+      <w:pPr>
+        <w:jc w:val="both"/>
+        <w:rPr>
+          <w:rFonts w:ascii="Aptos" w:hAnsi="Aptos"/>
+        </w:rPr>
+      </w:pPr>
+      <w:r>
+        <w:rPr>
+          <w:rFonts w:ascii="Aptos" w:hAnsi="Aptos"/>
+        </w:rPr>
+        <w:t>Registra-se que a</w:t>
+      </w:r>
+      <w:r>
+        <w:rPr>
+          <w:rFonts w:ascii="Aptos" w:hAnsi="Aptos"/>
+        </w:rPr>
+        <w:t xml:space="preserve">s Não conformidades (NC) </w:t>
+      </w:r>
+      <w:r>
+        <w:rPr>
+          <w:rFonts w:ascii="Aptos" w:hAnsi="Aptos"/>
+        </w:rPr>
+        <w:t>são</w:t>
+      </w:r>
+      <w:r>
+        <w:rPr>
+          <w:rFonts w:ascii="Aptos" w:hAnsi="Aptos"/>
+        </w:rPr>
+        <w:t xml:space="preserve"> codificadas de acordo com os seguintes níveis de informação</w:t>
+      </w:r>
+      <w:r>
+        <w:rPr>
+          <w:rFonts w:ascii="Aptos" w:hAnsi="Aptos"/>
+        </w:rPr>
+        <w:t>, separados p</w:t>
+      </w:r>
+      <w:r>
+        <w:rPr>
+          <w:rFonts w:ascii="Aptos" w:hAnsi="Aptos"/>
+        </w:rPr>
+        <w:t>or “.” (ponto)</w:t>
+      </w:r>
+      <w:r>
+        <w:rPr>
+          <w:rFonts w:ascii="Aptos" w:hAnsi="Aptos"/>
+        </w:rPr>
+        <w:t>:</w:t>
+      </w:r>
+    </w:p>
+    <w:p>
+      <w:pPr>
+        <w:pStyle w:val="PargrafodaLista"/>
+        <w:numPr>
+          <w:ilvl w:val="1"/>
+          <w:numId w:val="10"/>
+        </w:numPr>
+        <w:jc w:val="both"/>
+        <w:rPr>
+          <w:rFonts w:ascii="Aptos" w:hAnsi="Aptos"/>
+        </w:rPr>
+      </w:pPr>
+      <w:r>
+        <w:rPr>
+          <w:rFonts w:ascii="Aptos" w:hAnsi="Aptos"/>
+        </w:rPr>
+        <w:t>Nível 1 - três dígitos, caracterizando a concessionária</w:t>
+      </w:r>
+      <w:r>
+        <w:rPr>
+          <w:rFonts w:ascii="Aptos" w:hAnsi="Aptos"/>
+        </w:rPr>
+        <w:t xml:space="preserve">: </w:t>
+      </w:r>
+      <w:r>
+        <w:rPr>
+          <w:rFonts w:ascii="Aptos" w:hAnsi="Aptos"/>
+        </w:rPr>
+        <w:t>CRA</w:t>
+      </w:r>
+      <w:r>
+        <w:rPr>
+          <w:rFonts w:ascii="Aptos" w:hAnsi="Aptos"/>
+        </w:rPr>
+        <w:t xml:space="preserve"> ou CRC.</w:t>
+      </w:r>
+    </w:p>
+    <w:p>
+      <w:pPr>
+        <w:pStyle w:val="PargrafodaLista"/>
+        <w:numPr>
+          <w:ilvl w:val="1"/>
+          <w:numId w:val="10"/>
+        </w:numPr>
+        <w:jc w:val="both"/>
+        <w:rPr>
+          <w:rFonts w:ascii="Aptos" w:hAnsi="Aptos"/>
+        </w:rPr>
+      </w:pPr>
+      <w:r>
+        <w:rPr>
+          <w:rFonts w:ascii="Aptos" w:hAnsi="Aptos"/>
+        </w:rPr>
+        <w:t xml:space="preserve">Nível 2 - composto por cinco dígitos: os dois primeiros representam as subdivisões </w:t>
+      </w:r>
+      <w:r>
+        <w:rPr>
+          <w:rFonts w:ascii="Aptos" w:hAnsi="Aptos"/>
+        </w:rPr>
+        <w:t>utilizadas n</w:t>
+      </w:r>
+      <w:r>
+        <w:rPr>
+          <w:rFonts w:ascii="Aptos" w:hAnsi="Aptos"/>
+        </w:rPr>
+        <w:t>a rodovia concedida, por exemplo</w:t>
+      </w:r>
+      <w:r>
+        <w:rPr>
+          <w:rFonts w:ascii="Aptos" w:hAnsi="Aptos"/>
+        </w:rPr>
+        <w:t>,</w:t>
+      </w:r>
+      <w:r>
+        <w:rPr>
+          <w:rFonts w:ascii="Aptos" w:hAnsi="Aptos"/>
+        </w:rPr>
+        <w:t xml:space="preserve"> Trecho (TR); Subtrecho (ST); Segmento Homogêneo (SH)</w:t>
+      </w:r>
+      <w:r>
+        <w:rPr>
+          <w:rFonts w:ascii="Aptos" w:hAnsi="Aptos"/>
+        </w:rPr>
+        <w:t xml:space="preserve"> e os três últimos </w:t>
+      </w:r>
+      <w:r>
+        <w:rPr>
+          <w:rFonts w:ascii="Aptos" w:hAnsi="Aptos"/>
+        </w:rPr>
+        <w:t>dígitos identificam</w:t>
+      </w:r>
+      <w:r>
+        <w:rPr>
+          <w:rFonts w:ascii="Aptos" w:hAnsi="Aptos"/>
+        </w:rPr>
+        <w:t xml:space="preserve"> </w:t>
+      </w:r>
+      <w:r>
+        <w:rPr>
+          <w:rFonts w:ascii="Aptos" w:hAnsi="Aptos"/>
+        </w:rPr>
+        <w:t xml:space="preserve">a </w:t>
+      </w:r>
+      <w:r>
+        <w:rPr>
+          <w:rFonts w:ascii="Aptos" w:hAnsi="Aptos"/>
+        </w:rPr>
+        <w:t>sub</w:t>
+      </w:r>
+      <w:r>
+        <w:rPr>
+          <w:rFonts w:ascii="Aptos" w:hAnsi="Aptos"/>
+        </w:rPr>
+        <w:t xml:space="preserve">divisão </w:t>
+      </w:r>
+      <w:r>
+        <w:rPr>
+          <w:rFonts w:ascii="Aptos" w:hAnsi="Aptos"/>
+        </w:rPr>
+        <w:t>utilizada em cada contrato</w:t>
+      </w:r>
+      <w:r>
+        <w:rPr>
+          <w:rFonts w:ascii="Aptos" w:hAnsi="Aptos"/>
+        </w:rPr>
+        <w:t>.</w:t>
+      </w:r>
+    </w:p>
+    <w:p>
+      <w:pPr>
+        <w:pStyle w:val="PargrafodaLista"/>
+        <w:numPr>
+          <w:ilvl w:val="1"/>
+          <w:numId w:val="10"/>
+        </w:numPr>
+        <w:jc w:val="both"/>
+        <w:rPr>
+          <w:rFonts w:ascii="Aptos" w:hAnsi="Aptos"/>
+        </w:rPr>
+      </w:pPr>
+      <w:r>
+        <w:rPr>
+          <w:rFonts w:ascii="Aptos" w:hAnsi="Aptos"/>
+        </w:rPr>
+        <w:lastRenderedPageBreak/>
+        <w:t>Nível 3</w:t>
+      </w:r>
+      <w:r>
+        <w:rPr>
+          <w:rFonts w:ascii="Aptos" w:hAnsi="Aptos"/>
+        </w:rPr>
+        <w:t xml:space="preserve"> –</w:t>
+      </w:r>
+      <w:r>
+        <w:rPr>
+          <w:rFonts w:ascii="Aptos" w:hAnsi="Aptos"/>
+        </w:rPr>
+        <w:t xml:space="preserve"> </w:t>
+      </w:r>
+      <w:r>
+        <w:rPr>
+          <w:rFonts w:ascii="Aptos" w:hAnsi="Aptos"/>
+        </w:rPr>
+        <w:t xml:space="preserve">composto por </w:t>
+      </w:r>
+      <w:r>
+        <w:rPr>
+          <w:rFonts w:ascii="Aptos" w:hAnsi="Aptos"/>
+        </w:rPr>
+        <w:t xml:space="preserve">nove </w:t>
+      </w:r>
+      <w:r>
+        <w:rPr>
+          <w:rFonts w:ascii="Aptos" w:hAnsi="Aptos"/>
+        </w:rPr>
+        <w:t>dígitos</w:t>
+      </w:r>
+      <w:r>
+        <w:rPr>
+          <w:rFonts w:ascii="Aptos" w:hAnsi="Aptos"/>
+        </w:rPr>
+        <w:t xml:space="preserve"> </w:t>
+      </w:r>
+      <w:r>
+        <w:rPr>
+          <w:rFonts w:ascii="Aptos" w:hAnsi="Aptos"/>
+        </w:rPr>
+        <w:t xml:space="preserve">os </w:t>
+      </w:r>
+      <w:r>
+        <w:rPr>
+          <w:rFonts w:ascii="Aptos" w:hAnsi="Aptos"/>
+        </w:rPr>
+        <w:t xml:space="preserve">quatro </w:t>
+      </w:r>
+      <w:r>
+        <w:rPr>
+          <w:rFonts w:ascii="Aptos" w:hAnsi="Aptos"/>
+        </w:rPr>
+        <w:t xml:space="preserve">primeiros e os </w:t>
+      </w:r>
+      <w:r>
+        <w:rPr>
+          <w:rFonts w:ascii="Aptos" w:hAnsi="Aptos"/>
+        </w:rPr>
+        <w:t xml:space="preserve">quatro </w:t>
+      </w:r>
+      <w:r>
+        <w:rPr>
+          <w:rFonts w:ascii="Aptos" w:hAnsi="Aptos"/>
+        </w:rPr>
+        <w:t xml:space="preserve">últimos delimitam </w:t>
+      </w:r>
+      <w:r>
+        <w:rPr>
+          <w:rFonts w:ascii="Aptos" w:hAnsi="Aptos"/>
+        </w:rPr>
+        <w:t xml:space="preserve">a </w:t>
+      </w:r>
+      <w:r>
+        <w:rPr>
+          <w:rFonts w:ascii="Aptos" w:hAnsi="Aptos"/>
+        </w:rPr>
+        <w:t>localização das NC em esca</w:t>
+      </w:r>
+      <w:r>
+        <w:rPr>
+          <w:rFonts w:ascii="Aptos" w:hAnsi="Aptos"/>
+        </w:rPr>
+        <w:t>l</w:t>
+      </w:r>
+      <w:r>
+        <w:rPr>
+          <w:rFonts w:ascii="Aptos" w:hAnsi="Aptos"/>
+        </w:rPr>
+        <w:t xml:space="preserve">a de </w:t>
+      </w:r>
+      <w:r>
+        <w:rPr>
+          <w:rFonts w:ascii="Aptos" w:hAnsi="Aptos"/>
+        </w:rPr>
+        <w:t>0,0</w:t>
+      </w:r>
+      <w:r>
+        <w:rPr>
+          <w:rFonts w:ascii="Aptos" w:hAnsi="Aptos"/>
+        </w:rPr>
+        <w:t>1</w:t>
+      </w:r>
+      <w:r>
+        <w:rPr>
+          <w:rFonts w:ascii="Aptos" w:hAnsi="Aptos"/>
+        </w:rPr>
+        <w:t>Km</w:t>
+      </w:r>
+      <w:r>
+        <w:rPr>
+          <w:rFonts w:ascii="Aptos" w:hAnsi="Aptos"/>
+        </w:rPr>
+        <w:t xml:space="preserve"> </w:t>
+      </w:r>
+      <w:r>
+        <w:rPr>
+          <w:rFonts w:ascii="Aptos" w:hAnsi="Aptos"/>
+        </w:rPr>
+        <w:t>e o dígito intermediário informa se a NC é pontual "+" ou distribuída</w:t>
+      </w:r>
+      <w:r>
+        <w:rPr>
+          <w:rFonts w:ascii="Aptos" w:hAnsi="Aptos"/>
+        </w:rPr>
+        <w:t xml:space="preserve"> “</w:t>
+      </w:r>
+      <w:proofErr w:type="gramStart"/>
+      <w:r>
+        <w:rPr>
+          <w:rFonts w:ascii="Aptos" w:hAnsi="Aptos"/>
+        </w:rPr>
+        <w:t>-“</w:t>
+      </w:r>
+      <w:proofErr w:type="gramEnd"/>
+      <w:r>
+        <w:rPr>
+          <w:rFonts w:ascii="Aptos" w:hAnsi="Aptos"/>
+        </w:rPr>
+        <w:t>.</w:t>
+      </w:r>
+    </w:p>
+    <w:p>
+      <w:pPr>
+        <w:pStyle w:val="PargrafodaLista"/>
+        <w:numPr>
+          <w:ilvl w:val="1"/>
+          <w:numId w:val="10"/>
+        </w:numPr>
+        <w:jc w:val="both"/>
+        <w:rPr>
+          <w:rFonts w:ascii="Aptos" w:hAnsi="Aptos"/>
+        </w:rPr>
+      </w:pPr>
+      <w:r>
+        <w:rPr>
+          <w:rFonts w:ascii="Aptos" w:hAnsi="Aptos"/>
+        </w:rPr>
+        <w:t>Nível 4</w:t>
+      </w:r>
+      <w:r>
+        <w:rPr>
+          <w:rFonts w:ascii="Aptos" w:hAnsi="Aptos"/>
+        </w:rPr>
+        <w:t xml:space="preserve"> –</w:t>
+      </w:r>
+      <w:r>
+        <w:rPr>
+          <w:rFonts w:ascii="Aptos" w:hAnsi="Aptos"/>
+        </w:rPr>
+        <w:t xml:space="preserve"> </w:t>
+      </w:r>
+      <w:r>
+        <w:rPr>
+          <w:rFonts w:ascii="Aptos" w:hAnsi="Aptos"/>
+        </w:rPr>
+        <w:t xml:space="preserve">informa </w:t>
+      </w:r>
+      <w:r>
+        <w:rPr>
+          <w:rFonts w:ascii="Aptos" w:hAnsi="Aptos"/>
+        </w:rPr>
+        <w:t>o ano d</w:t>
+      </w:r>
+      <w:r>
+        <w:rPr>
+          <w:rFonts w:ascii="Aptos" w:hAnsi="Aptos"/>
+        </w:rPr>
+        <w:t xml:space="preserve">a constatação </w:t>
+      </w:r>
+      <w:r>
+        <w:rPr>
+          <w:rFonts w:ascii="Aptos" w:hAnsi="Aptos"/>
+        </w:rPr>
+        <w:t xml:space="preserve">da </w:t>
+      </w:r>
+      <w:r>
+        <w:rPr>
+          <w:rFonts w:ascii="Aptos" w:hAnsi="Aptos"/>
+        </w:rPr>
+        <w:t>NC com quatro dígitos</w:t>
+      </w:r>
+      <w:r>
+        <w:rPr>
+          <w:rFonts w:ascii="Aptos" w:hAnsi="Aptos"/>
+        </w:rPr>
+        <w:t>, antecedido de “/”</w:t>
+      </w:r>
+      <w:r>
+        <w:rPr>
+          <w:rFonts w:ascii="Aptos" w:hAnsi="Aptos"/>
+        </w:rPr>
+        <w:t>.</w:t>
+      </w:r>
+    </w:p>
+    <w:p>
+      <w:pPr>
+        <w:pStyle w:val="PargrafodaLista"/>
+        <w:numPr>
+          <w:ilvl w:val="1"/>
+          <w:numId w:val="10"/>
+        </w:numPr>
+        <w:jc w:val="both"/>
+        <w:rPr>
+          <w:rFonts w:ascii="Aptos" w:hAnsi="Aptos"/>
+        </w:rPr>
+      </w:pPr>
+      <w:r>
+        <w:rPr>
+          <w:rFonts w:ascii="Aptos" w:hAnsi="Aptos"/>
+        </w:rPr>
+        <w:t>Nível 5</w:t>
+      </w:r>
+      <w:r>
+        <w:rPr>
+          <w:rFonts w:ascii="Aptos" w:hAnsi="Aptos"/>
+        </w:rPr>
+        <w:t xml:space="preserve"> -</w:t>
+      </w:r>
+      <w:r>
+        <w:rPr>
+          <w:rFonts w:ascii="Aptos" w:hAnsi="Aptos"/>
+        </w:rPr>
+        <w:t xml:space="preserve"> contendo o sequencial </w:t>
+      </w:r>
+      <w:r>
+        <w:rPr>
+          <w:rFonts w:ascii="Aptos" w:hAnsi="Aptos"/>
+        </w:rPr>
+        <w:t xml:space="preserve">numérico da NC </w:t>
+      </w:r>
+      <w:r>
+        <w:rPr>
+          <w:rFonts w:ascii="Aptos" w:hAnsi="Aptos"/>
+        </w:rPr>
+        <w:t>no ano</w:t>
+      </w:r>
+      <w:r>
+        <w:rPr>
+          <w:rFonts w:ascii="Aptos" w:hAnsi="Aptos"/>
+        </w:rPr>
+        <w:t xml:space="preserve">, </w:t>
+      </w:r>
+      <w:r>
+        <w:rPr>
+          <w:rFonts w:ascii="Aptos" w:hAnsi="Aptos"/>
+        </w:rPr>
+        <w:t xml:space="preserve">expresso em </w:t>
+      </w:r>
+      <w:r>
+        <w:rPr>
+          <w:rFonts w:ascii="Aptos" w:hAnsi="Aptos"/>
+        </w:rPr>
+        <w:t>três dígitos</w:t>
+      </w:r>
+      <w:r>
+        <w:rPr>
+          <w:rFonts w:ascii="Aptos" w:hAnsi="Aptos"/>
+        </w:rPr>
+        <w:t>.</w:t>
+      </w:r>
+    </w:p>
+    <w:p>
+      <w:pPr>
+        <w:pStyle w:val="PargrafodaLista"/>
+        <w:ind w:left="1440"/>
+        <w:jc w:val="both"/>
+        <w:rPr>
+          <w:rFonts w:ascii="Aptos" w:hAnsi="Aptos"/>
+        </w:rPr>
+      </w:pPr>
+    </w:p>
+    <w:p>
+      <w:pPr>
+        <w:pStyle w:val="PargrafodaLista"/>
+        <w:ind w:left="1440"/>
+        <w:jc w:val="both"/>
+        <w:rPr>
+          <w:rFonts w:ascii="Aptos" w:hAnsi="Aptos"/>
+        </w:rPr>
+      </w:pPr>
+      <w:r>
+        <w:rPr>
+          <w:rFonts w:ascii="Aptos" w:hAnsi="Aptos"/>
+        </w:rPr>
+        <w:t>Exemplo:</w:t>
+      </w:r>
+    </w:p>
+    <w:p>
+      <w:pPr>
+        <w:pStyle w:val="PargrafodaLista"/>
+        <w:ind w:left="2410"/>
+        <w:rPr>
+          <w:rFonts w:ascii="Aptos" w:hAnsi="Aptos"/>
+        </w:rPr>
+      </w:pPr>
+      <w:r>
+        <w:rPr>
+          <w:rFonts w:ascii="Aptos" w:hAnsi="Aptos"/>
+          <w:b/>
+          <w:bCs/>
+        </w:rPr>
+        <w:t>CRA.ST601.2794-2834/2025.013</w:t>
+      </w:r>
+    </w:p>
+    <w:p>
+      <w:pPr>
+        <w:pStyle w:val="PargrafodaLista"/>
+        <w:ind w:left="2410"/>
+        <w:rPr>
+          <w:rFonts w:ascii="Aptos" w:hAnsi="Aptos"/>
+        </w:rPr>
+      </w:pPr>
+      <w:r>
+        <w:rPr>
+          <w:rFonts w:ascii="Aptos" w:hAnsi="Aptos"/>
+        </w:rPr>
+        <w:t>Indica que esta N</w:t>
+      </w:r>
+      <w:r>
+        <w:rPr>
+          <w:rFonts w:ascii="Aptos" w:hAnsi="Aptos"/>
+        </w:rPr>
+        <w:t xml:space="preserve">ão </w:t>
+      </w:r>
+      <w:r>
+        <w:rPr>
+          <w:rFonts w:ascii="Aptos" w:hAnsi="Aptos"/>
+        </w:rPr>
+        <w:t>C</w:t>
+      </w:r>
+      <w:r>
+        <w:rPr>
+          <w:rFonts w:ascii="Aptos" w:hAnsi="Aptos"/>
+        </w:rPr>
+        <w:t>onformidade</w:t>
+      </w:r>
+      <w:r>
+        <w:rPr>
+          <w:rFonts w:ascii="Aptos" w:hAnsi="Aptos"/>
+        </w:rPr>
+        <w:t xml:space="preserve"> foi apontada para a CRA, no subtrecho 6.01, </w:t>
+      </w:r>
+      <w:r>
+        <w:rPr>
+          <w:rFonts w:ascii="Aptos" w:hAnsi="Aptos"/>
+        </w:rPr>
+        <w:t>distribuída</w:t>
+      </w:r>
+      <w:r>
+        <w:rPr>
+          <w:rFonts w:ascii="Aptos" w:hAnsi="Aptos"/>
+        </w:rPr>
+        <w:t xml:space="preserve"> do km 27,94 ao km 28,34, sendo a 13ª NC </w:t>
+      </w:r>
+      <w:r>
+        <w:rPr>
+          <w:rFonts w:ascii="Aptos" w:hAnsi="Aptos"/>
+        </w:rPr>
+        <w:t>registrada</w:t>
+      </w:r>
+      <w:r>
+        <w:rPr>
+          <w:rFonts w:ascii="Aptos" w:hAnsi="Aptos"/>
+        </w:rPr>
+        <w:t xml:space="preserve"> pela Arpe em 2025</w:t>
+      </w:r>
+    </w:p>
+    <w:p>
+      <w:pPr>
+        <w:pStyle w:val="PargrafodaLista"/>
+        <w:ind w:left="0"/>
+        <w:jc w:val="center"/>
+        <w:rPr>
+          <w:rFonts w:ascii="Aptos" w:hAnsi="Aptos"/>
+        </w:rPr>
+      </w:pPr>
+    </w:p>
+    <w:p>
+      <w:pPr>
+        <w:jc w:val="both"/>
+        <w:rPr>
+          <w:rFonts w:ascii="Aptos" w:hAnsi="Aptos"/>
+        </w:rPr>
+      </w:pPr>
+      <w:r>
+        <w:rPr>
+          <w:rFonts w:ascii="Aptos" w:hAnsi="Aptos"/>
+          <w:b/>
+          <w:bCs/>
+        </w:rPr>
+        <w:t>Monitoramento e Avaliação</w:t>
+      </w:r>
+      <w:bookmarkEnd w:id="62"/>
+      <w:r>
+        <w:rPr>
+          <w:rFonts w:ascii="Aptos" w:hAnsi="Aptos"/>
+        </w:rPr>
+        <w:t xml:space="preserve"> - Esta etapa é fundamental para garantir a eficácia das ações corretivas </w:t>
+      </w:r>
+      <w:r>
+        <w:rPr>
+          <w:rFonts w:ascii="Aptos" w:hAnsi="Aptos"/>
+        </w:rPr>
+        <w:t xml:space="preserve">a serem executadas pela Concessionária para </w:t>
+      </w:r>
+      <w:r>
+        <w:rPr>
+          <w:rFonts w:ascii="Aptos" w:hAnsi="Aptos"/>
+        </w:rPr>
+        <w:t xml:space="preserve">a melhoria contínua dos serviços prestados. Os principais </w:t>
+      </w:r>
+      <w:r>
+        <w:rPr>
+          <w:rFonts w:ascii="Aptos" w:hAnsi="Aptos"/>
+        </w:rPr>
+        <w:t>instrumentos</w:t>
+      </w:r>
+      <w:r>
+        <w:rPr>
+          <w:rFonts w:ascii="Aptos" w:hAnsi="Aptos"/>
+        </w:rPr>
+        <w:t xml:space="preserve"> do Monitoramento e Avaliação são: Termo de Notificação e</w:t>
+      </w:r>
+      <w:r>
+        <w:rPr>
+          <w:rFonts w:ascii="Aptos" w:hAnsi="Aptos"/>
+        </w:rPr>
+        <w:t xml:space="preserve"> respectivo</w:t>
+      </w:r>
+      <w:r>
+        <w:rPr>
+          <w:rFonts w:ascii="Aptos" w:hAnsi="Aptos"/>
+        </w:rPr>
+        <w:t xml:space="preserve"> Relatório de Fiscalização, Plano de Ação </w:t>
+      </w:r>
+      <w:r>
+        <w:rPr>
+          <w:rFonts w:ascii="Aptos" w:hAnsi="Aptos"/>
+        </w:rPr>
+        <w:t>da Concessionária</w:t>
+      </w:r>
+      <w:r>
+        <w:rPr>
+          <w:rFonts w:ascii="Aptos" w:hAnsi="Aptos"/>
+        </w:rPr>
+        <w:t xml:space="preserve"> e Relatórios de </w:t>
+      </w:r>
+      <w:r>
+        <w:rPr>
+          <w:rFonts w:ascii="Aptos" w:hAnsi="Aptos"/>
+        </w:rPr>
+        <w:t xml:space="preserve">Monitoramento </w:t>
+      </w:r>
+      <w:r>
+        <w:rPr>
+          <w:rFonts w:ascii="Aptos" w:hAnsi="Aptos"/>
+        </w:rPr>
+        <w:t>e Avaliação Final.</w:t>
+      </w:r>
+    </w:p>
+    <w:p>
+      <w:pPr>
+        <w:rPr>
+          <w:rFonts w:ascii="Aptos" w:hAnsi="Aptos"/>
+        </w:rPr>
+      </w:pPr>
+    </w:p>
+    <w:p>
+      <w:pPr>
+        <w:pStyle w:val="Ttulo3"/>
+        <w:numPr>
+          <w:ilvl w:val="0"/>
+          <w:numId w:val="5"/>
+        </w:numPr>
+        <w:rPr>
+          <w:rFonts w:ascii="Aptos" w:hAnsi="Aptos"/>
+          <w:b/>
+          <w:bCs/>
+          <w:color w:val="auto"/>
+          <w:sz w:val="24"/>
+          <w:szCs w:val="24"/>
+        </w:rPr>
+      </w:pPr>
+      <w:bookmarkStart w:id="63" w:name="_Toc217993492"/>
+      <w:r>
+        <w:rPr>
+          <w:rFonts w:ascii="Aptos" w:hAnsi="Aptos"/>
+          <w:b/>
+          <w:bCs/>
+          <w:color w:val="auto"/>
+          <w:sz w:val="24"/>
+          <w:szCs w:val="24"/>
+        </w:rPr>
+        <w:t>FISCALIZAÇÃO</w:t>
+      </w:r>
+      <w:bookmarkEnd w:id="63"/>
+    </w:p>
+    <w:p>
+      <w:pPr>
+        <w:rPr>
+          <w:rFonts w:ascii="Aptos" w:hAnsi="Aptos"/>
+        </w:rPr>
+      </w:pPr>
+    </w:p>
+    <w:p>
+      <w:pPr>
+        <w:jc w:val="both"/>
+        <w:rPr>
+          <w:rFonts w:ascii="Aptos" w:hAnsi="Aptos"/>
+        </w:rPr>
+      </w:pPr>
+      <w:r>
+        <w:rPr>
+          <w:rFonts w:ascii="Aptos" w:hAnsi="Aptos"/>
+        </w:rPr>
+        <w:t xml:space="preserve">As ações de fiscalização foram realizadas pela equipe formada pelos Analistas de Regulação </w:t>
+      </w:r>
+      <w:r>
+        <w:rPr>
+          <w:rFonts w:ascii="Aptos" w:hAnsi="Aptos"/>
+          <w:b/>
+          <w:bCs/>
+        </w:rPr>
+        <w:t>Alcides Vieira de Azevedo Bezerra</w:t>
+      </w:r>
+      <w:r>
+        <w:rPr>
+          <w:rFonts w:ascii="Aptos" w:hAnsi="Aptos"/>
+        </w:rPr>
+        <w:t>, matrícula 40672015/01</w:t>
+      </w:r>
+      <w:r>
+        <w:rPr>
+          <w:rFonts w:ascii="Aptos" w:hAnsi="Aptos"/>
+        </w:rPr>
+        <w:t>,</w:t>
+      </w:r>
+      <w:r>
+        <w:rPr>
+          <w:rFonts w:ascii="Aptos" w:hAnsi="Aptos"/>
+        </w:rPr>
+        <w:t xml:space="preserve"> </w:t>
+      </w:r>
+      <w:r>
+        <w:rPr>
+          <w:rFonts w:ascii="Aptos" w:hAnsi="Aptos"/>
+          <w:b/>
+          <w:bCs/>
+        </w:rPr>
+        <w:t>Enildo Manoel da Silva Júnior</w:t>
+      </w:r>
+      <w:r>
+        <w:rPr>
+          <w:rFonts w:ascii="Aptos" w:hAnsi="Aptos"/>
+        </w:rPr>
+        <w:t>, matrícula nº 1796500/02</w:t>
+      </w:r>
+      <w:r>
+        <w:rPr>
+          <w:rFonts w:ascii="Aptos" w:hAnsi="Aptos"/>
+        </w:rPr>
+        <w:t xml:space="preserve"> e </w:t>
+      </w:r>
+      <w:r>
+        <w:rPr>
+          <w:rFonts w:ascii="Aptos" w:hAnsi="Aptos"/>
+          <w:b/>
+          <w:bCs/>
+        </w:rPr>
+        <w:t>Maria Fernanda</w:t>
+      </w:r>
+      <w:r>
+        <w:rPr>
+          <w:rFonts w:ascii="Aptos" w:hAnsi="Aptos"/>
+          <w:b/>
+          <w:bCs/>
+        </w:rPr>
+        <w:t xml:space="preserve"> da Silva Novaes</w:t>
+      </w:r>
+      <w:r>
+        <w:rPr>
+          <w:rFonts w:ascii="Aptos" w:hAnsi="Aptos"/>
+        </w:rPr>
+        <w:t>,</w:t>
+      </w:r>
+      <w:r>
+        <w:rPr>
+          <w:rFonts w:ascii="Aptos" w:hAnsi="Aptos"/>
+          <w:color w:val="EE0000"/>
+        </w:rPr>
+        <w:t xml:space="preserve"> </w:t>
+      </w:r>
+      <w:r>
+        <w:rPr>
+          <w:rFonts w:ascii="Aptos" w:hAnsi="Aptos"/>
+        </w:rPr>
+        <w:t xml:space="preserve">matrícula nº </w:t>
+      </w:r>
+      <w:r>
+        <w:rPr>
+          <w:rFonts w:ascii="Aptos" w:hAnsi="Aptos"/>
+        </w:rPr>
+        <w:t>18471080</w:t>
+      </w:r>
+      <w:r>
+        <w:rPr>
+          <w:rFonts w:ascii="Aptos" w:hAnsi="Aptos"/>
+        </w:rPr>
+        <w:t>/0</w:t>
+      </w:r>
+      <w:r>
+        <w:rPr>
+          <w:rFonts w:ascii="Aptos" w:hAnsi="Aptos"/>
+        </w:rPr>
+        <w:t>1</w:t>
+      </w:r>
+      <w:r>
+        <w:rPr>
+          <w:rFonts w:ascii="Aptos" w:hAnsi="Aptos"/>
+        </w:rPr>
+        <w:t xml:space="preserve"> </w:t>
+      </w:r>
+      <w:r>
+        <w:rPr>
+          <w:rFonts w:ascii="Aptos" w:hAnsi="Aptos"/>
+          <w:highlight w:val="yellow"/>
+        </w:rPr>
+        <w:t>no</w:t>
+      </w:r>
+      <w:r>
+        <w:rPr>
+          <w:rFonts w:ascii="Aptos" w:hAnsi="Aptos"/>
+          <w:highlight w:val="yellow"/>
+        </w:rPr>
+        <w:t>s</w:t>
+      </w:r>
+      <w:r>
+        <w:rPr>
+          <w:rFonts w:ascii="Aptos" w:hAnsi="Aptos"/>
+          <w:highlight w:val="yellow"/>
+        </w:rPr>
+        <w:t xml:space="preserve"> </w:t>
+      </w:r>
+      <w:r>
+        <w:rPr>
+          <w:rFonts w:ascii="Aptos" w:hAnsi="Aptos"/>
+          <w:highlight w:val="yellow"/>
+        </w:rPr>
+        <w:t>dias</w:t>
+      </w:r>
+      <w:r>
+        <w:rPr>
+          <w:rFonts w:ascii="Aptos" w:hAnsi="Aptos"/>
+        </w:rPr>
+        <w:t xml:space="preserve"> </w:t>
+      </w:r>
+      <w:r>
+        <w:rPr>
+          <w:rFonts w:ascii="Aptos" w:hAnsi="Aptos"/>
+        </w:rPr>
+        <w:t>9</w:t>
+      </w:r>
+      <w:r>
+        <w:rPr>
+          <w:rFonts w:ascii="Aptos" w:hAnsi="Aptos"/>
+        </w:rPr>
+        <w:t xml:space="preserve"> </w:t>
+      </w:r>
+      <w:r>
+        <w:rPr>
+          <w:rFonts w:ascii="Aptos" w:hAnsi="Aptos"/>
+        </w:rPr>
+        <w:t xml:space="preserve">de </w:t>
+      </w:r>
+      <w:r>
+        <w:rPr>
+          <w:rFonts w:ascii="Aptos" w:hAnsi="Aptos"/>
+        </w:rPr>
+        <w:t xml:space="preserve">junho </w:t>
+      </w:r>
+      <w:bookmarkStart w:id="64" w:name="_Hlk213411500"/>
+      <w:r>
+        <w:rPr>
+          <w:rFonts w:ascii="Aptos" w:hAnsi="Aptos"/>
+        </w:rPr>
+        <w:t>de 202</w:t>
+      </w:r>
+      <w:r>
+        <w:rPr>
+          <w:rFonts w:ascii="Aptos" w:hAnsi="Aptos"/>
+        </w:rPr>
+        <w:t>6</w:t>
+      </w:r>
+      <w:bookmarkEnd w:id="64"/>
+      <w:r>
+        <w:rPr>
+          <w:rFonts w:ascii="Aptos" w:hAnsi="Aptos"/>
+        </w:rPr>
+        <w:t>.</w:t>
+      </w:r>
+      <w:r>
+        <w:rPr>
+          <w:rFonts w:ascii="Aptos" w:hAnsi="Aptos"/>
+        </w:rPr>
+        <w:t xml:space="preserve"> Nes</w:t>
+      </w:r>
+      <w:r>
+        <w:rPr>
+          <w:rFonts w:ascii="Aptos" w:hAnsi="Aptos"/>
+        </w:rPr>
+        <w:t>s</w:t>
+      </w:r>
+      <w:r>
+        <w:rPr>
+          <w:rFonts w:ascii="Aptos" w:hAnsi="Aptos"/>
+        </w:rPr>
+        <w:t xml:space="preserve">as ações foram identificados </w:t>
+      </w:r>
+      <w:r>
+        <w:rPr>
+          <w:rFonts w:ascii="Aptos" w:hAnsi="Aptos"/>
+          <w:highlight w:val="yellow"/>
+        </w:rPr>
+        <w:t>33</w:t>
+      </w:r>
+      <w:r>
+        <w:rPr>
+          <w:rFonts w:ascii="Aptos" w:hAnsi="Aptos"/>
+          <w:highlight w:val="yellow"/>
+        </w:rPr>
+        <w:t xml:space="preserve"> achados de fiscalização</w:t>
+      </w:r>
+      <w:r>
+        <w:rPr>
+          <w:rFonts w:ascii="Aptos" w:hAnsi="Aptos"/>
+        </w:rPr>
+        <w:t xml:space="preserve"> nas áreas sob concessão por meio de um levantamento de campo nas Rodovias com evidências de defeitos que poderiam </w:t>
+      </w:r>
+      <w:r>
+        <w:rPr>
+          <w:rFonts w:ascii="Aptos" w:hAnsi="Aptos"/>
+        </w:rPr>
+        <w:t xml:space="preserve">se </w:t>
+      </w:r>
+      <w:r>
+        <w:rPr>
+          <w:rFonts w:ascii="Aptos" w:hAnsi="Aptos"/>
+        </w:rPr>
+        <w:t>caracterizar Não Conformidades</w:t>
+      </w:r>
+      <w:r>
+        <w:rPr>
+          <w:rFonts w:ascii="Aptos" w:hAnsi="Aptos"/>
+        </w:rPr>
+        <w:t>.</w:t>
+      </w:r>
+    </w:p>
+    <w:p>
+      <w:pPr>
+        <w:jc w:val="both"/>
+        <w:rPr>
+          <w:rFonts w:ascii="Aptos" w:hAnsi="Aptos"/>
+        </w:rPr>
+      </w:pPr>
+      <w:r>
+        <w:rPr>
+          <w:rFonts w:ascii="Aptos" w:hAnsi="Aptos"/>
+        </w:rPr>
+        <w:t xml:space="preserve">Esses </w:t>
+      </w:r>
+      <w:r>
+        <w:rPr>
+          <w:rFonts w:ascii="Aptos" w:hAnsi="Aptos"/>
+        </w:rPr>
+        <w:t>achados</w:t>
+      </w:r>
+      <w:r>
+        <w:rPr>
+          <w:rFonts w:ascii="Aptos" w:hAnsi="Aptos"/>
+        </w:rPr>
+        <w:t xml:space="preserve"> foram avaliados tomando por base as orientações do PDCL, em especial, o Subitem 4.2.2.1.3 - Parâmetros Mínimos Exigidos, </w:t>
+      </w:r>
+      <w:r>
+        <w:rPr>
+          <w:rFonts w:ascii="Aptos" w:hAnsi="Aptos"/>
+        </w:rPr>
+        <w:t xml:space="preserve">visualizando </w:t>
+      </w:r>
+      <w:r>
+        <w:rPr>
+          <w:rFonts w:ascii="Aptos" w:hAnsi="Aptos"/>
+        </w:rPr>
+        <w:t xml:space="preserve">que "os pavimentos deverão ser analisados quanto às suas condições de superfície, conforto, deformabilidade, vida remanescente e segurança”, e ainda </w:t>
+      </w:r>
+      <w:r>
+        <w:rPr>
+          <w:rFonts w:ascii="Aptos" w:hAnsi="Aptos"/>
+        </w:rPr>
+        <w:t>que os</w:t>
+      </w:r>
+      <w:r>
+        <w:rPr>
+          <w:rFonts w:ascii="Aptos" w:hAnsi="Aptos"/>
+        </w:rPr>
+        <w:t xml:space="preserve"> “parâmetros de aceitabilidade do pavimento para essas condições que deverão ser totalmente atendidas durante o período de CONCESSÃO”.</w:t>
+      </w:r>
+    </w:p>
+    <w:p>
+      <w:pPr>
+        <w:pStyle w:val="Corpodetexto"/>
+        <w:spacing w:line="283" w:lineRule="auto"/>
+        <w:ind w:right="124"/>
+        <w:jc w:val="both"/>
+        <w:rPr>
+          <w:rFonts w:ascii="Aptos" w:hAnsi="Aptos" w:cstheme="minorHAnsi"/>
+          <w:sz w:val="22"/>
+          <w:szCs w:val="22"/>
+        </w:rPr>
+      </w:pPr>
+      <w:r>
+        <w:rPr>
+          <w:rFonts w:ascii="Aptos" w:hAnsi="Aptos" w:cstheme="minorHAnsi"/>
+          <w:sz w:val="22"/>
+          <w:szCs w:val="22"/>
+        </w:rPr>
+        <w:t>Os trechos com</w:t>
+      </w:r>
+      <w:r>
+        <w:rPr>
+          <w:rFonts w:ascii="Aptos" w:hAnsi="Aptos" w:cstheme="minorHAnsi"/>
+          <w:sz w:val="22"/>
+          <w:szCs w:val="22"/>
+        </w:rPr>
+        <w:t xml:space="preserve"> Não Conformidades registradas no Quadro 1 </w:t>
+      </w:r>
+      <w:r>
+        <w:rPr>
+          <w:rFonts w:ascii="Aptos" w:hAnsi="Aptos" w:cstheme="minorHAnsi"/>
+          <w:sz w:val="22"/>
+          <w:szCs w:val="22"/>
+        </w:rPr>
+        <w:t xml:space="preserve">e </w:t>
+      </w:r>
+      <w:r>
+        <w:rPr>
+          <w:rFonts w:ascii="Aptos" w:hAnsi="Aptos" w:cstheme="minorHAnsi"/>
+          <w:sz w:val="22"/>
+          <w:szCs w:val="22"/>
+        </w:rPr>
+        <w:t xml:space="preserve">Quadro </w:t>
+      </w:r>
+      <w:r>
+        <w:rPr>
+          <w:rFonts w:ascii="Aptos" w:hAnsi="Aptos" w:cstheme="minorHAnsi"/>
+          <w:sz w:val="22"/>
+          <w:szCs w:val="22"/>
+        </w:rPr>
+        <w:t>2</w:t>
+      </w:r>
+      <w:r>
+        <w:rPr>
+          <w:rFonts w:ascii="Aptos" w:hAnsi="Aptos" w:cstheme="minorHAnsi"/>
+          <w:sz w:val="22"/>
+          <w:szCs w:val="22"/>
+        </w:rPr>
+        <w:t xml:space="preserve">, </w:t>
+      </w:r>
+      <w:r>
+        <w:rPr>
+          <w:rFonts w:ascii="Aptos" w:hAnsi="Aptos" w:cstheme="minorHAnsi"/>
+          <w:sz w:val="22"/>
+          <w:szCs w:val="22"/>
+        </w:rPr>
+        <w:t>a seguir, associadas aos respectivos subtrechos, foram avaliadas pelos valores do Índice de Gravidade Global (IGG) que ultrapassaram o limite máximo previsto ≥ 30, como também os valores do Índice Irregularidade Longitudinal (IRI) que ultrapassaram o limite máximo previsto ≥ 2,7 m/km constantes do Relatório Anual 01 de novembro/2025 elaborado pelo Verificador Independente.</w:t>
+      </w:r>
+    </w:p>
+    <w:p>
+      <w:pPr>
+        <w:jc w:val="both"/>
+        <w:rPr>
+          <w:rFonts w:ascii="Aptos" w:hAnsi="Aptos"/>
+        </w:rPr>
+      </w:pPr>
+    </w:p>
+    <w:p>
+      <w:pPr>
+        <w:jc w:val="center"/>
+        <w:rPr>
+          <w:rFonts w:ascii="Aptos" w:hAnsi="Aptos"/>
+        </w:rPr>
+      </w:pPr>
+      <w:r>
+        <w:rPr>
+          <w:rFonts w:ascii="Aptos" w:hAnsi="Aptos"/>
+        </w:rPr>
+        <w:t>Quadro 1 –</w:t>
+      </w:r>
+      <w:r>
+        <w:rPr>
+          <w:rFonts w:ascii="Aptos" w:hAnsi="Aptos"/>
+        </w:rPr>
+        <w:t xml:space="preserve"> </w:t>
+      </w:r>
+      <w:r>
+        <w:rPr>
+          <w:rFonts w:ascii="Aptos" w:hAnsi="Aptos"/>
+        </w:rPr>
+        <w:t xml:space="preserve">Aplicação dos Critérios de Elegibilidade </w:t>
+      </w:r>
+      <w:r>
+        <w:rPr>
+          <w:rFonts w:ascii="Aptos" w:hAnsi="Aptos"/>
+        </w:rPr>
+        <w:t>Relativ</w:t>
+      </w:r>
+      <w:r>
+        <w:rPr>
+          <w:rFonts w:ascii="Aptos" w:hAnsi="Aptos"/>
+        </w:rPr>
+        <w:t>o</w:t>
+      </w:r>
+      <w:r>
+        <w:rPr>
+          <w:rFonts w:ascii="Aptos" w:hAnsi="Aptos"/>
+        </w:rPr>
+        <w:t>s ao Pavimento</w:t>
+      </w:r>
+      <w:r>
+        <w:rPr>
+          <w:rFonts w:ascii="Aptos" w:hAnsi="Aptos"/>
+        </w:rPr>
+        <w:t xml:space="preserve"> PE009</w:t>
+      </w:r>
+    </w:p>
+    <w:p>
+      <w:pPr>
+        <w:jc w:val="center"/>
+        <w:rPr>
+          <w:rFonts w:ascii="Aptos" w:hAnsi="Aptos"/>
+        </w:rPr>
+      </w:pPr>
+      <w:r>
+        <w:rPr>
+          <w:rFonts w:ascii="Aptos" w:hAnsi="Aptos"/>
+        </w:rPr>
+        <w:t xml:space="preserve">Quadro </w:t>
+      </w:r>
+      <w:r>
+        <w:rPr>
+          <w:rFonts w:ascii="Aptos" w:hAnsi="Aptos"/>
+        </w:rPr>
+        <w:t>2</w:t>
+      </w:r>
+      <w:r>
+        <w:rPr>
+          <w:rFonts w:ascii="Aptos" w:hAnsi="Aptos"/>
+        </w:rPr>
+        <w:t xml:space="preserve"> – Aplicação dos Critérios de Elegibilidade Relativos ao Pavimento</w:t>
+      </w:r>
+      <w:r>
+        <w:rPr>
+          <w:rFonts w:ascii="Aptos" w:hAnsi="Aptos"/>
+        </w:rPr>
+        <w:t xml:space="preserve"> VPE034</w:t>
+      </w:r>
+    </w:p>
+    <w:p>
+      <w:pPr>
+        <w:pStyle w:val="Corpodetexto"/>
+        <w:spacing w:line="283" w:lineRule="auto"/>
+        <w:ind w:right="124"/>
+        <w:jc w:val="both"/>
+        <w:rPr>
+          <w:rFonts w:ascii="Aptos" w:hAnsi="Aptos" w:cstheme="minorHAnsi"/>
+          <w:sz w:val="22"/>
+          <w:szCs w:val="22"/>
+        </w:rPr>
+      </w:pPr>
+      <w:r>
+        <w:rPr>
+          <w:rFonts w:ascii="Aptos" w:hAnsi="Aptos" w:cstheme="minorHAnsi"/>
+          <w:sz w:val="22"/>
+          <w:szCs w:val="22"/>
+        </w:rPr>
+        <w:t>V</w:t>
+      </w:r>
+      <w:r>
+        <w:rPr>
+          <w:rFonts w:ascii="Aptos" w:hAnsi="Aptos" w:cstheme="minorHAnsi"/>
+          <w:sz w:val="22"/>
+          <w:szCs w:val="22"/>
+        </w:rPr>
+        <w:t>isando garantir um pavimento de qualidade com a trafegabilidade e segurança viária para os usuários</w:t>
+      </w:r>
+      <w:r>
+        <w:rPr>
+          <w:rFonts w:ascii="Aptos" w:hAnsi="Aptos" w:cstheme="minorHAnsi"/>
+          <w:sz w:val="22"/>
+          <w:szCs w:val="22"/>
+        </w:rPr>
+        <w:t xml:space="preserve"> sugere-se que </w:t>
+      </w:r>
+      <w:r>
+        <w:rPr>
+          <w:rFonts w:ascii="Aptos" w:hAnsi="Aptos" w:cstheme="minorHAnsi"/>
+          <w:sz w:val="22"/>
+          <w:szCs w:val="22"/>
+        </w:rPr>
+        <w:t>o</w:t>
+      </w:r>
+      <w:r>
+        <w:rPr>
+          <w:rFonts w:ascii="Aptos" w:hAnsi="Aptos" w:cstheme="minorHAnsi"/>
+          <w:sz w:val="22"/>
+          <w:szCs w:val="22"/>
+        </w:rPr>
+        <w:t xml:space="preserve">s </w:t>
+      </w:r>
+      <w:r>
+        <w:rPr>
+          <w:rFonts w:ascii="Aptos" w:hAnsi="Aptos" w:cstheme="minorHAnsi"/>
+          <w:sz w:val="22"/>
+          <w:szCs w:val="22"/>
+        </w:rPr>
+        <w:t xml:space="preserve">Pontos de </w:t>
+      </w:r>
+      <w:r>
+        <w:rPr>
+          <w:rFonts w:ascii="Aptos" w:hAnsi="Aptos" w:cstheme="minorHAnsi"/>
+          <w:sz w:val="22"/>
+          <w:szCs w:val="22"/>
+        </w:rPr>
+        <w:t>A</w:t>
+      </w:r>
+      <w:r>
+        <w:rPr>
+          <w:rFonts w:ascii="Aptos" w:hAnsi="Aptos" w:cstheme="minorHAnsi"/>
+          <w:sz w:val="22"/>
+          <w:szCs w:val="22"/>
+        </w:rPr>
+        <w:t xml:space="preserve">tenção </w:t>
+      </w:r>
+      <w:r>
+        <w:rPr>
+          <w:rFonts w:ascii="Aptos" w:hAnsi="Aptos" w:cstheme="minorHAnsi"/>
+          <w:sz w:val="22"/>
+          <w:szCs w:val="22"/>
+        </w:rPr>
+        <w:t>registrad</w:t>
+      </w:r>
+      <w:r>
+        <w:rPr>
+          <w:rFonts w:ascii="Aptos" w:hAnsi="Aptos" w:cstheme="minorHAnsi"/>
+          <w:sz w:val="22"/>
+          <w:szCs w:val="22"/>
+        </w:rPr>
+        <w:t>o</w:t>
+      </w:r>
+      <w:r>
+        <w:rPr>
+          <w:rFonts w:ascii="Aptos" w:hAnsi="Aptos" w:cstheme="minorHAnsi"/>
+          <w:sz w:val="22"/>
+          <w:szCs w:val="22"/>
+        </w:rPr>
+        <w:t xml:space="preserve">s no </w:t>
+      </w:r>
+      <w:r>
+        <w:rPr>
+          <w:rFonts w:ascii="Aptos" w:hAnsi="Aptos" w:cstheme="minorHAnsi"/>
+          <w:sz w:val="22"/>
+          <w:szCs w:val="22"/>
+          <w:highlight w:val="yellow"/>
+        </w:rPr>
+        <w:t>Quadro 3</w:t>
+      </w:r>
+      <w:r>
+        <w:rPr>
+          <w:rFonts w:ascii="Aptos" w:hAnsi="Aptos" w:cstheme="minorHAnsi"/>
+          <w:sz w:val="22"/>
+          <w:szCs w:val="22"/>
+          <w:highlight w:val="yellow"/>
+        </w:rPr>
+        <w:t xml:space="preserve"> </w:t>
+      </w:r>
+      <w:proofErr w:type="gramStart"/>
+      <w:r>
+        <w:rPr>
+          <w:rFonts w:ascii="Aptos" w:hAnsi="Aptos" w:cstheme="minorHAnsi"/>
+          <w:sz w:val="22"/>
+          <w:szCs w:val="22"/>
+          <w:highlight w:val="yellow"/>
+        </w:rPr>
+        <w:t>sejam</w:t>
+      </w:r>
+      <w:r>
+        <w:rPr>
+          <w:rFonts w:ascii="Aptos" w:hAnsi="Aptos" w:cstheme="minorHAnsi"/>
+          <w:sz w:val="22"/>
+          <w:szCs w:val="22"/>
+          <w:highlight w:val="yellow"/>
+        </w:rPr>
+        <w:t>,</w:t>
+      </w:r>
+      <w:r>
+        <w:rPr>
+          <w:rFonts w:ascii="Aptos" w:hAnsi="Aptos" w:cstheme="minorHAnsi"/>
+          <w:sz w:val="22"/>
+          <w:szCs w:val="22"/>
+          <w:highlight w:val="yellow"/>
+        </w:rPr>
+        <w:t xml:space="preserve"> tratados</w:t>
+      </w:r>
+      <w:proofErr w:type="gramEnd"/>
+      <w:r>
+        <w:rPr>
+          <w:rFonts w:ascii="Aptos" w:hAnsi="Aptos" w:cstheme="minorHAnsi"/>
+          <w:sz w:val="22"/>
+          <w:szCs w:val="22"/>
+          <w:highlight w:val="yellow"/>
+        </w:rPr>
+        <w:t xml:space="preserve"> pela concessionaria</w:t>
+      </w:r>
+      <w:r>
+        <w:rPr>
+          <w:rFonts w:ascii="Aptos" w:hAnsi="Aptos" w:cstheme="minorHAnsi"/>
+          <w:sz w:val="22"/>
+          <w:szCs w:val="22"/>
+        </w:rPr>
+        <w:t>.</w:t>
+      </w:r>
+      <w:r>
+        <w:rPr>
+          <w:rFonts w:ascii="Aptos" w:hAnsi="Aptos" w:cstheme="minorHAnsi"/>
+          <w:sz w:val="22"/>
+          <w:szCs w:val="22"/>
+        </w:rPr>
+        <w:t xml:space="preserve"> </w:t>
+      </w:r>
+      <w:r>
+        <w:rPr>
+          <w:rFonts w:ascii="Aptos" w:hAnsi="Aptos" w:cstheme="minorHAnsi"/>
+          <w:sz w:val="22"/>
+          <w:szCs w:val="22"/>
+        </w:rPr>
+        <w:t>A</w:t>
+      </w:r>
+      <w:r>
+        <w:rPr>
+          <w:rFonts w:ascii="Aptos" w:hAnsi="Aptos" w:cstheme="minorHAnsi"/>
+          <w:sz w:val="22"/>
+          <w:szCs w:val="22"/>
+        </w:rPr>
+        <w:t xml:space="preserve"> seguir, </w:t>
+      </w:r>
+      <w:r>
+        <w:rPr>
+          <w:rFonts w:ascii="Aptos" w:hAnsi="Aptos" w:cstheme="minorHAnsi"/>
+          <w:sz w:val="22"/>
+          <w:szCs w:val="22"/>
+        </w:rPr>
+        <w:t xml:space="preserve">estão </w:t>
+      </w:r>
+      <w:r>
+        <w:rPr>
+          <w:rFonts w:ascii="Aptos" w:hAnsi="Aptos" w:cstheme="minorHAnsi"/>
+          <w:sz w:val="22"/>
+          <w:szCs w:val="22"/>
+        </w:rPr>
+        <w:t>associad</w:t>
+      </w:r>
+      <w:r>
+        <w:rPr>
+          <w:rFonts w:ascii="Aptos" w:hAnsi="Aptos" w:cstheme="minorHAnsi"/>
+          <w:sz w:val="22"/>
+          <w:szCs w:val="22"/>
+        </w:rPr>
+        <w:t>o</w:t>
+      </w:r>
+      <w:r>
+        <w:rPr>
+          <w:rFonts w:ascii="Aptos" w:hAnsi="Aptos" w:cstheme="minorHAnsi"/>
+          <w:sz w:val="22"/>
+          <w:szCs w:val="22"/>
+        </w:rPr>
+        <w:t xml:space="preserve">s aos respectivos subtrechos, </w:t>
+      </w:r>
+      <w:r>
+        <w:rPr>
+          <w:rFonts w:ascii="Aptos" w:hAnsi="Aptos" w:cstheme="minorHAnsi"/>
+          <w:sz w:val="22"/>
+          <w:szCs w:val="22"/>
+        </w:rPr>
+        <w:t xml:space="preserve">possuem índices de </w:t>
+      </w:r>
+      <w:r>
+        <w:rPr>
+          <w:rFonts w:ascii="Aptos" w:hAnsi="Aptos" w:cstheme="minorHAnsi"/>
+          <w:sz w:val="22"/>
+          <w:szCs w:val="22"/>
+        </w:rPr>
+        <w:t xml:space="preserve">Índice de Gravidade Global (IGG) </w:t>
+      </w:r>
+      <w:r>
+        <w:rPr>
+          <w:rFonts w:ascii="Aptos" w:hAnsi="Aptos" w:cstheme="minorHAnsi"/>
+          <w:sz w:val="22"/>
+          <w:szCs w:val="22"/>
+        </w:rPr>
+        <w:t>e/ou Índice</w:t>
+      </w:r>
+      <w:r>
+        <w:rPr>
+          <w:rFonts w:ascii="Aptos" w:hAnsi="Aptos" w:cstheme="minorHAnsi"/>
+          <w:sz w:val="22"/>
+          <w:szCs w:val="22"/>
+        </w:rPr>
+        <w:t xml:space="preserve"> </w:t>
+      </w:r>
+      <w:r>
+        <w:rPr>
+          <w:rFonts w:ascii="Aptos" w:hAnsi="Aptos" w:cstheme="minorHAnsi"/>
+          <w:sz w:val="22"/>
+          <w:szCs w:val="22"/>
+        </w:rPr>
+        <w:t xml:space="preserve">de </w:t>
+      </w:r>
+      <w:r>
+        <w:rPr>
+          <w:rFonts w:ascii="Aptos" w:hAnsi="Aptos" w:cstheme="minorHAnsi"/>
+          <w:sz w:val="22"/>
+          <w:szCs w:val="22"/>
+        </w:rPr>
+        <w:t xml:space="preserve">Irregularidade Longitudinal (IRI) que </w:t>
+      </w:r>
+      <w:r>
+        <w:rPr>
+          <w:rFonts w:ascii="Aptos" w:hAnsi="Aptos" w:cstheme="minorHAnsi"/>
+          <w:sz w:val="22"/>
+          <w:szCs w:val="22"/>
+        </w:rPr>
+        <w:t xml:space="preserve">não </w:t>
+      </w:r>
+      <w:r>
+        <w:rPr>
+          <w:rFonts w:ascii="Aptos" w:hAnsi="Aptos" w:cstheme="minorHAnsi"/>
+          <w:sz w:val="22"/>
+          <w:szCs w:val="22"/>
+        </w:rPr>
+        <w:t>ultrapassaram o limite máximo</w:t>
+      </w:r>
+      <w:r>
+        <w:rPr>
+          <w:rFonts w:ascii="Aptos" w:hAnsi="Aptos" w:cstheme="minorHAnsi"/>
+          <w:sz w:val="22"/>
+          <w:szCs w:val="22"/>
+        </w:rPr>
+        <w:t>s</w:t>
+      </w:r>
+      <w:r>
+        <w:rPr>
+          <w:rFonts w:ascii="Aptos" w:hAnsi="Aptos" w:cstheme="minorHAnsi"/>
+          <w:sz w:val="22"/>
+          <w:szCs w:val="22"/>
+        </w:rPr>
+        <w:t xml:space="preserve"> previsto</w:t>
+      </w:r>
+      <w:r>
+        <w:rPr>
+          <w:rFonts w:ascii="Aptos" w:hAnsi="Aptos" w:cstheme="minorHAnsi"/>
+          <w:sz w:val="22"/>
+          <w:szCs w:val="22"/>
+        </w:rPr>
+        <w:t>s</w:t>
+      </w:r>
+      <w:r>
+        <w:rPr>
+          <w:rFonts w:ascii="Aptos" w:hAnsi="Aptos" w:cstheme="minorHAnsi"/>
+          <w:sz w:val="22"/>
+          <w:szCs w:val="22"/>
+        </w:rPr>
+        <w:t xml:space="preserve"> constantes do Relatório Anual 01 de novembro/2025 elaborado pelo Verificador Independente.</w:t>
+      </w:r>
+    </w:p>
+    <w:p>
+      <w:pPr>
+        <w:jc w:val="center"/>
+        <w:rPr>
+          <w:rFonts w:ascii="Aptos" w:hAnsi="Aptos"/>
+        </w:rPr>
+      </w:pPr>
+    </w:p>
+    <w:p>
+      <w:pPr>
+        <w:jc w:val="center"/>
+        <w:rPr>
+          <w:rFonts w:ascii="Aptos" w:hAnsi="Aptos"/>
+        </w:rPr>
+      </w:pPr>
+      <w:r>
+        <w:rPr>
+          <w:rFonts w:ascii="Aptos" w:hAnsi="Aptos"/>
+        </w:rPr>
+        <w:t xml:space="preserve">Quadro </w:t>
+      </w:r>
+      <w:r>
+        <w:rPr>
+          <w:rFonts w:ascii="Aptos" w:hAnsi="Aptos"/>
+        </w:rPr>
+        <w:t>3</w:t>
+      </w:r>
+      <w:r>
+        <w:rPr>
+          <w:rFonts w:ascii="Aptos" w:hAnsi="Aptos"/>
+        </w:rPr>
+        <w:t xml:space="preserve"> – </w:t>
+      </w:r>
+      <w:r>
+        <w:rPr>
+          <w:rFonts w:ascii="Aptos" w:hAnsi="Aptos"/>
+        </w:rPr>
+        <w:t>Trecho dos pontos de Atenção:</w:t>
+      </w:r>
+    </w:p>
+    <w:p>
+      <w:pPr>
+        <w:spacing w:after="0"/>
+        <w:jc w:val="both"/>
+        <w:rPr>
+          <w:rFonts w:ascii="Aptos" w:hAnsi="Aptos"/>
+        </w:rPr>
+      </w:pPr>
+    </w:p>
+    <w:p>
+      <w:pPr>
+        <w:spacing w:after="0"/>
+        <w:jc w:val="both"/>
+        <w:rPr>
+          <w:rFonts w:ascii="Aptos" w:hAnsi="Aptos"/>
+        </w:rPr>
+      </w:pPr>
+      <w:r>
+        <w:rPr>
+          <w:rFonts w:ascii="Aptos" w:hAnsi="Aptos"/>
+        </w:rPr>
+        <w:lastRenderedPageBreak/>
+        <w:t xml:space="preserve">O </w:t>
+      </w:r>
+      <w:r>
+        <w:rPr>
+          <w:rFonts w:ascii="Aptos" w:hAnsi="Aptos"/>
+          <w:b/>
+          <w:bCs/>
+        </w:rPr>
+        <w:t xml:space="preserve">Quadro </w:t>
+      </w:r>
+      <w:r>
+        <w:rPr>
+          <w:rFonts w:ascii="Aptos" w:hAnsi="Aptos"/>
+          <w:b/>
+          <w:bCs/>
+        </w:rPr>
+        <w:t>4</w:t>
+      </w:r>
+      <w:r>
+        <w:rPr>
+          <w:rFonts w:ascii="Aptos" w:hAnsi="Aptos"/>
+        </w:rPr>
+        <w:t>, a seguir, resume a</w:t>
+      </w:r>
+      <w:r>
+        <w:rPr>
+          <w:rFonts w:ascii="Aptos" w:hAnsi="Aptos"/>
+        </w:rPr>
+        <w:t>s Não Conformidades constatadas</w:t>
+      </w:r>
+      <w:r>
+        <w:rPr>
+          <w:rFonts w:ascii="Aptos" w:hAnsi="Aptos"/>
+        </w:rPr>
+        <w:t xml:space="preserve">, </w:t>
+      </w:r>
+      <w:r>
+        <w:rPr>
+          <w:rFonts w:ascii="Aptos" w:hAnsi="Aptos"/>
+        </w:rPr>
+        <w:t xml:space="preserve">relacionadas </w:t>
+      </w:r>
+      <w:r>
+        <w:rPr>
+          <w:rFonts w:ascii="Aptos" w:hAnsi="Aptos"/>
+        </w:rPr>
+        <w:t xml:space="preserve">ao </w:t>
+      </w:r>
+      <w:r>
+        <w:rPr>
+          <w:rFonts w:ascii="Aptos" w:hAnsi="Aptos"/>
+        </w:rPr>
+        <w:t>PDCL</w:t>
+      </w:r>
+      <w:r>
+        <w:rPr>
+          <w:rFonts w:ascii="Aptos" w:hAnsi="Aptos"/>
+        </w:rPr>
+        <w:t>, com</w:t>
+      </w:r>
+      <w:r>
+        <w:rPr>
+          <w:rFonts w:ascii="Aptos" w:hAnsi="Aptos"/>
+        </w:rPr>
+        <w:t xml:space="preserve"> </w:t>
+      </w:r>
+      <w:r>
+        <w:rPr>
+          <w:rFonts w:ascii="Aptos" w:hAnsi="Aptos"/>
+        </w:rPr>
+        <w:t>indicação d</w:t>
+      </w:r>
+      <w:r>
+        <w:rPr>
+          <w:rFonts w:ascii="Aptos" w:hAnsi="Aptos"/>
+        </w:rPr>
+        <w:t xml:space="preserve">os </w:t>
+      </w:r>
+      <w:r>
+        <w:rPr>
+          <w:rFonts w:ascii="Aptos" w:hAnsi="Aptos"/>
+        </w:rPr>
+        <w:t>respectivos</w:t>
+      </w:r>
+      <w:r>
+        <w:rPr>
+          <w:rFonts w:ascii="Aptos" w:hAnsi="Aptos"/>
+        </w:rPr>
+        <w:t xml:space="preserve"> </w:t>
+      </w:r>
+      <w:bookmarkStart w:id="65" w:name="_Int_4PAazmTg"/>
+      <w:r>
+        <w:rPr>
+          <w:rFonts w:ascii="Aptos" w:hAnsi="Aptos"/>
+        </w:rPr>
+        <w:t>registros</w:t>
+      </w:r>
+      <w:bookmarkEnd w:id="65"/>
+      <w:r>
+        <w:rPr>
+          <w:rFonts w:ascii="Aptos" w:hAnsi="Aptos"/>
+        </w:rPr>
+        <w:t xml:space="preserve"> fotográficos no </w:t>
+      </w:r>
+      <w:r>
+        <w:rPr>
+          <w:rFonts w:ascii="Aptos" w:hAnsi="Aptos"/>
+          <w:b/>
+          <w:bCs/>
+        </w:rPr>
+        <w:t xml:space="preserve">Apêndice </w:t>
+      </w:r>
+      <w:r>
+        <w:rPr>
+          <w:rFonts w:ascii="Aptos" w:hAnsi="Aptos"/>
+          <w:b/>
+          <w:bCs/>
+        </w:rPr>
+        <w:t xml:space="preserve">A </w:t>
+      </w:r>
+      <w:r>
+        <w:rPr>
+          <w:rFonts w:ascii="Aptos" w:hAnsi="Aptos"/>
+        </w:rPr>
+        <w:t xml:space="preserve">e </w:t>
+      </w:r>
+      <w:r>
+        <w:rPr>
+          <w:rFonts w:ascii="Aptos" w:hAnsi="Aptos" w:cstheme="minorHAnsi"/>
+        </w:rPr>
+        <w:t xml:space="preserve">Pontos de Atenção </w:t>
+      </w:r>
+      <w:r>
+        <w:rPr>
+          <w:rFonts w:ascii="Aptos" w:hAnsi="Aptos"/>
+        </w:rPr>
+        <w:t xml:space="preserve">respectivos registros fotográficos no </w:t>
+      </w:r>
+      <w:r>
+        <w:rPr>
+          <w:rFonts w:ascii="Aptos" w:hAnsi="Aptos"/>
+          <w:b/>
+          <w:bCs/>
+        </w:rPr>
+        <w:t xml:space="preserve">Apêndice </w:t>
+      </w:r>
+      <w:r>
+        <w:rPr>
+          <w:rFonts w:ascii="Aptos" w:hAnsi="Aptos"/>
+          <w:b/>
+          <w:bCs/>
+        </w:rPr>
+        <w:t>B</w:t>
+      </w:r>
+      <w:r>
+        <w:rPr>
+          <w:rFonts w:ascii="Aptos" w:hAnsi="Aptos"/>
+        </w:rPr>
+        <w:t>.</w:t>
+      </w:r>
+      <w:r>
+        <w:rPr>
+          <w:rFonts w:ascii="Aptos" w:hAnsi="Aptos"/>
+        </w:rPr>
+        <w:t xml:space="preserve"> A descrição da evidência está re</w:t>
+      </w:r>
+      <w:r>
+        <w:rPr>
+          <w:rFonts w:ascii="Aptos" w:hAnsi="Aptos"/>
+        </w:rPr>
+        <w:t>ferenciada conforme a</w:t>
+      </w:r>
+      <w:r>
+        <w:rPr>
+          <w:rFonts w:ascii="Aptos" w:hAnsi="Aptos"/>
+        </w:rPr>
+        <w:t xml:space="preserve"> norma de descrição de defeitos do DNIT.</w:t>
+      </w:r>
+    </w:p>
+    <w:p>
+      <w:pPr>
+        <w:pStyle w:val="Corpodetexto"/>
+        <w:spacing w:line="283" w:lineRule="auto"/>
+        <w:ind w:right="124"/>
+        <w:jc w:val="both"/>
+        <w:rPr>
+          <w:rFonts w:ascii="Aptos" w:hAnsi="Aptos"/>
+        </w:rPr>
+      </w:pPr>
+    </w:p>
+    <w:p>
+      <w:pPr>
+        <w:jc w:val="center"/>
+        <w:rPr>
+          <w:rFonts w:ascii="Aptos" w:hAnsi="Aptos"/>
+        </w:rPr>
+      </w:pPr>
+      <w:r>
+        <w:rPr>
+          <w:rFonts w:ascii="Aptos" w:hAnsi="Aptos"/>
+          <w:b/>
+          <w:bCs/>
+        </w:rPr>
+        <w:t xml:space="preserve">Quadro </w:t>
+      </w:r>
+      <w:r>
+        <w:rPr>
+          <w:rFonts w:ascii="Aptos" w:hAnsi="Aptos"/>
+          <w:b/>
+          <w:bCs/>
+        </w:rPr>
+        <w:t>4</w:t>
+      </w:r>
+      <w:r>
+        <w:rPr>
+          <w:rFonts w:ascii="Aptos" w:hAnsi="Aptos"/>
+          <w:b/>
+          <w:bCs/>
+        </w:rPr>
+        <w:t xml:space="preserve"> </w:t>
+      </w:r>
+      <w:r>
+        <w:rPr>
+          <w:rFonts w:ascii="Aptos" w:hAnsi="Aptos"/>
+        </w:rPr>
+        <w:t>–</w:t>
+      </w:r>
+      <w:r>
+        <w:rPr>
+          <w:rFonts w:ascii="Aptos" w:hAnsi="Aptos"/>
+        </w:rPr>
+        <w:t xml:space="preserve"> </w:t>
+      </w:r>
+      <w:r>
+        <w:rPr>
+          <w:rFonts w:ascii="Aptos" w:hAnsi="Aptos"/>
+        </w:rPr>
+        <w:t>N</w:t>
+      </w:r>
+      <w:r>
+        <w:rPr>
+          <w:rFonts w:ascii="Aptos" w:hAnsi="Aptos"/>
+        </w:rPr>
+        <w:t xml:space="preserve">ão Conformidades por </w:t>
+      </w:r>
+      <w:r>
+        <w:rPr>
+          <w:rFonts w:ascii="Aptos" w:hAnsi="Aptos"/>
+        </w:rPr>
+        <w:t>Rodovia</w:t>
+      </w:r>
+      <w:r>
+        <w:rPr>
+          <w:rFonts w:ascii="Aptos" w:hAnsi="Aptos"/>
+        </w:rPr>
+        <w:t>/</w:t>
+      </w:r>
+      <w:r>
+        <w:rPr>
+          <w:rFonts w:ascii="Aptos" w:hAnsi="Aptos"/>
+        </w:rPr>
+        <w:t>Sentido</w:t>
+      </w:r>
+    </w:p>
+    <w:p>
+      <w:pPr>
+        <w:rPr>
+          <w:rFonts w:ascii="Aptos" w:hAnsi="Aptos"/>
+        </w:rPr>
+      </w:pPr>
+    </w:p>
+    <w:p>
+      <w:pPr>
+        <w:jc w:val="center"/>
+        <w:rPr>
+          <w:rFonts w:ascii="Aptos" w:hAnsi="Aptos"/>
+        </w:rPr>
+      </w:pPr>
+      <w:r>
+        <w:rPr>
+          <w:rFonts w:ascii="Aptos" w:hAnsi="Aptos"/>
+          <w:b/>
+          <w:bCs/>
+        </w:rPr>
+        <w:t xml:space="preserve">Quadro </w:t>
+      </w:r>
+      <w:r>
+        <w:rPr>
+          <w:rFonts w:ascii="Aptos" w:hAnsi="Aptos"/>
+          <w:b/>
+          <w:bCs/>
+        </w:rPr>
+        <w:t>5</w:t>
+      </w:r>
+      <w:r>
+        <w:rPr>
+          <w:rFonts w:ascii="Aptos" w:hAnsi="Aptos"/>
+          <w:b/>
+          <w:bCs/>
+        </w:rPr>
+        <w:t xml:space="preserve"> </w:t>
+      </w:r>
+      <w:r>
+        <w:rPr>
+          <w:rFonts w:ascii="Aptos" w:hAnsi="Aptos"/>
+        </w:rPr>
+        <w:t xml:space="preserve">– </w:t>
+      </w:r>
+      <w:r>
+        <w:rPr>
+          <w:rFonts w:ascii="Aptos" w:hAnsi="Aptos"/>
+        </w:rPr>
+        <w:t>Pontos de Atenção</w:t>
+      </w:r>
+      <w:r>
+        <w:rPr>
+          <w:rFonts w:ascii="Aptos" w:hAnsi="Aptos"/>
+        </w:rPr>
+        <w:t xml:space="preserve"> por Rodovia/Sentido</w:t>
+      </w:r>
+    </w:p>
+    <w:p>
+      <w:pPr>
+        <w:rPr>
+          <w:rFonts w:ascii="Aptos" w:hAnsi="Aptos"/>
+        </w:rPr>
+      </w:pPr>
+    </w:p>
+    <w:p>
+      <w:pPr>
+        <w:rPr>
+          <w:rFonts w:ascii="Aptos" w:hAnsi="Aptos"/>
+        </w:rPr>
+      </w:pPr>
+    </w:p>
+    <w:p>
+      <w:pPr>
+        <w:rPr>
+          <w:rFonts w:ascii="Aptos" w:hAnsi="Aptos"/>
+        </w:rPr>
+      </w:pPr>
+    </w:p>
+    <w:p>
+      <w:pPr>
+        <w:pStyle w:val="Ttulo3"/>
+        <w:numPr>
+          <w:ilvl w:val="0"/>
+          <w:numId w:val="5"/>
+        </w:numPr>
+        <w:rPr>
+          <w:rFonts w:ascii="Aptos" w:hAnsi="Aptos"/>
+          <w:b/>
+          <w:bCs/>
+          <w:color w:val="auto"/>
+          <w:sz w:val="24"/>
+          <w:szCs w:val="24"/>
+        </w:rPr>
+      </w:pPr>
+      <w:bookmarkStart w:id="66" w:name="bookmark-BiCTFzzCUlmzKTWj"/>
+      <w:bookmarkStart w:id="67" w:name="_Toc217993493"/>
+      <w:bookmarkStart w:id="68" w:name="_Toc22548408"/>
+      <w:bookmarkEnd w:id="66"/>
+      <w:r>
+        <w:rPr>
+          <w:rFonts w:ascii="Aptos" w:hAnsi="Aptos"/>
+          <w:b/>
+          <w:bCs/>
+          <w:color w:val="auto"/>
+          <w:sz w:val="24"/>
+          <w:szCs w:val="24"/>
+        </w:rPr>
         <w:t>DETERMINAÇÕES GERAIS</w:t>
       </w:r>
-      <w:bookmarkEnd w:id="1"/>
+      <w:bookmarkEnd w:id="67"/>
     </w:p>
     <w:p>
       <w:pPr>
@@ -296,13 +7720,13 @@
           <w:szCs w:val="24"/>
         </w:rPr>
       </w:pPr>
-      <w:bookmarkStart w:id="3" w:name="_Toc125367691"/>
-      <w:bookmarkStart w:id="4" w:name="bookmark-zkbJ5iSahyjRaqrY"/>
-      <w:bookmarkStart w:id="5" w:name="bookmark-q2BWn46sLp5DyEUv"/>
-      <w:bookmarkStart w:id="6" w:name="_Toc217993494"/>
-      <w:bookmarkEnd w:id="3"/>
-      <w:bookmarkEnd w:id="4"/>
-      <w:bookmarkEnd w:id="5"/>
+      <w:bookmarkStart w:id="69" w:name="_Toc125367691"/>
+      <w:bookmarkStart w:id="70" w:name="bookmark-zkbJ5iSahyjRaqrY"/>
+      <w:bookmarkStart w:id="71" w:name="bookmark-q2BWn46sLp5DyEUv"/>
+      <w:bookmarkStart w:id="72" w:name="_Toc217993494"/>
+      <w:bookmarkEnd w:id="69"/>
+      <w:bookmarkEnd w:id="70"/>
+      <w:bookmarkEnd w:id="71"/>
       <w:r>
         <w:rPr>
           <w:rFonts w:ascii="Aptos" w:hAnsi="Aptos"/>
@@ -314,7 +7738,7 @@
         </w:rPr>
         <w:t>RECOMENDAÇÕES</w:t>
       </w:r>
-      <w:bookmarkEnd w:id="6"/>
+      <w:bookmarkEnd w:id="72"/>
     </w:p>
     <w:p>
       <w:pPr>
@@ -528,9 +7952,9 @@
           <w:szCs w:val="24"/>
         </w:rPr>
       </w:pPr>
-      <w:bookmarkStart w:id="7" w:name="bookmark-k9hJhoz87kQZYTGG"/>
-      <w:bookmarkStart w:id="8" w:name="_Toc217993495"/>
-      <w:bookmarkEnd w:id="7"/>
+      <w:bookmarkStart w:id="73" w:name="bookmark-k9hJhoz87kQZYTGG"/>
+      <w:bookmarkStart w:id="74" w:name="_Toc217993495"/>
+      <w:bookmarkEnd w:id="73"/>
       <w:r>
         <w:rPr>
           <w:rFonts w:ascii="Aptos" w:hAnsi="Aptos"/>
@@ -542,7 +7966,7 @@
         </w:rPr>
         <w:t>CONCLUSÕES</w:t>
       </w:r>
-      <w:bookmarkEnd w:id="8"/>
+      <w:bookmarkEnd w:id="74"/>
     </w:p>
     <w:p>
       <w:pPr>
@@ -558,14 +7982,14 @@
           <w:rFonts w:ascii="Aptos" w:hAnsi="Aptos"/>
         </w:rPr>
       </w:pPr>
-      <w:bookmarkStart w:id="9" w:name="_Int_sN81HJAT"/>
+      <w:bookmarkStart w:id="75" w:name="_Int_sN81HJAT"/>
       <w:r>
         <w:rPr>
           <w:rFonts w:ascii="Aptos" w:hAnsi="Aptos"/>
         </w:rPr>
         <w:t xml:space="preserve">Tendo em vista as ações de fiscalização realizadas pela Arpe foram constatadas </w:t>
       </w:r>
-      <w:bookmarkEnd w:id="9"/>
+      <w:bookmarkEnd w:id="75"/>
       <w:r>
         <w:rPr>
           <w:rFonts w:ascii="Aptos" w:hAnsi="Aptos"/>
@@ -778,7 +8202,14 @@
         <w:rPr>
           <w:rFonts w:ascii="Aptos" w:hAnsi="Aptos"/>
         </w:rPr>
-        <w:t>Recomenda-se, por fim, o encaminhamento deste Relatório de Fiscalização para que Suape, na qualidade de Gestor do Contrato e Regulador desse Sistema Viário, realize as providências cabíveis junto à Concessionária Rota do Atlântico com o objetivo de garantir a regularização das Não Conformidades pendentes apontadas por esta Agência de Regulação.</w:t>
+        <w:t xml:space="preserve">Recomenda-se, por fim, o encaminhamento deste Relatório de Fiscalização para que Suape, na qualidade de Gestor do Contrato e Regulador desse Sistema Viário, realize as providências cabíveis junto à Concessionária </w:t>
+      </w:r>
+      <w:r>
+        <w:rPr>
+          <w:rFonts w:ascii="Aptos" w:hAnsi="Aptos"/>
+        </w:rPr>
+        <w:lastRenderedPageBreak/>
+        <w:t>Rota do Atlântico com o objetivo de garantir a regularização das Não Conformidades pendentes apontadas por esta Agência de Regulação.</w:t>
       </w:r>
     </w:p>
     <w:p>
@@ -814,9 +8245,9 @@
           <w:szCs w:val="24"/>
         </w:rPr>
       </w:pPr>
-      <w:bookmarkStart w:id="10" w:name="bookmark-Dl1bp1I3dywyzrDi"/>
-      <w:bookmarkStart w:id="11" w:name="_Toc217993496"/>
-      <w:bookmarkEnd w:id="10"/>
+      <w:bookmarkStart w:id="76" w:name="bookmark-Dl1bp1I3dywyzrDi"/>
+      <w:bookmarkStart w:id="77" w:name="_Toc217993496"/>
+      <w:bookmarkEnd w:id="76"/>
       <w:r>
         <w:rPr>
           <w:rFonts w:ascii="Aptos" w:hAnsi="Aptos"/>
@@ -894,8 +8325,8 @@
         </w:rPr>
         <w:t>NÃO CONFORMIDADES</w:t>
       </w:r>
-      <w:bookmarkEnd w:id="2"/>
-      <w:bookmarkEnd w:id="11"/>
+      <w:bookmarkEnd w:id="68"/>
+      <w:bookmarkEnd w:id="77"/>
     </w:p>
     <w:p>
       <w:pPr>
